--- a/5th semester/Информационная безопасность баз данных/Курсовая работа/Курсовая работа.docx
+++ b/5th semester/Информационная безопасность баз данных/Курсовая работа/Курсовая работа.docx
@@ -5258,114 +5258,54 @@
             </w:rPr>
             <w:fldChar w:fldCharType="separate"/>
           </w:r>
-          <w:hyperlink w:anchor="_Toc215234997" w:history="1">
+          <w:hyperlink w:anchor="_Toc220246372" w:history="1">
             <w:r>
               <w:rPr>
                 <w:rStyle w:val="ab"/>
                 <w:noProof/>
               </w:rPr>
-              <w:t>Список</w:t>
-            </w:r>
-            <w:r>
-              <w:rPr>
-                <w:rStyle w:val="ab"/>
+              <w:t>Список сокращений и условных обозначений</w:t>
+            </w:r>
+            <w:r>
+              <w:rPr>
                 <w:noProof/>
-                <w:lang w:val="en-US"/>
-              </w:rPr>
-              <w:t xml:space="preserve"> </w:t>
-            </w:r>
-            <w:r>
-              <w:rPr>
-                <w:rStyle w:val="ab"/>
+                <w:webHidden/>
+              </w:rPr>
+              <w:tab/>
+            </w:r>
+            <w:r>
+              <w:rPr>
                 <w:noProof/>
-              </w:rPr>
-              <w:t>сокращений</w:t>
-            </w:r>
-            <w:r>
-              <w:rPr>
-                <w:rStyle w:val="ab"/>
+                <w:webHidden/>
+              </w:rPr>
+              <w:fldChar w:fldCharType="begin"/>
+            </w:r>
+            <w:r>
+              <w:rPr>
                 <w:noProof/>
-                <w:lang w:val="en-US"/>
-              </w:rPr>
-              <w:t xml:space="preserve"> </w:t>
-            </w:r>
-            <w:r>
-              <w:rPr>
-                <w:rStyle w:val="ab"/>
+                <w:webHidden/>
+              </w:rPr>
+              <w:instrText xml:space="preserve"> PAGEREF _Toc220246372 \h </w:instrText>
+            </w:r>
+            <w:r>
+              <w:rPr>
                 <w:noProof/>
-              </w:rPr>
-              <w:t>и</w:t>
-            </w:r>
-            <w:r>
-              <w:rPr>
-                <w:rStyle w:val="ab"/>
+                <w:webHidden/>
+              </w:rPr>
+            </w:r>
+            <w:r>
+              <w:rPr>
                 <w:noProof/>
-                <w:lang w:val="en-US"/>
-              </w:rPr>
-              <w:t xml:space="preserve"> </w:t>
-            </w:r>
-            <w:r>
-              <w:rPr>
-                <w:rStyle w:val="ab"/>
+                <w:webHidden/>
+              </w:rPr>
+              <w:fldChar w:fldCharType="separate"/>
+            </w:r>
+            <w:r>
+              <w:rPr>
                 <w:noProof/>
-              </w:rPr>
-              <w:t>условных</w:t>
-            </w:r>
-            <w:r>
-              <w:rPr>
-                <w:rStyle w:val="ab"/>
-                <w:noProof/>
-                <w:lang w:val="en-US"/>
-              </w:rPr>
-              <w:t xml:space="preserve"> </w:t>
-            </w:r>
-            <w:r>
-              <w:rPr>
-                <w:rStyle w:val="ab"/>
-                <w:noProof/>
-              </w:rPr>
-              <w:t>обозначений</w:t>
-            </w:r>
-            <w:r>
-              <w:rPr>
-                <w:noProof/>
-                <w:webHidden/>
-              </w:rPr>
-              <w:tab/>
-            </w:r>
-            <w:r>
-              <w:rPr>
-                <w:noProof/>
-                <w:webHidden/>
-              </w:rPr>
-              <w:fldChar w:fldCharType="begin"/>
-            </w:r>
-            <w:r>
-              <w:rPr>
-                <w:noProof/>
-                <w:webHidden/>
-              </w:rPr>
-              <w:instrText xml:space="preserve"> PAGEREF _Toc215234997 \h </w:instrText>
-            </w:r>
-            <w:r>
-              <w:rPr>
-                <w:noProof/>
-                <w:webHidden/>
-              </w:rPr>
-            </w:r>
-            <w:r>
-              <w:rPr>
-                <w:noProof/>
-                <w:webHidden/>
-              </w:rPr>
-              <w:fldChar w:fldCharType="separate"/>
-            </w:r>
-            <w:r>
-              <w:rPr>
-                <w:noProof/>
-                <w:webHidden/>
-              </w:rPr>
-              <w:t>6</w:t>
+                <w:webHidden/>
+              </w:rPr>
+              <w:t>7</w:t>
             </w:r>
             <w:r>
               <w:rPr>
@@ -5390,7 +5330,7 @@
               <w14:ligatures w14:val="standardContextual"/>
             </w:rPr>
           </w:pPr>
-          <w:hyperlink w:anchor="_Toc215234998" w:history="1">
+          <w:hyperlink w:anchor="_Toc220246373" w:history="1">
             <w:r>
               <w:rPr>
                 <w:rStyle w:val="ab"/>
@@ -5417,7 +5357,7 @@
                 <w:noProof/>
                 <w:webHidden/>
               </w:rPr>
-              <w:instrText xml:space="preserve"> PAGEREF _Toc215234998 \h </w:instrText>
+              <w:instrText xml:space="preserve"> PAGEREF _Toc220246373 \h </w:instrText>
             </w:r>
             <w:r>
               <w:rPr>
@@ -5437,7 +5377,7 @@
                 <w:noProof/>
                 <w:webHidden/>
               </w:rPr>
-              <w:t>7</w:t>
+              <w:t>8</w:t>
             </w:r>
             <w:r>
               <w:rPr>
@@ -5462,7 +5402,7 @@
               <w14:ligatures w14:val="standardContextual"/>
             </w:rPr>
           </w:pPr>
-          <w:hyperlink w:anchor="_Toc215234999" w:history="1">
+          <w:hyperlink w:anchor="_Toc220246374" w:history="1">
             <w:r>
               <w:rPr>
                 <w:rStyle w:val="ab"/>
@@ -5489,7 +5429,7 @@
                 <w:noProof/>
                 <w:webHidden/>
               </w:rPr>
-              <w:instrText xml:space="preserve"> PAGEREF _Toc215234999 \h </w:instrText>
+              <w:instrText xml:space="preserve"> PAGEREF _Toc220246374 \h </w:instrText>
             </w:r>
             <w:r>
               <w:rPr>
@@ -5509,7 +5449,7 @@
                 <w:noProof/>
                 <w:webHidden/>
               </w:rPr>
-              <w:t>8</w:t>
+              <w:t>9</w:t>
             </w:r>
             <w:r>
               <w:rPr>
@@ -5535,7 +5475,7 @@
               <w14:ligatures w14:val="standardContextual"/>
             </w:rPr>
           </w:pPr>
-          <w:hyperlink w:anchor="_Toc215235000" w:history="1">
+          <w:hyperlink w:anchor="_Toc220246375" w:history="1">
             <w:r>
               <w:rPr>
                 <w:rStyle w:val="ab"/>
@@ -5609,7 +5549,7 @@
                 <w:noProof/>
                 <w:webHidden/>
               </w:rPr>
-              <w:instrText xml:space="preserve"> PAGEREF _Toc215235000 \h </w:instrText>
+              <w:instrText xml:space="preserve"> PAGEREF _Toc220246375 \h </w:instrText>
             </w:r>
             <w:r>
               <w:rPr>
@@ -5629,7 +5569,7 @@
                 <w:noProof/>
                 <w:webHidden/>
               </w:rPr>
-              <w:t>9</w:t>
+              <w:t>10</w:t>
             </w:r>
             <w:r>
               <w:rPr>
@@ -5651,7 +5591,7 @@
               <w14:ligatures w14:val="standardContextual"/>
             </w:rPr>
           </w:pPr>
-          <w:hyperlink w:anchor="_Toc215235001" w:history="1">
+          <w:hyperlink w:anchor="_Toc220246376" w:history="1">
             <w:r>
               <w:rPr>
                 <w:rStyle w:val="ab"/>
@@ -5690,7 +5630,7 @@
               <w:rPr>
                 <w:webHidden/>
               </w:rPr>
-              <w:instrText xml:space="preserve"> PAGEREF _Toc215235001 \h </w:instrText>
+              <w:instrText xml:space="preserve"> PAGEREF _Toc220246376 \h </w:instrText>
             </w:r>
             <w:r>
               <w:rPr>
@@ -5707,7 +5647,7 @@
               <w:rPr>
                 <w:webHidden/>
               </w:rPr>
-              <w:t>9</w:t>
+              <w:t>10</w:t>
             </w:r>
             <w:r>
               <w:rPr>
@@ -5728,7 +5668,7 @@
               <w14:ligatures w14:val="standardContextual"/>
             </w:rPr>
           </w:pPr>
-          <w:hyperlink w:anchor="_Toc215235002" w:history="1">
+          <w:hyperlink w:anchor="_Toc220246377" w:history="1">
             <w:r>
               <w:rPr>
                 <w:rStyle w:val="ab"/>
@@ -5767,7 +5707,7 @@
               <w:rPr>
                 <w:webHidden/>
               </w:rPr>
-              <w:instrText xml:space="preserve"> PAGEREF _Toc215235002 \h </w:instrText>
+              <w:instrText xml:space="preserve"> PAGEREF _Toc220246377 \h </w:instrText>
             </w:r>
             <w:r>
               <w:rPr>
@@ -5784,7 +5724,7 @@
               <w:rPr>
                 <w:webHidden/>
               </w:rPr>
-              <w:t>9</w:t>
+              <w:t>11</w:t>
             </w:r>
             <w:r>
               <w:rPr>
@@ -5805,7 +5745,7 @@
               <w14:ligatures w14:val="standardContextual"/>
             </w:rPr>
           </w:pPr>
-          <w:hyperlink w:anchor="_Toc215235003" w:history="1">
+          <w:hyperlink w:anchor="_Toc220246378" w:history="1">
             <w:r>
               <w:rPr>
                 <w:rStyle w:val="ab"/>
@@ -5844,7 +5784,7 @@
               <w:rPr>
                 <w:webHidden/>
               </w:rPr>
-              <w:instrText xml:space="preserve"> PAGEREF _Toc215235003 \h </w:instrText>
+              <w:instrText xml:space="preserve"> PAGEREF _Toc220246378 \h </w:instrText>
             </w:r>
             <w:r>
               <w:rPr>
@@ -5861,7 +5801,7 @@
               <w:rPr>
                 <w:webHidden/>
               </w:rPr>
-              <w:t>10</w:t>
+              <w:t>11</w:t>
             </w:r>
             <w:r>
               <w:rPr>
@@ -5882,7 +5822,7 @@
               <w14:ligatures w14:val="standardContextual"/>
             </w:rPr>
           </w:pPr>
-          <w:hyperlink w:anchor="_Toc215235004" w:history="1">
+          <w:hyperlink w:anchor="_Toc220246379" w:history="1">
             <w:r>
               <w:rPr>
                 <w:rStyle w:val="ab"/>
@@ -5921,7 +5861,7 @@
               <w:rPr>
                 <w:webHidden/>
               </w:rPr>
-              <w:instrText xml:space="preserve"> PAGEREF _Toc215235004 \h </w:instrText>
+              <w:instrText xml:space="preserve"> PAGEREF _Toc220246379 \h </w:instrText>
             </w:r>
             <w:r>
               <w:rPr>
@@ -5938,7 +5878,85 @@
               <w:rPr>
                 <w:webHidden/>
               </w:rPr>
-              <w:t>10</w:t>
+              <w:t>11</w:t>
+            </w:r>
+            <w:r>
+              <w:rPr>
+                <w:webHidden/>
+              </w:rPr>
+              <w:fldChar w:fldCharType="end"/>
+            </w:r>
+          </w:hyperlink>
+        </w:p>
+        <w:p>
+          <w:pPr>
+            <w:pStyle w:val="20"/>
+            <w:rPr>
+              <w:rFonts w:asciiTheme="minorHAnsi" w:hAnsiTheme="minorHAnsi" w:cstheme="minorBidi"/>
+              <w:bCs w:val="0"/>
+              <w:kern w:val="2"/>
+              <w:lang w:eastAsia="ru-RU"/>
+              <w14:ligatures w14:val="standardContextual"/>
+            </w:rPr>
+          </w:pPr>
+          <w:hyperlink w:anchor="_Toc220246380" w:history="1">
+            <w:r>
+              <w:rPr>
+                <w:rStyle w:val="ab"/>
+                <w:lang w:val="en-US"/>
+              </w:rPr>
+              <w:t>1.5</w:t>
+            </w:r>
+            <w:r>
+              <w:rPr>
+                <w:rFonts w:asciiTheme="minorHAnsi" w:hAnsiTheme="minorHAnsi" w:cstheme="minorBidi"/>
+                <w:bCs w:val="0"/>
+                <w:kern w:val="2"/>
+                <w:lang w:eastAsia="ru-RU"/>
+                <w14:ligatures w14:val="standardContextual"/>
+              </w:rPr>
+              <w:tab/>
+            </w:r>
+            <w:r>
+              <w:rPr>
+                <w:rStyle w:val="ab"/>
+              </w:rPr>
+              <w:t>Анализ текущего состояния безопасности</w:t>
+            </w:r>
+            <w:r>
+              <w:rPr>
+                <w:webHidden/>
+              </w:rPr>
+              <w:tab/>
+            </w:r>
+            <w:r>
+              <w:rPr>
+                <w:webHidden/>
+              </w:rPr>
+              <w:fldChar w:fldCharType="begin"/>
+            </w:r>
+            <w:r>
+              <w:rPr>
+                <w:webHidden/>
+              </w:rPr>
+              <w:instrText xml:space="preserve"> PAGEREF _Toc220246380 \h </w:instrText>
+            </w:r>
+            <w:r>
+              <w:rPr>
+                <w:webHidden/>
+              </w:rPr>
+            </w:r>
+            <w:r>
+              <w:rPr>
+                <w:webHidden/>
+              </w:rPr>
+              <w:fldChar w:fldCharType="separate"/>
+            </w:r>
+            <w:r>
+              <w:rPr>
+                <w:webHidden/>
+              </w:rPr>
+              <w:t>12</w:t>
             </w:r>
             <w:r>
               <w:rPr>
@@ -5963,7 +5981,7 @@
               <w14:ligatures w14:val="standardContextual"/>
             </w:rPr>
           </w:pPr>
-          <w:hyperlink w:anchor="_Toc215235005" w:history="1">
+          <w:hyperlink w:anchor="_Toc220246381" w:history="1">
             <w:r>
               <w:rPr>
                 <w:rStyle w:val="ab"/>
@@ -6015,7 +6033,7 @@
                 <w:noProof/>
                 <w:webHidden/>
               </w:rPr>
-              <w:instrText xml:space="preserve"> PAGEREF _Toc215235005 \h </w:instrText>
+              <w:instrText xml:space="preserve"> PAGEREF _Toc220246381 \h </w:instrText>
             </w:r>
             <w:r>
               <w:rPr>
@@ -6035,7 +6053,7 @@
                 <w:noProof/>
                 <w:webHidden/>
               </w:rPr>
-              <w:t>11</w:t>
+              <w:t>13</w:t>
             </w:r>
             <w:r>
               <w:rPr>
@@ -6057,7 +6075,7 @@
               <w14:ligatures w14:val="standardContextual"/>
             </w:rPr>
           </w:pPr>
-          <w:hyperlink w:anchor="_Toc215235006" w:history="1">
+          <w:hyperlink w:anchor="_Toc220246382" w:history="1">
             <w:r>
               <w:rPr>
                 <w:rStyle w:val="ab"/>
@@ -6096,7 +6114,7 @@
               <w:rPr>
                 <w:webHidden/>
               </w:rPr>
-              <w:instrText xml:space="preserve"> PAGEREF _Toc215235006 \h </w:instrText>
+              <w:instrText xml:space="preserve"> PAGEREF _Toc220246382 \h </w:instrText>
             </w:r>
             <w:r>
               <w:rPr>
@@ -6113,7 +6131,7 @@
               <w:rPr>
                 <w:webHidden/>
               </w:rPr>
-              <w:t>11</w:t>
+              <w:t>13</w:t>
             </w:r>
             <w:r>
               <w:rPr>
@@ -6134,7 +6152,7 @@
               <w14:ligatures w14:val="standardContextual"/>
             </w:rPr>
           </w:pPr>
-          <w:hyperlink w:anchor="_Toc215235007" w:history="1">
+          <w:hyperlink w:anchor="_Toc220246383" w:history="1">
             <w:r>
               <w:rPr>
                 <w:rStyle w:val="ab"/>
@@ -6173,7 +6191,7 @@
               <w:rPr>
                 <w:webHidden/>
               </w:rPr>
-              <w:instrText xml:space="preserve"> PAGEREF _Toc215235007 \h </w:instrText>
+              <w:instrText xml:space="preserve"> PAGEREF _Toc220246383 \h </w:instrText>
             </w:r>
             <w:r>
               <w:rPr>
@@ -6190,7 +6208,7 @@
               <w:rPr>
                 <w:webHidden/>
               </w:rPr>
-              <w:t>11</w:t>
+              <w:t>13</w:t>
             </w:r>
             <w:r>
               <w:rPr>
@@ -6211,7 +6229,7 @@
               <w14:ligatures w14:val="standardContextual"/>
             </w:rPr>
           </w:pPr>
-          <w:hyperlink w:anchor="_Toc215235008" w:history="1">
+          <w:hyperlink w:anchor="_Toc220246384" w:history="1">
             <w:r>
               <w:rPr>
                 <w:rStyle w:val="ab"/>
@@ -6250,7 +6268,7 @@
               <w:rPr>
                 <w:webHidden/>
               </w:rPr>
-              <w:instrText xml:space="preserve"> PAGEREF _Toc215235008 \h </w:instrText>
+              <w:instrText xml:space="preserve"> PAGEREF _Toc220246384 \h </w:instrText>
             </w:r>
             <w:r>
               <w:rPr>
@@ -6267,7 +6285,7 @@
               <w:rPr>
                 <w:webHidden/>
               </w:rPr>
-              <w:t>11</w:t>
+              <w:t>13</w:t>
             </w:r>
             <w:r>
               <w:rPr>
@@ -6288,7 +6306,7 @@
               <w14:ligatures w14:val="standardContextual"/>
             </w:rPr>
           </w:pPr>
-          <w:hyperlink w:anchor="_Toc215235009" w:history="1">
+          <w:hyperlink w:anchor="_Toc220246385" w:history="1">
             <w:r>
               <w:rPr>
                 <w:rStyle w:val="ab"/>
@@ -6327,7 +6345,7 @@
               <w:rPr>
                 <w:webHidden/>
               </w:rPr>
-              <w:instrText xml:space="preserve"> PAGEREF _Toc215235009 \h </w:instrText>
+              <w:instrText xml:space="preserve"> PAGEREF _Toc220246385 \h </w:instrText>
             </w:r>
             <w:r>
               <w:rPr>
@@ -6344,7 +6362,7 @@
               <w:rPr>
                 <w:webHidden/>
               </w:rPr>
-              <w:t>11</w:t>
+              <w:t>13</w:t>
             </w:r>
             <w:r>
               <w:rPr>
@@ -6365,7 +6383,7 @@
               <w14:ligatures w14:val="standardContextual"/>
             </w:rPr>
           </w:pPr>
-          <w:hyperlink w:anchor="_Toc215235010" w:history="1">
+          <w:hyperlink w:anchor="_Toc220246386" w:history="1">
             <w:r>
               <w:rPr>
                 <w:rStyle w:val="ab"/>
@@ -6404,7 +6422,7 @@
               <w:rPr>
                 <w:webHidden/>
               </w:rPr>
-              <w:instrText xml:space="preserve"> PAGEREF _Toc215235010 \h </w:instrText>
+              <w:instrText xml:space="preserve"> PAGEREF _Toc220246386 \h </w:instrText>
             </w:r>
             <w:r>
               <w:rPr>
@@ -6421,7 +6439,7 @@
               <w:rPr>
                 <w:webHidden/>
               </w:rPr>
-              <w:t>11</w:t>
+              <w:t>13</w:t>
             </w:r>
             <w:r>
               <w:rPr>
@@ -6446,7 +6464,7 @@
               <w14:ligatures w14:val="standardContextual"/>
             </w:rPr>
           </w:pPr>
-          <w:hyperlink w:anchor="_Toc215235011" w:history="1">
+          <w:hyperlink w:anchor="_Toc220246387" w:history="1">
             <w:r>
               <w:rPr>
                 <w:rStyle w:val="ab"/>
@@ -6490,7 +6508,7 @@
                 <w:noProof/>
                 <w:webHidden/>
               </w:rPr>
-              <w:instrText xml:space="preserve"> PAGEREF _Toc215235011 \h </w:instrText>
+              <w:instrText xml:space="preserve"> PAGEREF _Toc220246387 \h </w:instrText>
             </w:r>
             <w:r>
               <w:rPr>
@@ -6510,7 +6528,7 @@
                 <w:noProof/>
                 <w:webHidden/>
               </w:rPr>
-              <w:t>13</w:t>
+              <w:t>15</w:t>
             </w:r>
             <w:r>
               <w:rPr>
@@ -6532,7 +6550,7 @@
               <w14:ligatures w14:val="standardContextual"/>
             </w:rPr>
           </w:pPr>
-          <w:hyperlink w:anchor="_Toc215235012" w:history="1">
+          <w:hyperlink w:anchor="_Toc220246388" w:history="1">
             <w:r>
               <w:rPr>
                 <w:rStyle w:val="ab"/>
@@ -6571,7 +6589,7 @@
               <w:rPr>
                 <w:webHidden/>
               </w:rPr>
-              <w:instrText xml:space="preserve"> PAGEREF _Toc215235012 \h </w:instrText>
+              <w:instrText xml:space="preserve"> PAGEREF _Toc220246388 \h </w:instrText>
             </w:r>
             <w:r>
               <w:rPr>
@@ -6588,7 +6606,7 @@
               <w:rPr>
                 <w:webHidden/>
               </w:rPr>
-              <w:t>13</w:t>
+              <w:t>15</w:t>
             </w:r>
             <w:r>
               <w:rPr>
@@ -6609,7 +6627,7 @@
               <w14:ligatures w14:val="standardContextual"/>
             </w:rPr>
           </w:pPr>
-          <w:hyperlink w:anchor="_Toc215235013" w:history="1">
+          <w:hyperlink w:anchor="_Toc220246389" w:history="1">
             <w:r>
               <w:rPr>
                 <w:rStyle w:val="ab"/>
@@ -6648,7 +6666,7 @@
               <w:rPr>
                 <w:webHidden/>
               </w:rPr>
-              <w:instrText xml:space="preserve"> PAGEREF _Toc215235013 \h </w:instrText>
+              <w:instrText xml:space="preserve"> PAGEREF _Toc220246389 \h </w:instrText>
             </w:r>
             <w:r>
               <w:rPr>
@@ -6665,7 +6683,7 @@
               <w:rPr>
                 <w:webHidden/>
               </w:rPr>
-              <w:t>13</w:t>
+              <w:t>15</w:t>
             </w:r>
             <w:r>
               <w:rPr>
@@ -6686,7 +6704,7 @@
               <w14:ligatures w14:val="standardContextual"/>
             </w:rPr>
           </w:pPr>
-          <w:hyperlink w:anchor="_Toc215235014" w:history="1">
+          <w:hyperlink w:anchor="_Toc220246390" w:history="1">
             <w:r>
               <w:rPr>
                 <w:rStyle w:val="ab"/>
@@ -6725,7 +6743,7 @@
               <w:rPr>
                 <w:webHidden/>
               </w:rPr>
-              <w:instrText xml:space="preserve"> PAGEREF _Toc215235014 \h </w:instrText>
+              <w:instrText xml:space="preserve"> PAGEREF _Toc220246390 \h </w:instrText>
             </w:r>
             <w:r>
               <w:rPr>
@@ -6742,7 +6760,161 @@
               <w:rPr>
                 <w:webHidden/>
               </w:rPr>
-              <w:t>13</w:t>
+              <w:t>15</w:t>
+            </w:r>
+            <w:r>
+              <w:rPr>
+                <w:webHidden/>
+              </w:rPr>
+              <w:fldChar w:fldCharType="end"/>
+            </w:r>
+          </w:hyperlink>
+        </w:p>
+        <w:p>
+          <w:pPr>
+            <w:pStyle w:val="20"/>
+            <w:rPr>
+              <w:rFonts w:asciiTheme="minorHAnsi" w:hAnsiTheme="minorHAnsi" w:cstheme="minorBidi"/>
+              <w:bCs w:val="0"/>
+              <w:kern w:val="2"/>
+              <w:lang w:eastAsia="ru-RU"/>
+              <w14:ligatures w14:val="standardContextual"/>
+            </w:rPr>
+          </w:pPr>
+          <w:hyperlink w:anchor="_Toc220246391" w:history="1">
+            <w:r>
+              <w:rPr>
+                <w:rStyle w:val="ab"/>
+              </w:rPr>
+              <w:t>3.4</w:t>
+            </w:r>
+            <w:r>
+              <w:rPr>
+                <w:rFonts w:asciiTheme="minorHAnsi" w:hAnsiTheme="minorHAnsi" w:cstheme="minorBidi"/>
+                <w:bCs w:val="0"/>
+                <w:kern w:val="2"/>
+                <w:lang w:eastAsia="ru-RU"/>
+                <w14:ligatures w14:val="standardContextual"/>
+              </w:rPr>
+              <w:tab/>
+            </w:r>
+            <w:r>
+              <w:rPr>
+                <w:rStyle w:val="ab"/>
+              </w:rPr>
+              <w:t>Анализ угроз</w:t>
+            </w:r>
+            <w:r>
+              <w:rPr>
+                <w:webHidden/>
+              </w:rPr>
+              <w:tab/>
+            </w:r>
+            <w:r>
+              <w:rPr>
+                <w:webHidden/>
+              </w:rPr>
+              <w:fldChar w:fldCharType="begin"/>
+            </w:r>
+            <w:r>
+              <w:rPr>
+                <w:webHidden/>
+              </w:rPr>
+              <w:instrText xml:space="preserve"> PAGEREF _Toc220246391 \h </w:instrText>
+            </w:r>
+            <w:r>
+              <w:rPr>
+                <w:webHidden/>
+              </w:rPr>
+            </w:r>
+            <w:r>
+              <w:rPr>
+                <w:webHidden/>
+              </w:rPr>
+              <w:fldChar w:fldCharType="separate"/>
+            </w:r>
+            <w:r>
+              <w:rPr>
+                <w:webHidden/>
+              </w:rPr>
+              <w:t>16</w:t>
+            </w:r>
+            <w:r>
+              <w:rPr>
+                <w:webHidden/>
+              </w:rPr>
+              <w:fldChar w:fldCharType="end"/>
+            </w:r>
+          </w:hyperlink>
+        </w:p>
+        <w:p>
+          <w:pPr>
+            <w:pStyle w:val="20"/>
+            <w:rPr>
+              <w:rFonts w:asciiTheme="minorHAnsi" w:hAnsiTheme="minorHAnsi" w:cstheme="minorBidi"/>
+              <w:bCs w:val="0"/>
+              <w:kern w:val="2"/>
+              <w:lang w:eastAsia="ru-RU"/>
+              <w14:ligatures w14:val="standardContextual"/>
+            </w:rPr>
+          </w:pPr>
+          <w:hyperlink w:anchor="_Toc220246392" w:history="1">
+            <w:r>
+              <w:rPr>
+                <w:rStyle w:val="ab"/>
+              </w:rPr>
+              <w:t>3.5</w:t>
+            </w:r>
+            <w:r>
+              <w:rPr>
+                <w:rFonts w:asciiTheme="minorHAnsi" w:hAnsiTheme="minorHAnsi" w:cstheme="minorBidi"/>
+                <w:bCs w:val="0"/>
+                <w:kern w:val="2"/>
+                <w:lang w:eastAsia="ru-RU"/>
+                <w14:ligatures w14:val="standardContextual"/>
+              </w:rPr>
+              <w:tab/>
+            </w:r>
+            <w:r>
+              <w:rPr>
+                <w:rStyle w:val="ab"/>
+              </w:rPr>
+              <w:t>Архитектура системы защиты</w:t>
+            </w:r>
+            <w:r>
+              <w:rPr>
+                <w:webHidden/>
+              </w:rPr>
+              <w:tab/>
+            </w:r>
+            <w:r>
+              <w:rPr>
+                <w:webHidden/>
+              </w:rPr>
+              <w:fldChar w:fldCharType="begin"/>
+            </w:r>
+            <w:r>
+              <w:rPr>
+                <w:webHidden/>
+              </w:rPr>
+              <w:instrText xml:space="preserve"> PAGEREF _Toc220246392 \h </w:instrText>
+            </w:r>
+            <w:r>
+              <w:rPr>
+                <w:webHidden/>
+              </w:rPr>
+            </w:r>
+            <w:r>
+              <w:rPr>
+                <w:webHidden/>
+              </w:rPr>
+              <w:fldChar w:fldCharType="separate"/>
+            </w:r>
+            <w:r>
+              <w:rPr>
+                <w:webHidden/>
+              </w:rPr>
+              <w:t>16</w:t>
             </w:r>
             <w:r>
               <w:rPr>
@@ -6767,7 +6939,7 @@
               <w14:ligatures w14:val="standardContextual"/>
             </w:rPr>
           </w:pPr>
-          <w:hyperlink w:anchor="_Toc215235015" w:history="1">
+          <w:hyperlink w:anchor="_Toc220246393" w:history="1">
             <w:r>
               <w:rPr>
                 <w:rStyle w:val="ab"/>
@@ -6811,7 +6983,7 @@
                 <w:noProof/>
                 <w:webHidden/>
               </w:rPr>
-              <w:instrText xml:space="preserve"> PAGEREF _Toc215235015 \h </w:instrText>
+              <w:instrText xml:space="preserve"> PAGEREF _Toc220246393 \h </w:instrText>
             </w:r>
             <w:r>
               <w:rPr>
@@ -6831,7 +7003,7 @@
                 <w:noProof/>
                 <w:webHidden/>
               </w:rPr>
-              <w:t>14</w:t>
+              <w:t>18</w:t>
             </w:r>
             <w:r>
               <w:rPr>
@@ -6853,7 +7025,7 @@
               <w14:ligatures w14:val="standardContextual"/>
             </w:rPr>
           </w:pPr>
-          <w:hyperlink w:anchor="_Toc215235016" w:history="1">
+          <w:hyperlink w:anchor="_Toc220246394" w:history="1">
             <w:r>
               <w:rPr>
                 <w:rStyle w:val="ab"/>
@@ -6892,7 +7064,7 @@
               <w:rPr>
                 <w:webHidden/>
               </w:rPr>
-              <w:instrText xml:space="preserve"> PAGEREF _Toc215235016 \h </w:instrText>
+              <w:instrText xml:space="preserve"> PAGEREF _Toc220246394 \h </w:instrText>
             </w:r>
             <w:r>
               <w:rPr>
@@ -6909,7 +7081,7 @@
               <w:rPr>
                 <w:webHidden/>
               </w:rPr>
-              <w:t>14</w:t>
+              <w:t>18</w:t>
             </w:r>
             <w:r>
               <w:rPr>
@@ -6930,7 +7102,7 @@
               <w14:ligatures w14:val="standardContextual"/>
             </w:rPr>
           </w:pPr>
-          <w:hyperlink w:anchor="_Toc215235017" w:history="1">
+          <w:hyperlink w:anchor="_Toc220246395" w:history="1">
             <w:r>
               <w:rPr>
                 <w:rStyle w:val="ab"/>
@@ -6969,7 +7141,7 @@
               <w:rPr>
                 <w:webHidden/>
               </w:rPr>
-              <w:instrText xml:space="preserve"> PAGEREF _Toc215235017 \h </w:instrText>
+              <w:instrText xml:space="preserve"> PAGEREF _Toc220246395 \h </w:instrText>
             </w:r>
             <w:r>
               <w:rPr>
@@ -6986,7 +7158,7 @@
               <w:rPr>
                 <w:webHidden/>
               </w:rPr>
-              <w:t>14</w:t>
+              <w:t>18</w:t>
             </w:r>
             <w:r>
               <w:rPr>
@@ -7011,7 +7183,7 @@
               <w14:ligatures w14:val="standardContextual"/>
             </w:rPr>
           </w:pPr>
-          <w:hyperlink w:anchor="_Toc215235018" w:history="1">
+          <w:hyperlink w:anchor="_Toc220246396" w:history="1">
             <w:r>
               <w:rPr>
                 <w:rStyle w:val="ab"/>
@@ -7055,7 +7227,7 @@
                 <w:noProof/>
                 <w:webHidden/>
               </w:rPr>
-              <w:instrText xml:space="preserve"> PAGEREF _Toc215235018 \h </w:instrText>
+              <w:instrText xml:space="preserve"> PAGEREF _Toc220246396 \h </w:instrText>
             </w:r>
             <w:r>
               <w:rPr>
@@ -7075,7 +7247,7 @@
                 <w:noProof/>
                 <w:webHidden/>
               </w:rPr>
-              <w:t>15</w:t>
+              <w:t>19</w:t>
             </w:r>
             <w:r>
               <w:rPr>
@@ -7097,7 +7269,7 @@
               <w14:ligatures w14:val="standardContextual"/>
             </w:rPr>
           </w:pPr>
-          <w:hyperlink w:anchor="_Toc215235019" w:history="1">
+          <w:hyperlink w:anchor="_Toc220246397" w:history="1">
             <w:r>
               <w:rPr>
                 <w:rStyle w:val="ab"/>
@@ -7136,7 +7308,7 @@
               <w:rPr>
                 <w:webHidden/>
               </w:rPr>
-              <w:instrText xml:space="preserve"> PAGEREF _Toc215235019 \h </w:instrText>
+              <w:instrText xml:space="preserve"> PAGEREF _Toc220246397 \h </w:instrText>
             </w:r>
             <w:r>
               <w:rPr>
@@ -7153,7 +7325,7 @@
               <w:rPr>
                 <w:webHidden/>
               </w:rPr>
-              <w:t>15</w:t>
+              <w:t>19</w:t>
             </w:r>
             <w:r>
               <w:rPr>
@@ -7174,7 +7346,7 @@
               <w14:ligatures w14:val="standardContextual"/>
             </w:rPr>
           </w:pPr>
-          <w:hyperlink w:anchor="_Toc215235020" w:history="1">
+          <w:hyperlink w:anchor="_Toc220246398" w:history="1">
             <w:r>
               <w:rPr>
                 <w:rStyle w:val="ab"/>
@@ -7213,7 +7385,7 @@
               <w:rPr>
                 <w:webHidden/>
               </w:rPr>
-              <w:instrText xml:space="preserve"> PAGEREF _Toc215235020 \h </w:instrText>
+              <w:instrText xml:space="preserve"> PAGEREF _Toc220246398 \h </w:instrText>
             </w:r>
             <w:r>
               <w:rPr>
@@ -7230,7 +7402,7 @@
               <w:rPr>
                 <w:webHidden/>
               </w:rPr>
-              <w:t>15</w:t>
+              <w:t>19</w:t>
             </w:r>
             <w:r>
               <w:rPr>
@@ -7255,7 +7427,7 @@
               <w14:ligatures w14:val="standardContextual"/>
             </w:rPr>
           </w:pPr>
-          <w:hyperlink w:anchor="_Toc215235021" w:history="1">
+          <w:hyperlink w:anchor="_Toc220246399" w:history="1">
             <w:r>
               <w:rPr>
                 <w:rStyle w:val="ab"/>
@@ -7299,7 +7471,7 @@
                 <w:noProof/>
                 <w:webHidden/>
               </w:rPr>
-              <w:instrText xml:space="preserve"> PAGEREF _Toc215235021 \h </w:instrText>
+              <w:instrText xml:space="preserve"> PAGEREF _Toc220246399 \h </w:instrText>
             </w:r>
             <w:r>
               <w:rPr>
@@ -7319,7 +7491,7 @@
                 <w:noProof/>
                 <w:webHidden/>
               </w:rPr>
-              <w:t>16</w:t>
+              <w:t>20</w:t>
             </w:r>
             <w:r>
               <w:rPr>
@@ -7341,7 +7513,7 @@
               <w14:ligatures w14:val="standardContextual"/>
             </w:rPr>
           </w:pPr>
-          <w:hyperlink w:anchor="_Toc215235022" w:history="1">
+          <w:hyperlink w:anchor="_Toc220246400" w:history="1">
             <w:r>
               <w:rPr>
                 <w:rStyle w:val="ab"/>
@@ -7362,7 +7534,7 @@
               <w:rPr>
                 <w:rStyle w:val="ab"/>
               </w:rPr>
-              <w:t>Анализ реализованных мер защиты</w:t>
+              <w:t>Методология проведения аудита безопасности</w:t>
             </w:r>
             <w:r>
               <w:rPr>
@@ -7380,7 +7552,7 @@
               <w:rPr>
                 <w:webHidden/>
               </w:rPr>
-              <w:instrText xml:space="preserve"> PAGEREF _Toc215235022 \h </w:instrText>
+              <w:instrText xml:space="preserve"> PAGEREF _Toc220246400 \h </w:instrText>
             </w:r>
             <w:r>
               <w:rPr>
@@ -7397,7 +7569,7 @@
               <w:rPr>
                 <w:webHidden/>
               </w:rPr>
-              <w:t>16</w:t>
+              <w:t>20</w:t>
             </w:r>
             <w:r>
               <w:rPr>
@@ -7418,7 +7590,7 @@
               <w14:ligatures w14:val="standardContextual"/>
             </w:rPr>
           </w:pPr>
-          <w:hyperlink w:anchor="_Toc215235023" w:history="1">
+          <w:hyperlink w:anchor="_Toc220246401" w:history="1">
             <w:r>
               <w:rPr>
                 <w:rStyle w:val="ab"/>
@@ -7439,7 +7611,7 @@
               <w:rPr>
                 <w:rStyle w:val="ab"/>
               </w:rPr>
-              <w:t>Преимущества и недостатки</w:t>
+              <w:t>Проверка компонентов системы защиты</w:t>
             </w:r>
             <w:r>
               <w:rPr>
@@ -7457,7 +7629,7 @@
               <w:rPr>
                 <w:webHidden/>
               </w:rPr>
-              <w:instrText xml:space="preserve"> PAGEREF _Toc215235023 \h </w:instrText>
+              <w:instrText xml:space="preserve"> PAGEREF _Toc220246401 \h </w:instrText>
             </w:r>
             <w:r>
               <w:rPr>
@@ -7474,7 +7646,7 @@
               <w:rPr>
                 <w:webHidden/>
               </w:rPr>
-              <w:t>16</w:t>
+              <w:t>21</w:t>
             </w:r>
             <w:r>
               <w:rPr>
@@ -7495,12 +7667,12 @@
               <w14:ligatures w14:val="standardContextual"/>
             </w:rPr>
           </w:pPr>
-          <w:hyperlink w:anchor="_Toc215235024" w:history="1">
+          <w:hyperlink w:anchor="_Toc220246402" w:history="1">
             <w:r>
               <w:rPr>
                 <w:rStyle w:val="ab"/>
               </w:rPr>
-              <w:t>6.3</w:t>
+              <w:t>6.2.1</w:t>
             </w:r>
             <w:r>
               <w:rPr>
@@ -7516,7 +7688,7 @@
               <w:rPr>
                 <w:rStyle w:val="ab"/>
               </w:rPr>
-              <w:t>Рекомендации</w:t>
+              <w:t>Аудит аутентификации и авторизации</w:t>
             </w:r>
             <w:r>
               <w:rPr>
@@ -7534,7 +7706,7 @@
               <w:rPr>
                 <w:webHidden/>
               </w:rPr>
-              <w:instrText xml:space="preserve"> PAGEREF _Toc215235024 \h </w:instrText>
+              <w:instrText xml:space="preserve"> PAGEREF _Toc220246402 \h </w:instrText>
             </w:r>
             <w:r>
               <w:rPr>
@@ -7551,7 +7723,470 @@
               <w:rPr>
                 <w:webHidden/>
               </w:rPr>
-              <w:t>16</w:t>
+              <w:t>21</w:t>
+            </w:r>
+            <w:r>
+              <w:rPr>
+                <w:webHidden/>
+              </w:rPr>
+              <w:fldChar w:fldCharType="end"/>
+            </w:r>
+          </w:hyperlink>
+        </w:p>
+        <w:p>
+          <w:pPr>
+            <w:pStyle w:val="20"/>
+            <w:rPr>
+              <w:rFonts w:asciiTheme="minorHAnsi" w:hAnsiTheme="minorHAnsi" w:cstheme="minorBidi"/>
+              <w:bCs w:val="0"/>
+              <w:kern w:val="2"/>
+              <w:lang w:eastAsia="ru-RU"/>
+              <w14:ligatures w14:val="standardContextual"/>
+            </w:rPr>
+          </w:pPr>
+          <w:hyperlink w:anchor="_Toc220246403" w:history="1">
+            <w:r>
+              <w:rPr>
+                <w:rStyle w:val="ab"/>
+              </w:rPr>
+              <w:t>6.2.2</w:t>
+            </w:r>
+            <w:r>
+              <w:rPr>
+                <w:rFonts w:asciiTheme="minorHAnsi" w:hAnsiTheme="minorHAnsi" w:cstheme="minorBidi"/>
+                <w:bCs w:val="0"/>
+                <w:kern w:val="2"/>
+                <w:lang w:eastAsia="ru-RU"/>
+                <w14:ligatures w14:val="standardContextual"/>
+              </w:rPr>
+              <w:tab/>
+            </w:r>
+            <w:r>
+              <w:rPr>
+                <w:rStyle w:val="ab"/>
+              </w:rPr>
+              <w:t>Аудит шифрования данных</w:t>
+            </w:r>
+            <w:r>
+              <w:rPr>
+                <w:webHidden/>
+              </w:rPr>
+              <w:tab/>
+            </w:r>
+            <w:r>
+              <w:rPr>
+                <w:webHidden/>
+              </w:rPr>
+              <w:fldChar w:fldCharType="begin"/>
+            </w:r>
+            <w:r>
+              <w:rPr>
+                <w:webHidden/>
+              </w:rPr>
+              <w:instrText xml:space="preserve"> PAGEREF _Toc220246403 \h </w:instrText>
+            </w:r>
+            <w:r>
+              <w:rPr>
+                <w:webHidden/>
+              </w:rPr>
+            </w:r>
+            <w:r>
+              <w:rPr>
+                <w:webHidden/>
+              </w:rPr>
+              <w:fldChar w:fldCharType="separate"/>
+            </w:r>
+            <w:r>
+              <w:rPr>
+                <w:webHidden/>
+              </w:rPr>
+              <w:t>22</w:t>
+            </w:r>
+            <w:r>
+              <w:rPr>
+                <w:webHidden/>
+              </w:rPr>
+              <w:fldChar w:fldCharType="end"/>
+            </w:r>
+          </w:hyperlink>
+        </w:p>
+        <w:p>
+          <w:pPr>
+            <w:pStyle w:val="20"/>
+            <w:rPr>
+              <w:rFonts w:asciiTheme="minorHAnsi" w:hAnsiTheme="minorHAnsi" w:cstheme="minorBidi"/>
+              <w:bCs w:val="0"/>
+              <w:kern w:val="2"/>
+              <w:lang w:eastAsia="ru-RU"/>
+              <w14:ligatures w14:val="standardContextual"/>
+            </w:rPr>
+          </w:pPr>
+          <w:hyperlink w:anchor="_Toc220246404" w:history="1">
+            <w:r>
+              <w:rPr>
+                <w:rStyle w:val="ab"/>
+              </w:rPr>
+              <w:t>6.2.3</w:t>
+            </w:r>
+            <w:r>
+              <w:rPr>
+                <w:rFonts w:asciiTheme="minorHAnsi" w:hAnsiTheme="minorHAnsi" w:cstheme="minorBidi"/>
+                <w:bCs w:val="0"/>
+                <w:kern w:val="2"/>
+                <w:lang w:eastAsia="ru-RU"/>
+                <w14:ligatures w14:val="standardContextual"/>
+              </w:rPr>
+              <w:tab/>
+            </w:r>
+            <w:r>
+              <w:rPr>
+                <w:rStyle w:val="ab"/>
+              </w:rPr>
+              <w:t>Аудит мониторинга и логирования</w:t>
+            </w:r>
+            <w:r>
+              <w:rPr>
+                <w:webHidden/>
+              </w:rPr>
+              <w:tab/>
+            </w:r>
+            <w:r>
+              <w:rPr>
+                <w:webHidden/>
+              </w:rPr>
+              <w:fldChar w:fldCharType="begin"/>
+            </w:r>
+            <w:r>
+              <w:rPr>
+                <w:webHidden/>
+              </w:rPr>
+              <w:instrText xml:space="preserve"> PAGEREF _Toc220246404 \h </w:instrText>
+            </w:r>
+            <w:r>
+              <w:rPr>
+                <w:webHidden/>
+              </w:rPr>
+            </w:r>
+            <w:r>
+              <w:rPr>
+                <w:webHidden/>
+              </w:rPr>
+              <w:fldChar w:fldCharType="separate"/>
+            </w:r>
+            <w:r>
+              <w:rPr>
+                <w:webHidden/>
+              </w:rPr>
+              <w:t>22</w:t>
+            </w:r>
+            <w:r>
+              <w:rPr>
+                <w:webHidden/>
+              </w:rPr>
+              <w:fldChar w:fldCharType="end"/>
+            </w:r>
+          </w:hyperlink>
+        </w:p>
+        <w:p>
+          <w:pPr>
+            <w:pStyle w:val="20"/>
+            <w:rPr>
+              <w:rFonts w:asciiTheme="minorHAnsi" w:hAnsiTheme="minorHAnsi" w:cstheme="minorBidi"/>
+              <w:bCs w:val="0"/>
+              <w:kern w:val="2"/>
+              <w:lang w:eastAsia="ru-RU"/>
+              <w14:ligatures w14:val="standardContextual"/>
+            </w:rPr>
+          </w:pPr>
+          <w:hyperlink w:anchor="_Toc220246405" w:history="1">
+            <w:r>
+              <w:rPr>
+                <w:rStyle w:val="ab"/>
+                <w:lang w:val="en-US"/>
+              </w:rPr>
+              <w:t>6.2.4</w:t>
+            </w:r>
+            <w:r>
+              <w:rPr>
+                <w:rFonts w:asciiTheme="minorHAnsi" w:hAnsiTheme="minorHAnsi" w:cstheme="minorBidi"/>
+                <w:bCs w:val="0"/>
+                <w:kern w:val="2"/>
+                <w:lang w:eastAsia="ru-RU"/>
+                <w14:ligatures w14:val="standardContextual"/>
+              </w:rPr>
+              <w:tab/>
+            </w:r>
+            <w:r>
+              <w:rPr>
+                <w:rStyle w:val="ab"/>
+              </w:rPr>
+              <w:t>Аудит защиты периметра</w:t>
+            </w:r>
+            <w:r>
+              <w:rPr>
+                <w:webHidden/>
+              </w:rPr>
+              <w:tab/>
+            </w:r>
+            <w:r>
+              <w:rPr>
+                <w:webHidden/>
+              </w:rPr>
+              <w:fldChar w:fldCharType="begin"/>
+            </w:r>
+            <w:r>
+              <w:rPr>
+                <w:webHidden/>
+              </w:rPr>
+              <w:instrText xml:space="preserve"> PAGEREF _Toc220246405 \h </w:instrText>
+            </w:r>
+            <w:r>
+              <w:rPr>
+                <w:webHidden/>
+              </w:rPr>
+            </w:r>
+            <w:r>
+              <w:rPr>
+                <w:webHidden/>
+              </w:rPr>
+              <w:fldChar w:fldCharType="separate"/>
+            </w:r>
+            <w:r>
+              <w:rPr>
+                <w:webHidden/>
+              </w:rPr>
+              <w:t>23</w:t>
+            </w:r>
+            <w:r>
+              <w:rPr>
+                <w:webHidden/>
+              </w:rPr>
+              <w:fldChar w:fldCharType="end"/>
+            </w:r>
+          </w:hyperlink>
+        </w:p>
+        <w:p>
+          <w:pPr>
+            <w:pStyle w:val="20"/>
+            <w:rPr>
+              <w:rFonts w:asciiTheme="minorHAnsi" w:hAnsiTheme="minorHAnsi" w:cstheme="minorBidi"/>
+              <w:bCs w:val="0"/>
+              <w:kern w:val="2"/>
+              <w:lang w:eastAsia="ru-RU"/>
+              <w14:ligatures w14:val="standardContextual"/>
+            </w:rPr>
+          </w:pPr>
+          <w:hyperlink w:anchor="_Toc220246406" w:history="1">
+            <w:r>
+              <w:rPr>
+                <w:rStyle w:val="ab"/>
+              </w:rPr>
+              <w:t>6.3</w:t>
+            </w:r>
+            <w:r>
+              <w:rPr>
+                <w:rFonts w:asciiTheme="minorHAnsi" w:hAnsiTheme="minorHAnsi" w:cstheme="minorBidi"/>
+                <w:bCs w:val="0"/>
+                <w:kern w:val="2"/>
+                <w:lang w:eastAsia="ru-RU"/>
+                <w14:ligatures w14:val="standardContextual"/>
+              </w:rPr>
+              <w:tab/>
+            </w:r>
+            <w:r>
+              <w:rPr>
+                <w:rStyle w:val="ab"/>
+              </w:rPr>
+              <w:t>Оценка остаточных рисков</w:t>
+            </w:r>
+            <w:r>
+              <w:rPr>
+                <w:webHidden/>
+              </w:rPr>
+              <w:tab/>
+            </w:r>
+            <w:r>
+              <w:rPr>
+                <w:webHidden/>
+              </w:rPr>
+              <w:fldChar w:fldCharType="begin"/>
+            </w:r>
+            <w:r>
+              <w:rPr>
+                <w:webHidden/>
+              </w:rPr>
+              <w:instrText xml:space="preserve"> PAGEREF _Toc220246406 \h </w:instrText>
+            </w:r>
+            <w:r>
+              <w:rPr>
+                <w:webHidden/>
+              </w:rPr>
+            </w:r>
+            <w:r>
+              <w:rPr>
+                <w:webHidden/>
+              </w:rPr>
+              <w:fldChar w:fldCharType="separate"/>
+            </w:r>
+            <w:r>
+              <w:rPr>
+                <w:webHidden/>
+              </w:rPr>
+              <w:t>24</w:t>
+            </w:r>
+            <w:r>
+              <w:rPr>
+                <w:webHidden/>
+              </w:rPr>
+              <w:fldChar w:fldCharType="end"/>
+            </w:r>
+          </w:hyperlink>
+        </w:p>
+        <w:p>
+          <w:pPr>
+            <w:pStyle w:val="20"/>
+            <w:rPr>
+              <w:rFonts w:asciiTheme="minorHAnsi" w:hAnsiTheme="minorHAnsi" w:cstheme="minorBidi"/>
+              <w:bCs w:val="0"/>
+              <w:kern w:val="2"/>
+              <w:lang w:eastAsia="ru-RU"/>
+              <w14:ligatures w14:val="standardContextual"/>
+            </w:rPr>
+          </w:pPr>
+          <w:hyperlink w:anchor="_Toc220246407" w:history="1">
+            <w:r>
+              <w:rPr>
+                <w:rStyle w:val="ab"/>
+              </w:rPr>
+              <w:t>6.4</w:t>
+            </w:r>
+            <w:r>
+              <w:rPr>
+                <w:rFonts w:asciiTheme="minorHAnsi" w:hAnsiTheme="minorHAnsi" w:cstheme="minorBidi"/>
+                <w:bCs w:val="0"/>
+                <w:kern w:val="2"/>
+                <w:lang w:eastAsia="ru-RU"/>
+                <w14:ligatures w14:val="standardContextual"/>
+              </w:rPr>
+              <w:tab/>
+            </w:r>
+            <w:r>
+              <w:rPr>
+                <w:rStyle w:val="ab"/>
+              </w:rPr>
+              <w:t>Соответствие требованиям нормативных документов</w:t>
+            </w:r>
+            <w:r>
+              <w:rPr>
+                <w:webHidden/>
+              </w:rPr>
+              <w:tab/>
+            </w:r>
+            <w:r>
+              <w:rPr>
+                <w:webHidden/>
+              </w:rPr>
+              <w:fldChar w:fldCharType="begin"/>
+            </w:r>
+            <w:r>
+              <w:rPr>
+                <w:webHidden/>
+              </w:rPr>
+              <w:instrText xml:space="preserve"> PAGEREF _Toc220246407 \h </w:instrText>
+            </w:r>
+            <w:r>
+              <w:rPr>
+                <w:webHidden/>
+              </w:rPr>
+            </w:r>
+            <w:r>
+              <w:rPr>
+                <w:webHidden/>
+              </w:rPr>
+              <w:fldChar w:fldCharType="separate"/>
+            </w:r>
+            <w:r>
+              <w:rPr>
+                <w:webHidden/>
+              </w:rPr>
+              <w:t>25</w:t>
+            </w:r>
+            <w:r>
+              <w:rPr>
+                <w:webHidden/>
+              </w:rPr>
+              <w:fldChar w:fldCharType="end"/>
+            </w:r>
+          </w:hyperlink>
+        </w:p>
+        <w:p>
+          <w:pPr>
+            <w:pStyle w:val="20"/>
+            <w:rPr>
+              <w:rFonts w:asciiTheme="minorHAnsi" w:hAnsiTheme="minorHAnsi" w:cstheme="minorBidi"/>
+              <w:bCs w:val="0"/>
+              <w:kern w:val="2"/>
+              <w:lang w:eastAsia="ru-RU"/>
+              <w14:ligatures w14:val="standardContextual"/>
+            </w:rPr>
+          </w:pPr>
+          <w:hyperlink w:anchor="_Toc220246408" w:history="1">
+            <w:r>
+              <w:rPr>
+                <w:rStyle w:val="ab"/>
+              </w:rPr>
+              <w:t>6.5</w:t>
+            </w:r>
+            <w:r>
+              <w:rPr>
+                <w:rFonts w:asciiTheme="minorHAnsi" w:hAnsiTheme="minorHAnsi" w:cstheme="minorBidi"/>
+                <w:bCs w:val="0"/>
+                <w:kern w:val="2"/>
+                <w:lang w:eastAsia="ru-RU"/>
+                <w14:ligatures w14:val="standardContextual"/>
+              </w:rPr>
+              <w:tab/>
+            </w:r>
+            <w:r>
+              <w:rPr>
+                <w:rStyle w:val="ab"/>
+              </w:rPr>
+              <w:t>Соответствие требованиям ФСТЭК России</w:t>
+            </w:r>
+            <w:r>
+              <w:rPr>
+                <w:webHidden/>
+              </w:rPr>
+              <w:tab/>
+            </w:r>
+            <w:r>
+              <w:rPr>
+                <w:webHidden/>
+              </w:rPr>
+              <w:fldChar w:fldCharType="begin"/>
+            </w:r>
+            <w:r>
+              <w:rPr>
+                <w:webHidden/>
+              </w:rPr>
+              <w:instrText xml:space="preserve"> PAGEREF _Toc220246408 \h </w:instrText>
+            </w:r>
+            <w:r>
+              <w:rPr>
+                <w:webHidden/>
+              </w:rPr>
+            </w:r>
+            <w:r>
+              <w:rPr>
+                <w:webHidden/>
+              </w:rPr>
+              <w:fldChar w:fldCharType="separate"/>
+            </w:r>
+            <w:r>
+              <w:rPr>
+                <w:webHidden/>
+              </w:rPr>
+              <w:t>26</w:t>
             </w:r>
             <w:r>
               <w:rPr>
@@ -7575,7 +8210,7 @@
               <w14:ligatures w14:val="standardContextual"/>
             </w:rPr>
           </w:pPr>
-          <w:hyperlink w:anchor="_Toc215235025" w:history="1">
+          <w:hyperlink w:anchor="_Toc220246409" w:history="1">
             <w:r>
               <w:rPr>
                 <w:rStyle w:val="ab"/>
@@ -7602,7 +8237,7 @@
                 <w:noProof/>
                 <w:webHidden/>
               </w:rPr>
-              <w:instrText xml:space="preserve"> PAGEREF _Toc215235025 \h </w:instrText>
+              <w:instrText xml:space="preserve"> PAGEREF _Toc220246409 \h </w:instrText>
             </w:r>
             <w:r>
               <w:rPr>
@@ -7622,7 +8257,7 @@
                 <w:noProof/>
                 <w:webHidden/>
               </w:rPr>
-              <w:t>17</w:t>
+              <w:t>27</w:t>
             </w:r>
             <w:r>
               <w:rPr>
@@ -7647,7 +8282,7 @@
               <w14:ligatures w14:val="standardContextual"/>
             </w:rPr>
           </w:pPr>
-          <w:hyperlink w:anchor="_Toc215235026" w:history="1">
+          <w:hyperlink w:anchor="_Toc220246410" w:history="1">
             <w:r>
               <w:rPr>
                 <w:rStyle w:val="ab"/>
@@ -7674,7 +8309,7 @@
                 <w:noProof/>
                 <w:webHidden/>
               </w:rPr>
-              <w:instrText xml:space="preserve"> PAGEREF _Toc215235026 \h </w:instrText>
+              <w:instrText xml:space="preserve"> PAGEREF _Toc220246410 \h </w:instrText>
             </w:r>
             <w:r>
               <w:rPr>
@@ -7694,7 +8329,7 @@
                 <w:noProof/>
                 <w:webHidden/>
               </w:rPr>
-              <w:t>19</w:t>
+              <w:t>31</w:t>
             </w:r>
             <w:r>
               <w:rPr>
@@ -7723,2161 +8358,2108 @@
     </w:sdt>
     <w:p>
       <w:pPr>
-        <w:spacing w:after="160" w:line="259" w:lineRule="auto"/>
-        <w:ind w:firstLine="283"/>
-        <w:rPr>
-          <w:color w:val="000000"/>
-        </w:rPr>
-      </w:pPr>
-    </w:p>
-    <w:p>
-      <w:pPr>
-        <w:rPr>
-          <w:color w:val="000000"/>
-          <w:lang w:val="en-US"/>
-        </w:rPr>
-      </w:pPr>
-      <w:r>
-        <w:rPr>
-          <w:color w:val="000000"/>
-        </w:rPr>
-        <w:br w:type="page"/>
-      </w:r>
-    </w:p>
-    <w:p>
-      <w:pPr>
         <w:pStyle w:val="af8"/>
         <w:rPr>
           <w:rFonts w:cs="Times New Roman"/>
           <w:szCs w:val="24"/>
-          <w:lang w:val="en-US"/>
         </w:rPr>
       </w:pPr>
       <w:bookmarkStart w:id="5" w:name="_Toc210324069"/>
-      <w:bookmarkStart w:id="6" w:name="_Toc215234997"/>
+      <w:bookmarkStart w:id="6" w:name="_Toc220246372"/>
       <w:r>
         <w:rPr>
           <w:rFonts w:cs="Times New Roman"/>
           <w:szCs w:val="24"/>
         </w:rPr>
         <w:lastRenderedPageBreak/>
-        <w:t>Список</w:t>
-      </w:r>
-      <w:r>
+        <w:t>Список сокращений и условных обозначений</w:t>
+      </w:r>
+      <w:bookmarkEnd w:id="6"/>
+    </w:p>
+    <w:bookmarkEnd w:id="5"/>
+    <w:p>
+      <w:pPr>
+        <w:spacing w:after="160" w:line="259" w:lineRule="auto"/>
+        <w:jc w:val="left"/>
+        <w:rPr>
+          <w:color w:val="000000"/>
+          <w:lang w:val="en-US"/>
+        </w:rPr>
+      </w:pPr>
+      <w:r>
+        <w:rPr>
+          <w:b/>
+          <w:bCs/>
+          <w:color w:val="000000"/>
+          <w:lang w:val="en-US"/>
+        </w:rPr>
+        <w:t>ACID (Atomicity, Consistency, Isolation, Durability)</w:t>
+      </w:r>
+      <w:r>
+        <w:rPr>
+          <w:color w:val="000000"/>
+          <w:lang w:val="en-US"/>
+        </w:rPr>
+        <w:t xml:space="preserve"> — </w:t>
+      </w:r>
+      <w:r>
+        <w:rPr>
+          <w:color w:val="000000"/>
+        </w:rPr>
+        <w:t>свойства</w:t>
+      </w:r>
+      <w:r>
+        <w:rPr>
+          <w:color w:val="000000"/>
+          <w:lang w:val="en-US"/>
+        </w:rPr>
+        <w:t xml:space="preserve"> </w:t>
+      </w:r>
+      <w:r>
+        <w:rPr>
+          <w:color w:val="000000"/>
+        </w:rPr>
+        <w:t>транзакций</w:t>
+      </w:r>
+      <w:r>
+        <w:rPr>
+          <w:color w:val="000000"/>
+          <w:lang w:val="en-US"/>
+        </w:rPr>
+        <w:t xml:space="preserve"> </w:t>
+      </w:r>
+      <w:r>
+        <w:rPr>
+          <w:color w:val="000000"/>
+        </w:rPr>
+        <w:t>СУБД</w:t>
+      </w:r>
+    </w:p>
+    <w:p>
+      <w:pPr>
+        <w:spacing w:after="160" w:line="259" w:lineRule="auto"/>
+        <w:jc w:val="left"/>
+        <w:rPr>
+          <w:color w:val="000000"/>
+          <w:lang w:val="en-US"/>
+        </w:rPr>
+      </w:pPr>
+      <w:r>
+        <w:rPr>
+          <w:b/>
+          <w:bCs/>
+          <w:color w:val="000000"/>
+          <w:lang w:val="en-US"/>
+        </w:rPr>
+        <w:t>API (Application Programming Interface)</w:t>
+      </w:r>
+      <w:r>
+        <w:rPr>
+          <w:color w:val="000000"/>
+          <w:lang w:val="en-US"/>
+        </w:rPr>
+        <w:t xml:space="preserve"> — </w:t>
+      </w:r>
+      <w:r>
+        <w:rPr>
+          <w:color w:val="000000"/>
+        </w:rPr>
+        <w:t>программный</w:t>
+      </w:r>
+      <w:r>
+        <w:rPr>
+          <w:color w:val="000000"/>
+          <w:lang w:val="en-US"/>
+        </w:rPr>
+        <w:t xml:space="preserve"> </w:t>
+      </w:r>
+      <w:r>
+        <w:rPr>
+          <w:color w:val="000000"/>
+        </w:rPr>
+        <w:t>интерфейс</w:t>
+      </w:r>
+      <w:r>
+        <w:rPr>
+          <w:color w:val="000000"/>
+          <w:lang w:val="en-US"/>
+        </w:rPr>
+        <w:t xml:space="preserve"> </w:t>
+      </w:r>
+      <w:r>
+        <w:rPr>
+          <w:color w:val="000000"/>
+        </w:rPr>
+        <w:t>приложения</w:t>
+      </w:r>
+    </w:p>
+    <w:p>
+      <w:pPr>
+        <w:spacing w:after="160" w:line="259" w:lineRule="auto"/>
+        <w:jc w:val="left"/>
+        <w:rPr>
+          <w:color w:val="000000"/>
+        </w:rPr>
+      </w:pPr>
+      <w:r>
+        <w:rPr>
+          <w:b/>
+          <w:bCs/>
+          <w:color w:val="000000"/>
+          <w:lang w:val="en-US"/>
+        </w:rPr>
+        <w:t>ACL</w:t>
+      </w:r>
+      <w:r>
+        <w:rPr>
+          <w:b/>
+          <w:bCs/>
+          <w:color w:val="000000"/>
+        </w:rPr>
+        <w:t xml:space="preserve"> (</w:t>
+      </w:r>
+      <w:r>
+        <w:rPr>
+          <w:b/>
+          <w:bCs/>
+          <w:color w:val="000000"/>
+          <w:lang w:val="en-US"/>
+        </w:rPr>
+        <w:t>Access</w:t>
+      </w:r>
+      <w:r>
+        <w:rPr>
+          <w:b/>
+          <w:bCs/>
+          <w:color w:val="000000"/>
+        </w:rPr>
+        <w:t xml:space="preserve"> </w:t>
+      </w:r>
+      <w:r>
+        <w:rPr>
+          <w:b/>
+          <w:bCs/>
+          <w:color w:val="000000"/>
+          <w:lang w:val="en-US"/>
+        </w:rPr>
+        <w:t>Control</w:t>
+      </w:r>
+      <w:r>
+        <w:rPr>
+          <w:b/>
+          <w:bCs/>
+          <w:color w:val="000000"/>
+        </w:rPr>
+        <w:t xml:space="preserve"> </w:t>
+      </w:r>
+      <w:r>
+        <w:rPr>
+          <w:b/>
+          <w:bCs/>
+          <w:color w:val="000000"/>
+          <w:lang w:val="en-US"/>
+        </w:rPr>
+        <w:t>List</w:t>
+      </w:r>
+      <w:r>
+        <w:rPr>
+          <w:b/>
+          <w:bCs/>
+          <w:color w:val="000000"/>
+        </w:rPr>
+        <w:t>)</w:t>
+      </w:r>
+      <w:r>
+        <w:rPr>
+          <w:color w:val="000000"/>
+        </w:rPr>
+        <w:t xml:space="preserve"> — матрица/список контроля доступа</w:t>
+      </w:r>
+    </w:p>
+    <w:p>
+      <w:pPr>
+        <w:spacing w:after="160" w:line="259" w:lineRule="auto"/>
+        <w:jc w:val="left"/>
+        <w:rPr>
+          <w:color w:val="000000"/>
+          <w:lang w:val="en-US"/>
+        </w:rPr>
+      </w:pPr>
+      <w:r>
+        <w:rPr>
+          <w:b/>
+          <w:bCs/>
+          <w:color w:val="000000"/>
+          <w:lang w:val="en-US"/>
+        </w:rPr>
+        <w:t>AES (Advanced Encryption Standard)</w:t>
+      </w:r>
+      <w:r>
+        <w:rPr>
+          <w:color w:val="000000"/>
+          <w:lang w:val="en-US"/>
+        </w:rPr>
+        <w:t xml:space="preserve"> — </w:t>
+      </w:r>
+      <w:r>
+        <w:rPr>
+          <w:color w:val="000000"/>
+        </w:rPr>
+        <w:t>симметричный</w:t>
+      </w:r>
+      <w:r>
+        <w:rPr>
+          <w:color w:val="000000"/>
+          <w:lang w:val="en-US"/>
+        </w:rPr>
+        <w:t xml:space="preserve"> </w:t>
+      </w:r>
+      <w:r>
+        <w:rPr>
+          <w:color w:val="000000"/>
+        </w:rPr>
+        <w:t>алгоритм</w:t>
+      </w:r>
+      <w:r>
+        <w:rPr>
+          <w:color w:val="000000"/>
+          <w:lang w:val="en-US"/>
+        </w:rPr>
+        <w:t xml:space="preserve"> </w:t>
+      </w:r>
+      <w:r>
+        <w:rPr>
+          <w:color w:val="000000"/>
+        </w:rPr>
+        <w:t>шифрования</w:t>
+      </w:r>
+    </w:p>
+    <w:p>
+      <w:pPr>
+        <w:spacing w:after="160" w:line="259" w:lineRule="auto"/>
+        <w:jc w:val="left"/>
+        <w:rPr>
+          <w:color w:val="000000"/>
+        </w:rPr>
+      </w:pPr>
+      <w:proofErr w:type="spellStart"/>
+      <w:r>
+        <w:rPr>
+          <w:b/>
+          <w:bCs/>
+          <w:color w:val="000000"/>
+          <w:lang w:val="en-US"/>
+        </w:rPr>
+        <w:t>Bcrypt</w:t>
+      </w:r>
+      <w:proofErr w:type="spellEnd"/>
+      <w:r>
+        <w:rPr>
+          <w:color w:val="000000"/>
+        </w:rPr>
+        <w:t xml:space="preserve"> — алгоритм хеширования паролей</w:t>
+      </w:r>
+    </w:p>
+    <w:p>
+      <w:pPr>
+        <w:spacing w:after="160" w:line="259" w:lineRule="auto"/>
+        <w:jc w:val="left"/>
+        <w:rPr>
+          <w:color w:val="000000"/>
+        </w:rPr>
+      </w:pPr>
+      <w:r>
+        <w:rPr>
+          <w:b/>
+          <w:bCs/>
+          <w:color w:val="000000"/>
+        </w:rPr>
+        <w:t>БД</w:t>
+      </w:r>
+      <w:r>
+        <w:rPr>
+          <w:color w:val="000000"/>
+        </w:rPr>
+        <w:t xml:space="preserve"> — база данных</w:t>
+      </w:r>
+    </w:p>
+    <w:p>
+      <w:pPr>
+        <w:spacing w:after="160" w:line="259" w:lineRule="auto"/>
+        <w:jc w:val="left"/>
+        <w:rPr>
+          <w:color w:val="000000"/>
+          <w:lang w:val="en-US"/>
+        </w:rPr>
+      </w:pPr>
+      <w:r>
+        <w:rPr>
+          <w:b/>
+          <w:bCs/>
+          <w:color w:val="000000"/>
+          <w:lang w:val="en-US"/>
+        </w:rPr>
+        <w:t>DDL (Data Definition Language)</w:t>
+      </w:r>
+      <w:r>
+        <w:rPr>
+          <w:color w:val="000000"/>
+          <w:lang w:val="en-US"/>
+        </w:rPr>
+        <w:t xml:space="preserve"> — </w:t>
+      </w:r>
+      <w:r>
+        <w:rPr>
+          <w:color w:val="000000"/>
+        </w:rPr>
+        <w:t>язык</w:t>
+      </w:r>
+      <w:r>
+        <w:rPr>
+          <w:color w:val="000000"/>
+          <w:lang w:val="en-US"/>
+        </w:rPr>
+        <w:t xml:space="preserve"> </w:t>
+      </w:r>
+      <w:r>
+        <w:rPr>
+          <w:color w:val="000000"/>
+        </w:rPr>
+        <w:t>определения</w:t>
+      </w:r>
+      <w:r>
+        <w:rPr>
+          <w:color w:val="000000"/>
+          <w:lang w:val="en-US"/>
+        </w:rPr>
+        <w:t xml:space="preserve"> </w:t>
+      </w:r>
+      <w:r>
+        <w:rPr>
+          <w:color w:val="000000"/>
+        </w:rPr>
+        <w:t>данных</w:t>
+      </w:r>
+    </w:p>
+    <w:p>
+      <w:pPr>
+        <w:spacing w:after="160" w:line="259" w:lineRule="auto"/>
+        <w:jc w:val="left"/>
+        <w:rPr>
+          <w:color w:val="000000"/>
+          <w:lang w:val="en-US"/>
+        </w:rPr>
+      </w:pPr>
+      <w:r>
+        <w:rPr>
+          <w:b/>
+          <w:bCs/>
+          <w:color w:val="000000"/>
+          <w:lang w:val="en-US"/>
+        </w:rPr>
+        <w:t>DML (Data Manipulation Language)</w:t>
+      </w:r>
+      <w:r>
+        <w:rPr>
+          <w:color w:val="000000"/>
+          <w:lang w:val="en-US"/>
+        </w:rPr>
+        <w:t xml:space="preserve"> — </w:t>
+      </w:r>
+      <w:r>
+        <w:rPr>
+          <w:color w:val="000000"/>
+        </w:rPr>
+        <w:t>язык</w:t>
+      </w:r>
+      <w:r>
+        <w:rPr>
+          <w:color w:val="000000"/>
+          <w:lang w:val="en-US"/>
+        </w:rPr>
+        <w:t xml:space="preserve"> </w:t>
+      </w:r>
+      <w:r>
+        <w:rPr>
+          <w:color w:val="000000"/>
+        </w:rPr>
+        <w:t>манипулирования</w:t>
+      </w:r>
+      <w:r>
+        <w:rPr>
+          <w:color w:val="000000"/>
+          <w:lang w:val="en-US"/>
+        </w:rPr>
+        <w:t xml:space="preserve"> </w:t>
+      </w:r>
+      <w:r>
+        <w:rPr>
+          <w:color w:val="000000"/>
+        </w:rPr>
+        <w:t>данными</w:t>
+      </w:r>
+    </w:p>
+    <w:p>
+      <w:pPr>
+        <w:spacing w:after="160" w:line="259" w:lineRule="auto"/>
+        <w:jc w:val="left"/>
+        <w:rPr>
+          <w:color w:val="000000"/>
+          <w:lang w:val="en-US"/>
+        </w:rPr>
+      </w:pPr>
+      <w:r>
+        <w:rPr>
+          <w:b/>
+          <w:bCs/>
+          <w:color w:val="000000"/>
+          <w:lang w:val="en-US"/>
+        </w:rPr>
+        <w:t>ER (Entity–Relationship)</w:t>
+      </w:r>
+      <w:r>
+        <w:rPr>
+          <w:color w:val="000000"/>
+          <w:lang w:val="en-US"/>
+        </w:rPr>
+        <w:t xml:space="preserve"> — </w:t>
+      </w:r>
+      <w:r>
+        <w:rPr>
+          <w:color w:val="000000"/>
+        </w:rPr>
+        <w:t>модель</w:t>
+      </w:r>
+      <w:r>
+        <w:rPr>
+          <w:color w:val="000000"/>
+          <w:lang w:val="en-US"/>
+        </w:rPr>
+        <w:t xml:space="preserve"> «</w:t>
+      </w:r>
+      <w:r>
+        <w:rPr>
+          <w:color w:val="000000"/>
+        </w:rPr>
+        <w:t>сущность</w:t>
+      </w:r>
+      <w:r>
+        <w:rPr>
+          <w:color w:val="000000"/>
+          <w:lang w:val="en-US"/>
+        </w:rPr>
+        <w:t>–</w:t>
+      </w:r>
+      <w:r>
+        <w:rPr>
+          <w:color w:val="000000"/>
+        </w:rPr>
+        <w:t>связь</w:t>
+      </w:r>
+      <w:r>
+        <w:rPr>
+          <w:color w:val="000000"/>
+          <w:lang w:val="en-US"/>
+        </w:rPr>
+        <w:t>»</w:t>
+      </w:r>
+    </w:p>
+    <w:p>
+      <w:pPr>
+        <w:spacing w:after="160" w:line="259" w:lineRule="auto"/>
+        <w:jc w:val="left"/>
+        <w:rPr>
+          <w:color w:val="000000"/>
+          <w:lang w:val="en-US"/>
+        </w:rPr>
+      </w:pPr>
+      <w:r>
+        <w:rPr>
+          <w:b/>
+          <w:bCs/>
+          <w:color w:val="000000"/>
+          <w:lang w:val="en-US"/>
+        </w:rPr>
+        <w:t>FK (Foreign Key)</w:t>
+      </w:r>
+      <w:r>
+        <w:rPr>
+          <w:color w:val="000000"/>
+          <w:lang w:val="en-US"/>
+        </w:rPr>
+        <w:t xml:space="preserve"> — </w:t>
+      </w:r>
+      <w:r>
+        <w:rPr>
+          <w:color w:val="000000"/>
+        </w:rPr>
+        <w:t>внешний</w:t>
+      </w:r>
+      <w:r>
+        <w:rPr>
+          <w:color w:val="000000"/>
+          <w:lang w:val="en-US"/>
+        </w:rPr>
+        <w:t xml:space="preserve"> </w:t>
+      </w:r>
+      <w:r>
+        <w:rPr>
+          <w:color w:val="000000"/>
+        </w:rPr>
+        <w:t>ключ</w:t>
+      </w:r>
+    </w:p>
+    <w:p>
+      <w:pPr>
+        <w:spacing w:after="160" w:line="259" w:lineRule="auto"/>
+        <w:jc w:val="left"/>
+        <w:rPr>
+          <w:color w:val="000000"/>
+          <w:lang w:val="en-US"/>
+        </w:rPr>
+      </w:pPr>
+      <w:r>
+        <w:rPr>
+          <w:b/>
+          <w:bCs/>
+          <w:color w:val="000000"/>
+          <w:lang w:val="en-US"/>
+        </w:rPr>
+        <w:t>HTML</w:t>
+      </w:r>
+      <w:r>
+        <w:rPr>
+          <w:color w:val="000000"/>
+          <w:lang w:val="en-US"/>
+        </w:rPr>
+        <w:t xml:space="preserve"> — </w:t>
+      </w:r>
+      <w:proofErr w:type="spellStart"/>
+      <w:r>
+        <w:rPr>
+          <w:color w:val="000000"/>
+          <w:lang w:val="en-US"/>
+        </w:rPr>
+        <w:t>HyperText</w:t>
+      </w:r>
+      <w:proofErr w:type="spellEnd"/>
+      <w:r>
+        <w:rPr>
+          <w:color w:val="000000"/>
+          <w:lang w:val="en-US"/>
+        </w:rPr>
+        <w:t xml:space="preserve"> Markup Language</w:t>
+      </w:r>
+    </w:p>
+    <w:p>
+      <w:pPr>
+        <w:spacing w:after="160" w:line="259" w:lineRule="auto"/>
+        <w:jc w:val="left"/>
+        <w:rPr>
+          <w:color w:val="000000"/>
+          <w:lang w:val="en-US"/>
+        </w:rPr>
+      </w:pPr>
+      <w:r>
+        <w:rPr>
+          <w:b/>
+          <w:bCs/>
+          <w:color w:val="000000"/>
+          <w:lang w:val="en-US"/>
+        </w:rPr>
+        <w:t>HTTP</w:t>
+      </w:r>
+      <w:r>
+        <w:rPr>
+          <w:color w:val="000000"/>
+          <w:lang w:val="en-US"/>
+        </w:rPr>
+        <w:t xml:space="preserve"> — </w:t>
+      </w:r>
+      <w:proofErr w:type="spellStart"/>
+      <w:r>
+        <w:rPr>
+          <w:color w:val="000000"/>
+          <w:lang w:val="en-US"/>
+        </w:rPr>
+        <w:t>HyperText</w:t>
+      </w:r>
+      <w:proofErr w:type="spellEnd"/>
+      <w:r>
+        <w:rPr>
+          <w:color w:val="000000"/>
+          <w:lang w:val="en-US"/>
+        </w:rPr>
+        <w:t xml:space="preserve"> Transfer Protocol</w:t>
+      </w:r>
+    </w:p>
+    <w:p>
+      <w:pPr>
+        <w:spacing w:after="160" w:line="259" w:lineRule="auto"/>
+        <w:jc w:val="left"/>
+        <w:rPr>
+          <w:color w:val="000000"/>
+          <w:lang w:val="en-US"/>
+        </w:rPr>
+      </w:pPr>
+      <w:r>
+        <w:rPr>
+          <w:b/>
+          <w:bCs/>
+          <w:color w:val="000000"/>
+          <w:lang w:val="en-US"/>
+        </w:rPr>
+        <w:t>JSON / JSONB</w:t>
+      </w:r>
+      <w:r>
+        <w:rPr>
+          <w:color w:val="000000"/>
+          <w:lang w:val="en-US"/>
+        </w:rPr>
+        <w:t xml:space="preserve"> — </w:t>
+      </w:r>
+      <w:r>
+        <w:rPr>
+          <w:color w:val="000000"/>
+        </w:rPr>
+        <w:t>форматы</w:t>
+      </w:r>
+      <w:r>
+        <w:rPr>
+          <w:color w:val="000000"/>
+          <w:lang w:val="en-US"/>
+        </w:rPr>
+        <w:t xml:space="preserve"> </w:t>
+      </w:r>
+      <w:r>
+        <w:rPr>
+          <w:color w:val="000000"/>
+        </w:rPr>
+        <w:t>хранения</w:t>
+      </w:r>
+      <w:r>
+        <w:rPr>
+          <w:color w:val="000000"/>
+          <w:lang w:val="en-US"/>
+        </w:rPr>
+        <w:t xml:space="preserve"> </w:t>
+      </w:r>
+      <w:r>
+        <w:rPr>
+          <w:color w:val="000000"/>
+        </w:rPr>
+        <w:t>структурированных</w:t>
+      </w:r>
+      <w:r>
+        <w:rPr>
+          <w:color w:val="000000"/>
+          <w:lang w:val="en-US"/>
+        </w:rPr>
+        <w:t xml:space="preserve"> </w:t>
+      </w:r>
+      <w:r>
+        <w:rPr>
+          <w:color w:val="000000"/>
+        </w:rPr>
+        <w:t>данных</w:t>
+      </w:r>
+    </w:p>
+    <w:p>
+      <w:pPr>
+        <w:spacing w:after="160" w:line="259" w:lineRule="auto"/>
+        <w:jc w:val="left"/>
+        <w:rPr>
+          <w:color w:val="000000"/>
+        </w:rPr>
+      </w:pPr>
+      <w:r>
+        <w:rPr>
+          <w:b/>
+          <w:bCs/>
+          <w:color w:val="000000"/>
+          <w:lang w:val="en-US"/>
+        </w:rPr>
+        <w:t>JWT</w:t>
+      </w:r>
+      <w:r>
+        <w:rPr>
+          <w:b/>
+          <w:bCs/>
+          <w:color w:val="000000"/>
+        </w:rPr>
+        <w:t xml:space="preserve"> (</w:t>
+      </w:r>
+      <w:r>
+        <w:rPr>
+          <w:b/>
+          <w:bCs/>
+          <w:color w:val="000000"/>
+          <w:lang w:val="en-US"/>
+        </w:rPr>
+        <w:t>JSON</w:t>
+      </w:r>
+      <w:r>
+        <w:rPr>
+          <w:b/>
+          <w:bCs/>
+          <w:color w:val="000000"/>
+        </w:rPr>
+        <w:t xml:space="preserve"> </w:t>
+      </w:r>
+      <w:r>
+        <w:rPr>
+          <w:b/>
+          <w:bCs/>
+          <w:color w:val="000000"/>
+          <w:lang w:val="en-US"/>
+        </w:rPr>
+        <w:t>Web</w:t>
+      </w:r>
+      <w:r>
+        <w:rPr>
+          <w:b/>
+          <w:bCs/>
+          <w:color w:val="000000"/>
+        </w:rPr>
+        <w:t xml:space="preserve"> </w:t>
+      </w:r>
+      <w:r>
+        <w:rPr>
+          <w:b/>
+          <w:bCs/>
+          <w:color w:val="000000"/>
+          <w:lang w:val="en-US"/>
+        </w:rPr>
+        <w:t>Token</w:t>
+      </w:r>
+      <w:r>
+        <w:rPr>
+          <w:b/>
+          <w:bCs/>
+          <w:color w:val="000000"/>
+        </w:rPr>
+        <w:t>)</w:t>
+      </w:r>
+      <w:r>
+        <w:rPr>
+          <w:color w:val="000000"/>
+        </w:rPr>
+        <w:t xml:space="preserve"> — токен для аутентификации</w:t>
+      </w:r>
+    </w:p>
+    <w:p>
+      <w:pPr>
+        <w:spacing w:after="160" w:line="259" w:lineRule="auto"/>
+        <w:jc w:val="left"/>
+        <w:rPr>
+          <w:color w:val="000000"/>
+        </w:rPr>
+      </w:pPr>
+      <w:r>
+        <w:rPr>
+          <w:b/>
+          <w:bCs/>
+          <w:color w:val="000000"/>
+          <w:lang w:val="en-US"/>
+        </w:rPr>
+        <w:t>ORM</w:t>
+      </w:r>
+      <w:r>
+        <w:rPr>
+          <w:b/>
+          <w:bCs/>
+          <w:color w:val="000000"/>
+        </w:rPr>
+        <w:t xml:space="preserve"> (</w:t>
+      </w:r>
+      <w:r>
+        <w:rPr>
+          <w:b/>
+          <w:bCs/>
+          <w:color w:val="000000"/>
+          <w:lang w:val="en-US"/>
+        </w:rPr>
+        <w:t>Object</w:t>
+      </w:r>
+      <w:r>
+        <w:rPr>
+          <w:b/>
+          <w:bCs/>
+          <w:color w:val="000000"/>
+        </w:rPr>
+        <w:t>–</w:t>
+      </w:r>
+      <w:r>
+        <w:rPr>
+          <w:b/>
+          <w:bCs/>
+          <w:color w:val="000000"/>
+          <w:lang w:val="en-US"/>
+        </w:rPr>
+        <w:t>Relational</w:t>
+      </w:r>
+      <w:r>
+        <w:rPr>
+          <w:b/>
+          <w:bCs/>
+          <w:color w:val="000000"/>
+        </w:rPr>
+        <w:t xml:space="preserve"> </w:t>
+      </w:r>
+      <w:r>
+        <w:rPr>
+          <w:b/>
+          <w:bCs/>
+          <w:color w:val="000000"/>
+          <w:lang w:val="en-US"/>
+        </w:rPr>
+        <w:t>Mapping</w:t>
+      </w:r>
+      <w:r>
+        <w:rPr>
+          <w:b/>
+          <w:bCs/>
+          <w:color w:val="000000"/>
+        </w:rPr>
+        <w:t>)</w:t>
+      </w:r>
+      <w:r>
+        <w:rPr>
+          <w:color w:val="000000"/>
+        </w:rPr>
+        <w:t xml:space="preserve"> — технология объектно-реляционного отображения</w:t>
+      </w:r>
+    </w:p>
+    <w:p>
+      <w:pPr>
+        <w:spacing w:after="160" w:line="259" w:lineRule="auto"/>
+        <w:jc w:val="left"/>
+        <w:rPr>
+          <w:color w:val="000000"/>
+        </w:rPr>
+      </w:pPr>
+      <w:r>
+        <w:rPr>
+          <w:b/>
+          <w:bCs/>
+          <w:color w:val="000000"/>
+          <w:lang w:val="en-US"/>
+        </w:rPr>
+        <w:t>PK</w:t>
+      </w:r>
+      <w:r>
+        <w:rPr>
+          <w:b/>
+          <w:bCs/>
+          <w:color w:val="000000"/>
+        </w:rPr>
+        <w:t xml:space="preserve"> (</w:t>
+      </w:r>
+      <w:r>
+        <w:rPr>
+          <w:b/>
+          <w:bCs/>
+          <w:color w:val="000000"/>
+          <w:lang w:val="en-US"/>
+        </w:rPr>
+        <w:t>Primary</w:t>
+      </w:r>
+      <w:r>
+        <w:rPr>
+          <w:b/>
+          <w:bCs/>
+          <w:color w:val="000000"/>
+        </w:rPr>
+        <w:t xml:space="preserve"> </w:t>
+      </w:r>
+      <w:r>
+        <w:rPr>
+          <w:b/>
+          <w:bCs/>
+          <w:color w:val="000000"/>
+          <w:lang w:val="en-US"/>
+        </w:rPr>
+        <w:t>Key</w:t>
+      </w:r>
+      <w:r>
+        <w:rPr>
+          <w:b/>
+          <w:bCs/>
+          <w:color w:val="000000"/>
+        </w:rPr>
+        <w:t>)</w:t>
+      </w:r>
+      <w:r>
+        <w:rPr>
+          <w:color w:val="000000"/>
+        </w:rPr>
+        <w:t xml:space="preserve"> — первичный ключ</w:t>
+      </w:r>
+    </w:p>
+    <w:p>
+      <w:pPr>
+        <w:spacing w:after="160" w:line="259" w:lineRule="auto"/>
+        <w:jc w:val="left"/>
+        <w:rPr>
+          <w:color w:val="000000"/>
+        </w:rPr>
+      </w:pPr>
+      <w:r>
+        <w:rPr>
+          <w:b/>
+          <w:bCs/>
+          <w:color w:val="000000"/>
+          <w:lang w:val="en-US"/>
+        </w:rPr>
+        <w:t>PITR</w:t>
+      </w:r>
+      <w:r>
+        <w:rPr>
+          <w:b/>
+          <w:bCs/>
+          <w:color w:val="000000"/>
+        </w:rPr>
+        <w:t xml:space="preserve"> (</w:t>
+      </w:r>
+      <w:r>
+        <w:rPr>
+          <w:b/>
+          <w:bCs/>
+          <w:color w:val="000000"/>
+          <w:lang w:val="en-US"/>
+        </w:rPr>
+        <w:t>Point</w:t>
+      </w:r>
+      <w:r>
+        <w:rPr>
+          <w:b/>
+          <w:bCs/>
+          <w:color w:val="000000"/>
+        </w:rPr>
+        <w:t>-</w:t>
+      </w:r>
+      <w:r>
+        <w:rPr>
+          <w:b/>
+          <w:bCs/>
+          <w:color w:val="000000"/>
+          <w:lang w:val="en-US"/>
+        </w:rPr>
+        <w:t>in</w:t>
+      </w:r>
+      <w:r>
+        <w:rPr>
+          <w:b/>
+          <w:bCs/>
+          <w:color w:val="000000"/>
+        </w:rPr>
+        <w:t>-</w:t>
+      </w:r>
+      <w:r>
+        <w:rPr>
+          <w:b/>
+          <w:bCs/>
+          <w:color w:val="000000"/>
+          <w:lang w:val="en-US"/>
+        </w:rPr>
+        <w:t>Time</w:t>
+      </w:r>
+      <w:r>
+        <w:rPr>
+          <w:b/>
+          <w:bCs/>
+          <w:color w:val="000000"/>
+        </w:rPr>
+        <w:t xml:space="preserve"> </w:t>
+      </w:r>
+      <w:r>
+        <w:rPr>
+          <w:b/>
+          <w:bCs/>
+          <w:color w:val="000000"/>
+          <w:lang w:val="en-US"/>
+        </w:rPr>
+        <w:t>Recovery</w:t>
+      </w:r>
+      <w:r>
+        <w:rPr>
+          <w:b/>
+          <w:bCs/>
+          <w:color w:val="000000"/>
+        </w:rPr>
+        <w:t>)</w:t>
+      </w:r>
+      <w:r>
+        <w:rPr>
+          <w:color w:val="000000"/>
+        </w:rPr>
+        <w:t xml:space="preserve"> — восстановление на определённый момент времени</w:t>
+      </w:r>
+    </w:p>
+    <w:p>
+      <w:pPr>
+        <w:spacing w:after="160" w:line="259" w:lineRule="auto"/>
+        <w:jc w:val="left"/>
+        <w:rPr>
+          <w:color w:val="000000"/>
+        </w:rPr>
+      </w:pPr>
+      <w:r>
+        <w:rPr>
+          <w:b/>
+          <w:bCs/>
+          <w:color w:val="000000"/>
+          <w:lang w:val="en-US"/>
+        </w:rPr>
+        <w:t>RBAC</w:t>
+      </w:r>
+      <w:r>
+        <w:rPr>
+          <w:b/>
+          <w:bCs/>
+          <w:color w:val="000000"/>
+        </w:rPr>
+        <w:t xml:space="preserve"> (</w:t>
+      </w:r>
+      <w:r>
+        <w:rPr>
+          <w:b/>
+          <w:bCs/>
+          <w:color w:val="000000"/>
+          <w:lang w:val="en-US"/>
+        </w:rPr>
+        <w:t>Role</w:t>
+      </w:r>
+      <w:r>
+        <w:rPr>
+          <w:b/>
+          <w:bCs/>
+          <w:color w:val="000000"/>
+        </w:rPr>
+        <w:t>-</w:t>
+      </w:r>
+      <w:r>
+        <w:rPr>
+          <w:b/>
+          <w:bCs/>
+          <w:color w:val="000000"/>
+          <w:lang w:val="en-US"/>
+        </w:rPr>
+        <w:t>Based</w:t>
+      </w:r>
+      <w:r>
+        <w:rPr>
+          <w:b/>
+          <w:bCs/>
+          <w:color w:val="000000"/>
+        </w:rPr>
+        <w:t xml:space="preserve"> </w:t>
+      </w:r>
+      <w:r>
+        <w:rPr>
+          <w:b/>
+          <w:bCs/>
+          <w:color w:val="000000"/>
+          <w:lang w:val="en-US"/>
+        </w:rPr>
+        <w:t>Access</w:t>
+      </w:r>
+      <w:r>
+        <w:rPr>
+          <w:b/>
+          <w:bCs/>
+          <w:color w:val="000000"/>
+        </w:rPr>
+        <w:t xml:space="preserve"> </w:t>
+      </w:r>
+      <w:r>
+        <w:rPr>
+          <w:b/>
+          <w:bCs/>
+          <w:color w:val="000000"/>
+          <w:lang w:val="en-US"/>
+        </w:rPr>
+        <w:t>Control</w:t>
+      </w:r>
+      <w:r>
+        <w:rPr>
+          <w:b/>
+          <w:bCs/>
+          <w:color w:val="000000"/>
+        </w:rPr>
+        <w:t>)</w:t>
+      </w:r>
+      <w:r>
+        <w:rPr>
+          <w:color w:val="000000"/>
+        </w:rPr>
+        <w:t xml:space="preserve"> — ролевая модель разграничения доступа</w:t>
+      </w:r>
+    </w:p>
+    <w:p>
+      <w:pPr>
+        <w:spacing w:after="160" w:line="259" w:lineRule="auto"/>
+        <w:jc w:val="left"/>
+        <w:rPr>
+          <w:color w:val="000000"/>
+        </w:rPr>
+      </w:pPr>
+      <w:r>
+        <w:rPr>
+          <w:b/>
+          <w:bCs/>
+          <w:color w:val="000000"/>
+          <w:lang w:val="en-US"/>
+        </w:rPr>
+        <w:t>REST</w:t>
+      </w:r>
+      <w:r>
+        <w:rPr>
+          <w:color w:val="000000"/>
+        </w:rPr>
+        <w:t xml:space="preserve"> — архитектурный стиль построения </w:t>
+      </w:r>
+      <w:r>
+        <w:rPr>
+          <w:color w:val="000000"/>
+          <w:lang w:val="en-US"/>
+        </w:rPr>
+        <w:t>API</w:t>
+      </w:r>
+    </w:p>
+    <w:p>
+      <w:pPr>
+        <w:spacing w:after="160" w:line="259" w:lineRule="auto"/>
+        <w:jc w:val="left"/>
+        <w:rPr>
+          <w:color w:val="000000"/>
+        </w:rPr>
+      </w:pPr>
+      <w:r>
+        <w:rPr>
+          <w:b/>
+          <w:bCs/>
+          <w:color w:val="000000"/>
+          <w:lang w:val="en-US"/>
+        </w:rPr>
+        <w:t>SQL</w:t>
+      </w:r>
+      <w:r>
+        <w:rPr>
+          <w:b/>
+          <w:bCs/>
+          <w:color w:val="000000"/>
+        </w:rPr>
+        <w:t xml:space="preserve"> (</w:t>
+      </w:r>
+      <w:r>
+        <w:rPr>
+          <w:b/>
+          <w:bCs/>
+          <w:color w:val="000000"/>
+          <w:lang w:val="en-US"/>
+        </w:rPr>
+        <w:t>Structured</w:t>
+      </w:r>
+      <w:r>
+        <w:rPr>
+          <w:b/>
+          <w:bCs/>
+          <w:color w:val="000000"/>
+        </w:rPr>
+        <w:t xml:space="preserve"> </w:t>
+      </w:r>
+      <w:r>
+        <w:rPr>
+          <w:b/>
+          <w:bCs/>
+          <w:color w:val="000000"/>
+          <w:lang w:val="en-US"/>
+        </w:rPr>
+        <w:t>Query</w:t>
+      </w:r>
+      <w:r>
+        <w:rPr>
+          <w:b/>
+          <w:bCs/>
+          <w:color w:val="000000"/>
+        </w:rPr>
+        <w:t xml:space="preserve"> </w:t>
+      </w:r>
+      <w:r>
+        <w:rPr>
+          <w:b/>
+          <w:bCs/>
+          <w:color w:val="000000"/>
+          <w:lang w:val="en-US"/>
+        </w:rPr>
+        <w:t>Language</w:t>
+      </w:r>
+      <w:r>
+        <w:rPr>
+          <w:b/>
+          <w:bCs/>
+          <w:color w:val="000000"/>
+        </w:rPr>
+        <w:t>)</w:t>
+      </w:r>
+      <w:r>
+        <w:rPr>
+          <w:color w:val="000000"/>
+        </w:rPr>
+        <w:t xml:space="preserve"> — язык структурированных запросов</w:t>
+      </w:r>
+    </w:p>
+    <w:p>
+      <w:pPr>
+        <w:spacing w:after="160" w:line="259" w:lineRule="auto"/>
+        <w:jc w:val="left"/>
+        <w:rPr>
+          <w:color w:val="000000"/>
+        </w:rPr>
+      </w:pPr>
+      <w:r>
+        <w:rPr>
+          <w:b/>
+          <w:bCs/>
+          <w:color w:val="000000"/>
+          <w:lang w:val="en-US"/>
+        </w:rPr>
+        <w:t>TLS</w:t>
+      </w:r>
+      <w:r>
+        <w:rPr>
+          <w:b/>
+          <w:bCs/>
+          <w:color w:val="000000"/>
+        </w:rPr>
+        <w:t>/</w:t>
+      </w:r>
+      <w:r>
+        <w:rPr>
+          <w:b/>
+          <w:bCs/>
+          <w:color w:val="000000"/>
+          <w:lang w:val="en-US"/>
+        </w:rPr>
+        <w:t>SSL</w:t>
+      </w:r>
+      <w:r>
+        <w:rPr>
+          <w:color w:val="000000"/>
+        </w:rPr>
+        <w:t xml:space="preserve"> — протоколы защиты сетевого взаимодействия</w:t>
+      </w:r>
+    </w:p>
+    <w:p>
+      <w:pPr>
+        <w:spacing w:after="160" w:line="259" w:lineRule="auto"/>
+        <w:jc w:val="left"/>
+        <w:rPr>
+          <w:color w:val="000000"/>
+        </w:rPr>
+      </w:pPr>
+      <w:r>
+        <w:rPr>
+          <w:b/>
+          <w:bCs/>
+          <w:color w:val="000000"/>
+          <w:lang w:val="en-US"/>
+        </w:rPr>
+        <w:t>UI</w:t>
+      </w:r>
+      <w:r>
+        <w:rPr>
+          <w:b/>
+          <w:bCs/>
+          <w:color w:val="000000"/>
+        </w:rPr>
+        <w:t xml:space="preserve"> (</w:t>
+      </w:r>
+      <w:r>
+        <w:rPr>
+          <w:b/>
+          <w:bCs/>
+          <w:color w:val="000000"/>
+          <w:lang w:val="en-US"/>
+        </w:rPr>
+        <w:t>User</w:t>
+      </w:r>
+      <w:r>
+        <w:rPr>
+          <w:b/>
+          <w:bCs/>
+          <w:color w:val="000000"/>
+        </w:rPr>
+        <w:t xml:space="preserve"> </w:t>
+      </w:r>
+      <w:r>
+        <w:rPr>
+          <w:b/>
+          <w:bCs/>
+          <w:color w:val="000000"/>
+          <w:lang w:val="en-US"/>
+        </w:rPr>
+        <w:t>Interface</w:t>
+      </w:r>
+      <w:r>
+        <w:rPr>
+          <w:b/>
+          <w:bCs/>
+          <w:color w:val="000000"/>
+        </w:rPr>
+        <w:t>)</w:t>
+      </w:r>
+      <w:r>
+        <w:rPr>
+          <w:color w:val="000000"/>
+        </w:rPr>
+        <w:t xml:space="preserve"> — пользовательский интерфейс</w:t>
+      </w:r>
+    </w:p>
+    <w:p>
+      <w:pPr>
+        <w:spacing w:after="160" w:line="259" w:lineRule="auto"/>
+        <w:jc w:val="left"/>
+        <w:rPr>
+          <w:color w:val="000000"/>
+        </w:rPr>
+      </w:pPr>
+      <w:r>
+        <w:rPr>
+          <w:b/>
+          <w:bCs/>
+          <w:color w:val="000000"/>
+          <w:lang w:val="en-US"/>
+        </w:rPr>
+        <w:t>WAL</w:t>
+      </w:r>
+      <w:r>
+        <w:rPr>
+          <w:b/>
+          <w:bCs/>
+          <w:color w:val="000000"/>
+        </w:rPr>
+        <w:t xml:space="preserve"> (</w:t>
+      </w:r>
+      <w:r>
+        <w:rPr>
+          <w:b/>
+          <w:bCs/>
+          <w:color w:val="000000"/>
+          <w:lang w:val="en-US"/>
+        </w:rPr>
+        <w:t>Write</w:t>
+      </w:r>
+      <w:r>
+        <w:rPr>
+          <w:b/>
+          <w:bCs/>
+          <w:color w:val="000000"/>
+        </w:rPr>
+        <w:t>-</w:t>
+      </w:r>
+      <w:r>
+        <w:rPr>
+          <w:b/>
+          <w:bCs/>
+          <w:color w:val="000000"/>
+          <w:lang w:val="en-US"/>
+        </w:rPr>
+        <w:t>Ahead</w:t>
+      </w:r>
+      <w:r>
+        <w:rPr>
+          <w:b/>
+          <w:bCs/>
+          <w:color w:val="000000"/>
+        </w:rPr>
+        <w:t xml:space="preserve"> </w:t>
+      </w:r>
+      <w:r>
+        <w:rPr>
+          <w:b/>
+          <w:bCs/>
+          <w:color w:val="000000"/>
+          <w:lang w:val="en-US"/>
+        </w:rPr>
+        <w:t>Logging</w:t>
+      </w:r>
+      <w:r>
+        <w:rPr>
+          <w:b/>
+          <w:bCs/>
+          <w:color w:val="000000"/>
+        </w:rPr>
+        <w:t>)</w:t>
+      </w:r>
+      <w:r>
+        <w:rPr>
+          <w:color w:val="000000"/>
+        </w:rPr>
+        <w:t xml:space="preserve"> — журнал предзаписи в </w:t>
+      </w:r>
+      <w:r>
+        <w:rPr>
+          <w:color w:val="000000"/>
+          <w:lang w:val="en-US"/>
+        </w:rPr>
+        <w:t>PostgreSQL</w:t>
+      </w:r>
+    </w:p>
+    <w:p>
+      <w:pPr>
+        <w:spacing w:after="160" w:line="259" w:lineRule="auto"/>
+        <w:jc w:val="left"/>
+        <w:rPr>
+          <w:color w:val="000000"/>
+        </w:rPr>
+      </w:pPr>
+      <w:r>
+        <w:rPr>
+          <w:b/>
+          <w:bCs/>
+          <w:color w:val="000000"/>
+        </w:rPr>
+        <w:t>СУБД</w:t>
+      </w:r>
+      <w:r>
+        <w:rPr>
+          <w:color w:val="000000"/>
+        </w:rPr>
+        <w:t xml:space="preserve"> — система управления базами данных</w:t>
+      </w:r>
+    </w:p>
+    <w:p>
+      <w:pPr>
+        <w:spacing w:after="160" w:line="259" w:lineRule="auto"/>
+        <w:jc w:val="left"/>
+        <w:rPr>
+          <w:color w:val="000000"/>
+        </w:rPr>
+      </w:pPr>
+      <w:r>
+        <w:rPr>
+          <w:b/>
+          <w:bCs/>
+          <w:color w:val="000000"/>
+        </w:rPr>
+        <w:t>ИБ</w:t>
+      </w:r>
+      <w:r>
+        <w:rPr>
+          <w:color w:val="000000"/>
+        </w:rPr>
+        <w:t xml:space="preserve"> — информационная безопасность</w:t>
+      </w:r>
+    </w:p>
+    <w:p>
+      <w:pPr>
+        <w:spacing w:after="160" w:line="259" w:lineRule="auto"/>
+        <w:jc w:val="left"/>
+        <w:rPr>
+          <w:b/>
+          <w:bCs/>
+          <w:color w:val="000000"/>
+        </w:rPr>
+      </w:pPr>
+    </w:p>
+    <w:p>
+      <w:pPr>
+        <w:spacing w:after="160" w:line="259" w:lineRule="auto"/>
+        <w:jc w:val="left"/>
+        <w:rPr>
+          <w:b/>
+          <w:bCs/>
+          <w:color w:val="000000"/>
+        </w:rPr>
+      </w:pPr>
+    </w:p>
+    <w:p>
+      <w:pPr>
+        <w:pStyle w:val="af8"/>
         <w:rPr>
           <w:rFonts w:cs="Times New Roman"/>
           <w:szCs w:val="24"/>
-          <w:lang w:val="en-US"/>
-        </w:rPr>
-        <w:t xml:space="preserve"> </w:t>
-      </w:r>
+        </w:rPr>
+      </w:pPr>
+      <w:bookmarkStart w:id="7" w:name="_Toc220246373"/>
       <w:r>
         <w:rPr>
           <w:rFonts w:cs="Times New Roman"/>
           <w:szCs w:val="24"/>
         </w:rPr>
-        <w:t>сокращений</w:t>
-      </w:r>
-      <w:r>
+        <w:lastRenderedPageBreak/>
+        <w:t>Термины и определения</w:t>
+      </w:r>
+      <w:bookmarkEnd w:id="7"/>
+    </w:p>
+    <w:p>
+      <w:pPr>
+        <w:spacing w:after="160" w:line="259" w:lineRule="auto"/>
+        <w:jc w:val="left"/>
+        <w:rPr>
+          <w:color w:val="000000"/>
+        </w:rPr>
+      </w:pPr>
+      <w:r>
+        <w:rPr>
+          <w:b/>
+          <w:bCs/>
+          <w:color w:val="000000"/>
+        </w:rPr>
+        <w:t>Аутентификация</w:t>
+      </w:r>
+      <w:r>
+        <w:rPr>
+          <w:color w:val="000000"/>
+        </w:rPr>
+        <w:t xml:space="preserve"> — процесс проверки подлинности пользователя путем сопоставления введённых учётных данных с сохранёнными в системе.</w:t>
+      </w:r>
+    </w:p>
+    <w:p>
+      <w:pPr>
+        <w:spacing w:after="160" w:line="259" w:lineRule="auto"/>
+        <w:jc w:val="left"/>
+        <w:rPr>
+          <w:color w:val="000000"/>
+        </w:rPr>
+      </w:pPr>
+      <w:r>
+        <w:rPr>
+          <w:b/>
+          <w:bCs/>
+          <w:color w:val="000000"/>
+        </w:rPr>
+        <w:t>Авторизация</w:t>
+      </w:r>
+      <w:r>
+        <w:rPr>
+          <w:color w:val="000000"/>
+        </w:rPr>
+        <w:t xml:space="preserve"> — предоставление аутентифицированному пользователю прав на выполнение определённых операций в системе.</w:t>
+      </w:r>
+    </w:p>
+    <w:p>
+      <w:pPr>
+        <w:spacing w:after="160" w:line="259" w:lineRule="auto"/>
+        <w:jc w:val="left"/>
+        <w:rPr>
+          <w:color w:val="000000"/>
+        </w:rPr>
+      </w:pPr>
+      <w:r>
+        <w:rPr>
+          <w:b/>
+          <w:bCs/>
+          <w:color w:val="000000"/>
+        </w:rPr>
+        <w:t>Инфологическая модель</w:t>
+      </w:r>
+      <w:r>
+        <w:rPr>
+          <w:color w:val="000000"/>
+        </w:rPr>
+        <w:t xml:space="preserve"> — концептуальное описание предметной области, включающее сущности, атрибуты и связи между ними, независимое от конкретной СУБД.</w:t>
+      </w:r>
+    </w:p>
+    <w:p>
+      <w:pPr>
+        <w:spacing w:after="160" w:line="259" w:lineRule="auto"/>
+        <w:jc w:val="left"/>
+        <w:rPr>
+          <w:color w:val="000000"/>
+        </w:rPr>
+      </w:pPr>
+      <w:r>
+        <w:rPr>
+          <w:b/>
+          <w:bCs/>
+          <w:color w:val="000000"/>
+        </w:rPr>
+        <w:t>Физическая модель данных</w:t>
+      </w:r>
+      <w:r>
+        <w:rPr>
+          <w:color w:val="000000"/>
+        </w:rPr>
+        <w:t xml:space="preserve"> — модель, описывающая структуру данных в конкретной СУБД, включая таблицы, типы данных, индексы, связи и ограничения.</w:t>
+      </w:r>
+    </w:p>
+    <w:p>
+      <w:pPr>
+        <w:spacing w:after="160" w:line="259" w:lineRule="auto"/>
+        <w:jc w:val="left"/>
+        <w:rPr>
+          <w:color w:val="000000"/>
+        </w:rPr>
+      </w:pPr>
+      <w:r>
+        <w:rPr>
+          <w:b/>
+          <w:bCs/>
+          <w:color w:val="000000"/>
+        </w:rPr>
+        <w:t>Нормализация</w:t>
+      </w:r>
+      <w:r>
+        <w:rPr>
+          <w:color w:val="000000"/>
+        </w:rPr>
+        <w:t xml:space="preserve"> — процесс устранения избыточности данных и логических аномалий путём приведения схемы данных к нормальным формам.</w:t>
+      </w:r>
+    </w:p>
+    <w:p>
+      <w:pPr>
+        <w:spacing w:after="160" w:line="259" w:lineRule="auto"/>
+        <w:jc w:val="left"/>
+        <w:rPr>
+          <w:color w:val="000000"/>
+        </w:rPr>
+      </w:pPr>
+      <w:r>
+        <w:rPr>
+          <w:b/>
+          <w:bCs/>
+          <w:color w:val="000000"/>
+        </w:rPr>
+        <w:t>Резервное копирование</w:t>
+      </w:r>
+      <w:r>
+        <w:rPr>
+          <w:color w:val="000000"/>
+        </w:rPr>
+        <w:t xml:space="preserve"> — создание копии данных для их восстановления после сбоев, повреждения или удаления.</w:t>
+      </w:r>
+    </w:p>
+    <w:p>
+      <w:pPr>
+        <w:spacing w:after="160" w:line="259" w:lineRule="auto"/>
+        <w:jc w:val="left"/>
+        <w:rPr>
+          <w:color w:val="000000"/>
+        </w:rPr>
+      </w:pPr>
+      <w:r>
+        <w:rPr>
+          <w:b/>
+          <w:bCs/>
+          <w:color w:val="000000"/>
+        </w:rPr>
+        <w:t>Контрольная точка восстановления (</w:t>
+      </w:r>
+      <w:proofErr w:type="spellStart"/>
+      <w:r>
+        <w:rPr>
+          <w:b/>
+          <w:bCs/>
+          <w:color w:val="000000"/>
+        </w:rPr>
+        <w:t>restore</w:t>
+      </w:r>
+      <w:proofErr w:type="spellEnd"/>
+      <w:r>
+        <w:rPr>
+          <w:b/>
+          <w:bCs/>
+          <w:color w:val="000000"/>
+        </w:rPr>
+        <w:t xml:space="preserve"> </w:t>
+      </w:r>
+      <w:proofErr w:type="spellStart"/>
+      <w:r>
+        <w:rPr>
+          <w:b/>
+          <w:bCs/>
+          <w:color w:val="000000"/>
+        </w:rPr>
+        <w:t>point</w:t>
+      </w:r>
+      <w:proofErr w:type="spellEnd"/>
+      <w:r>
+        <w:rPr>
+          <w:b/>
+          <w:bCs/>
+          <w:color w:val="000000"/>
+        </w:rPr>
+        <w:t>)</w:t>
+      </w:r>
+      <w:r>
+        <w:rPr>
+          <w:color w:val="000000"/>
+        </w:rPr>
+        <w:t xml:space="preserve"> — именованная точка в журнале WAL </w:t>
+      </w:r>
+      <w:proofErr w:type="spellStart"/>
+      <w:r>
+        <w:rPr>
+          <w:color w:val="000000"/>
+        </w:rPr>
+        <w:t>PostgreSQL</w:t>
+      </w:r>
+      <w:proofErr w:type="spellEnd"/>
+      <w:r>
+        <w:rPr>
+          <w:color w:val="000000"/>
+        </w:rPr>
+        <w:t>, позволяющая выполнить PITR.</w:t>
+      </w:r>
+    </w:p>
+    <w:p>
+      <w:pPr>
+        <w:spacing w:after="160" w:line="259" w:lineRule="auto"/>
+        <w:jc w:val="left"/>
+        <w:rPr>
+          <w:color w:val="000000"/>
+        </w:rPr>
+      </w:pPr>
+      <w:r>
+        <w:rPr>
+          <w:b/>
+          <w:bCs/>
+          <w:color w:val="000000"/>
+        </w:rPr>
+        <w:t>Журнал WAL</w:t>
+      </w:r>
+      <w:r>
+        <w:rPr>
+          <w:color w:val="000000"/>
+        </w:rPr>
+        <w:t xml:space="preserve"> — последовательный лог изменений в </w:t>
+      </w:r>
+      <w:proofErr w:type="spellStart"/>
+      <w:r>
+        <w:rPr>
+          <w:color w:val="000000"/>
+        </w:rPr>
+        <w:t>PostgreSQL</w:t>
+      </w:r>
+      <w:proofErr w:type="spellEnd"/>
+      <w:r>
+        <w:rPr>
+          <w:color w:val="000000"/>
+        </w:rPr>
+        <w:t>, гарантирующий надёжность транзакций и позволяющий выполнять восстановление.</w:t>
+      </w:r>
+    </w:p>
+    <w:p>
+      <w:pPr>
+        <w:spacing w:after="160" w:line="259" w:lineRule="auto"/>
+        <w:jc w:val="left"/>
+        <w:rPr>
+          <w:color w:val="000000"/>
+        </w:rPr>
+      </w:pPr>
+      <w:r>
+        <w:rPr>
+          <w:b/>
+          <w:bCs/>
+          <w:color w:val="000000"/>
+        </w:rPr>
+        <w:t>Триггер</w:t>
+      </w:r>
+      <w:r>
+        <w:rPr>
+          <w:color w:val="000000"/>
+        </w:rPr>
+        <w:t xml:space="preserve"> — объект БД, автоматически выполняющий заданную логику при вставке, обновлении или удалении данных.</w:t>
+      </w:r>
+    </w:p>
+    <w:p>
+      <w:pPr>
+        <w:spacing w:after="160" w:line="259" w:lineRule="auto"/>
+        <w:jc w:val="left"/>
+        <w:rPr>
+          <w:color w:val="000000"/>
+        </w:rPr>
+      </w:pPr>
+      <w:r>
+        <w:rPr>
+          <w:b/>
+          <w:bCs/>
+          <w:color w:val="000000"/>
+        </w:rPr>
+        <w:t>Триггерная функция</w:t>
+      </w:r>
+      <w:r>
+        <w:rPr>
+          <w:color w:val="000000"/>
+        </w:rPr>
+        <w:t xml:space="preserve"> — хранимая функция PL/</w:t>
+      </w:r>
+      <w:proofErr w:type="spellStart"/>
+      <w:r>
+        <w:rPr>
+          <w:color w:val="000000"/>
+        </w:rPr>
+        <w:t>pgSQL</w:t>
+      </w:r>
+      <w:proofErr w:type="spellEnd"/>
+      <w:r>
+        <w:rPr>
+          <w:color w:val="000000"/>
+        </w:rPr>
+        <w:t>, вызываемая триггером и обрабатывающая событие изменения данных.</w:t>
+      </w:r>
+    </w:p>
+    <w:p>
+      <w:pPr>
+        <w:spacing w:after="160" w:line="259" w:lineRule="auto"/>
+        <w:jc w:val="left"/>
+        <w:rPr>
+          <w:color w:val="000000"/>
+        </w:rPr>
+      </w:pPr>
+      <w:r>
+        <w:rPr>
+          <w:b/>
+          <w:bCs/>
+          <w:color w:val="000000"/>
+        </w:rPr>
+        <w:t>Шифрование</w:t>
+      </w:r>
+      <w:r>
+        <w:rPr>
+          <w:color w:val="000000"/>
+        </w:rPr>
+        <w:t xml:space="preserve"> — преобразование данных в недоступный для чтения формат с использованием ключа.</w:t>
+      </w:r>
+    </w:p>
+    <w:p>
+      <w:pPr>
+        <w:spacing w:after="160" w:line="259" w:lineRule="auto"/>
+        <w:jc w:val="left"/>
+        <w:rPr>
+          <w:color w:val="000000"/>
+        </w:rPr>
+      </w:pPr>
+      <w:r>
+        <w:rPr>
+          <w:b/>
+          <w:bCs/>
+          <w:color w:val="000000"/>
+        </w:rPr>
+        <w:t>Хэширование</w:t>
+      </w:r>
+      <w:r>
+        <w:rPr>
+          <w:color w:val="000000"/>
+        </w:rPr>
+        <w:t xml:space="preserve"> — необратимое преобразование данных в фиксированный </w:t>
+      </w:r>
+      <w:proofErr w:type="spellStart"/>
+      <w:r>
+        <w:rPr>
+          <w:color w:val="000000"/>
+        </w:rPr>
+        <w:t>хеш</w:t>
+      </w:r>
+      <w:proofErr w:type="spellEnd"/>
+      <w:r>
+        <w:rPr>
+          <w:color w:val="000000"/>
+        </w:rPr>
+        <w:t>, используемое для проверки подлинности паролей.</w:t>
+      </w:r>
+    </w:p>
+    <w:p>
+      <w:pPr>
+        <w:spacing w:after="160" w:line="259" w:lineRule="auto"/>
+        <w:jc w:val="left"/>
+        <w:rPr>
+          <w:color w:val="000000"/>
+        </w:rPr>
+      </w:pPr>
+      <w:r>
+        <w:rPr>
+          <w:b/>
+          <w:bCs/>
+          <w:color w:val="000000"/>
+        </w:rPr>
+        <w:t>JWT-токен</w:t>
+      </w:r>
+      <w:r>
+        <w:rPr>
+          <w:color w:val="000000"/>
+        </w:rPr>
+        <w:t xml:space="preserve"> — компактный объект в формате JSON, содержащий закодированные сведения о пользователе и применяемый для аутентификации.</w:t>
+      </w:r>
+    </w:p>
+    <w:p>
+      <w:pPr>
+        <w:spacing w:after="160" w:line="259" w:lineRule="auto"/>
+        <w:jc w:val="left"/>
+        <w:rPr>
+          <w:color w:val="000000"/>
+        </w:rPr>
+      </w:pPr>
+      <w:r>
+        <w:rPr>
+          <w:b/>
+          <w:bCs/>
+          <w:color w:val="000000"/>
+        </w:rPr>
+        <w:t>ORM-модель</w:t>
+      </w:r>
+      <w:r>
+        <w:rPr>
+          <w:color w:val="000000"/>
+        </w:rPr>
+        <w:t xml:space="preserve"> — класс языка программирования, соответствующий таблице в БД, обеспечивающий объектно-ориентированную работу с данными.</w:t>
+      </w:r>
+    </w:p>
+    <w:p>
+      <w:pPr>
+        <w:spacing w:after="160" w:line="259" w:lineRule="auto"/>
+        <w:jc w:val="left"/>
+        <w:rPr>
+          <w:color w:val="000000"/>
+        </w:rPr>
+      </w:pPr>
+      <w:r>
+        <w:rPr>
+          <w:b/>
+          <w:bCs/>
+          <w:color w:val="000000"/>
+        </w:rPr>
+        <w:t>Роль СУБД</w:t>
+      </w:r>
+      <w:r>
+        <w:rPr>
+          <w:color w:val="000000"/>
+        </w:rPr>
+        <w:t xml:space="preserve"> — сущность </w:t>
+      </w:r>
+      <w:proofErr w:type="spellStart"/>
+      <w:r>
+        <w:rPr>
+          <w:color w:val="000000"/>
+        </w:rPr>
+        <w:t>PostgreSQL</w:t>
+      </w:r>
+      <w:proofErr w:type="spellEnd"/>
+      <w:r>
+        <w:rPr>
+          <w:color w:val="000000"/>
+        </w:rPr>
+        <w:t>, определяющая набор привилегий и уровней доступа для учетных записей.</w:t>
+      </w:r>
+    </w:p>
+    <w:p>
+      <w:pPr>
+        <w:spacing w:after="160" w:line="259" w:lineRule="auto"/>
+        <w:jc w:val="left"/>
+        <w:rPr>
+          <w:color w:val="000000"/>
+        </w:rPr>
+      </w:pPr>
+      <w:r>
+        <w:rPr>
+          <w:b/>
+          <w:bCs/>
+          <w:color w:val="000000"/>
+        </w:rPr>
+        <w:t>Представление (View)</w:t>
+      </w:r>
+      <w:r>
+        <w:rPr>
+          <w:color w:val="000000"/>
+        </w:rPr>
+        <w:t xml:space="preserve"> — виртуальная таблица, содержащая результаты выполнения SQL-запроса и применяемая для разграничения доступа.</w:t>
+      </w:r>
+    </w:p>
+    <w:p>
+      <w:pPr>
+        <w:spacing w:after="160" w:line="259" w:lineRule="auto"/>
+        <w:jc w:val="left"/>
+        <w:rPr>
+          <w:color w:val="000000"/>
+        </w:rPr>
+      </w:pPr>
+      <w:r>
+        <w:rPr>
+          <w:b/>
+          <w:bCs/>
+          <w:color w:val="000000"/>
+        </w:rPr>
+        <w:t>Система логирования</w:t>
+      </w:r>
+      <w:r>
+        <w:rPr>
+          <w:color w:val="000000"/>
+        </w:rPr>
+        <w:t xml:space="preserve"> — механизм фиксации операций в БД, обеспечивающий контроль изменений и аудит безопасности.</w:t>
+      </w:r>
+    </w:p>
+    <w:p>
+      <w:pPr>
+        <w:spacing w:after="160" w:line="259" w:lineRule="auto"/>
+        <w:jc w:val="left"/>
+        <w:rPr>
+          <w:color w:val="000000"/>
+        </w:rPr>
+      </w:pPr>
+      <w:r>
+        <w:rPr>
+          <w:b/>
+          <w:bCs/>
+          <w:color w:val="000000"/>
+        </w:rPr>
+        <w:t>Веб-сервис</w:t>
+      </w:r>
+      <w:r>
+        <w:rPr>
+          <w:color w:val="000000"/>
+        </w:rPr>
+        <w:t xml:space="preserve"> — серверная часть приложения, обрабатывающая запросы клиентов и предоставляющая данные по API.</w:t>
+      </w:r>
+    </w:p>
+    <w:p>
+      <w:pPr>
+        <w:spacing w:after="160" w:line="259" w:lineRule="auto"/>
+        <w:jc w:val="left"/>
+        <w:rPr>
+          <w:color w:val="000000"/>
+        </w:rPr>
+      </w:pPr>
+    </w:p>
+    <w:p>
+      <w:pPr>
+        <w:pStyle w:val="af8"/>
         <w:rPr>
           <w:rFonts w:cs="Times New Roman"/>
           <w:szCs w:val="24"/>
-          <w:lang w:val="en-US"/>
-        </w:rPr>
-        <w:t xml:space="preserve"> </w:t>
-      </w:r>
+        </w:rPr>
+      </w:pPr>
+      <w:bookmarkStart w:id="8" w:name="_Toc220246374"/>
       <w:r>
         <w:rPr>
           <w:rFonts w:cs="Times New Roman"/>
           <w:szCs w:val="24"/>
         </w:rPr>
-        <w:t>и</w:t>
-      </w:r>
-      <w:r>
-        <w:rPr>
-          <w:rFonts w:cs="Times New Roman"/>
-          <w:szCs w:val="24"/>
-          <w:lang w:val="en-US"/>
-        </w:rPr>
-        <w:t xml:space="preserve"> </w:t>
-      </w:r>
-      <w:r>
-        <w:rPr>
-          <w:rFonts w:cs="Times New Roman"/>
-          <w:szCs w:val="24"/>
-        </w:rPr>
-        <w:t>условных</w:t>
-      </w:r>
-      <w:r>
-        <w:rPr>
-          <w:rFonts w:cs="Times New Roman"/>
-          <w:szCs w:val="24"/>
-          <w:lang w:val="en-US"/>
-        </w:rPr>
-        <w:t xml:space="preserve"> </w:t>
-      </w:r>
-      <w:r>
-        <w:rPr>
-          <w:rFonts w:cs="Times New Roman"/>
-          <w:szCs w:val="24"/>
-        </w:rPr>
-        <w:t>обозначений</w:t>
-      </w:r>
-      <w:bookmarkEnd w:id="6"/>
-    </w:p>
-    <w:bookmarkEnd w:id="5"/>
-    <w:p>
-      <w:pPr>
-        <w:spacing w:after="160" w:line="259" w:lineRule="auto"/>
-        <w:jc w:val="left"/>
-        <w:rPr>
-          <w:color w:val="000000"/>
-          <w:lang w:val="en-US"/>
-        </w:rPr>
-      </w:pPr>
+        <w:lastRenderedPageBreak/>
+        <w:t>Введение</w:t>
+      </w:r>
+      <w:bookmarkEnd w:id="8"/>
+    </w:p>
+    <w:p>
       <w:r>
         <w:rPr>
           <w:b/>
           <w:bCs/>
-          <w:color w:val="000000"/>
-          <w:lang w:val="en-US"/>
-        </w:rPr>
-        <w:t>ACID (Atomicity, Consistency, Isolation, Durability)</w:t>
-      </w:r>
-      <w:r>
-        <w:rPr>
-          <w:color w:val="000000"/>
-          <w:lang w:val="en-US"/>
-        </w:rPr>
-        <w:t xml:space="preserve"> — </w:t>
-      </w:r>
-      <w:r>
-        <w:rPr>
-          <w:color w:val="000000"/>
-        </w:rPr>
-        <w:t>свойства</w:t>
-      </w:r>
-      <w:r>
-        <w:rPr>
-          <w:color w:val="000000"/>
-          <w:lang w:val="en-US"/>
-        </w:rPr>
-        <w:t xml:space="preserve"> </w:t>
-      </w:r>
-      <w:r>
-        <w:rPr>
-          <w:color w:val="000000"/>
-        </w:rPr>
-        <w:t>транзакций</w:t>
-      </w:r>
-      <w:r>
-        <w:rPr>
-          <w:color w:val="000000"/>
-          <w:lang w:val="en-US"/>
-        </w:rPr>
-        <w:t xml:space="preserve"> </w:t>
-      </w:r>
-      <w:r>
-        <w:rPr>
-          <w:color w:val="000000"/>
-        </w:rPr>
-        <w:t>СУБД</w:t>
-      </w:r>
-    </w:p>
-    <w:p>
-      <w:pPr>
-        <w:spacing w:after="160" w:line="259" w:lineRule="auto"/>
-        <w:jc w:val="left"/>
-        <w:rPr>
-          <w:color w:val="000000"/>
-          <w:lang w:val="en-US"/>
-        </w:rPr>
-      </w:pPr>
+        </w:rPr>
+        <w:t>Актуальность</w:t>
+      </w:r>
+      <w:r>
+        <w:t xml:space="preserve"> данной работы обусловлена необходимостью комплексного подхода к разработке и защите баз данных в современных ИС розничной торговли. Магазины бренда Apple предъявляют повышенные требования к качеству обслуживания и безопасности данных клиентов, а значит, инфраструктура должна включать надежные механизмы разграничения прав доступа, мониторинга операций, криптографической защиты и восстановления после сбоев.</w:t>
+      </w:r>
+    </w:p>
+    <w:p/>
+    <w:p>
       <w:r>
         <w:rPr>
           <w:b/>
           <w:bCs/>
-          <w:color w:val="000000"/>
-          <w:lang w:val="en-US"/>
-        </w:rPr>
-        <w:t>API (Application Programming Interface)</w:t>
-      </w:r>
-      <w:r>
-        <w:rPr>
-          <w:color w:val="000000"/>
-          <w:lang w:val="en-US"/>
-        </w:rPr>
-        <w:t xml:space="preserve"> — </w:t>
-      </w:r>
-      <w:r>
-        <w:rPr>
-          <w:color w:val="000000"/>
-        </w:rPr>
-        <w:t>программный</w:t>
-      </w:r>
-      <w:r>
-        <w:rPr>
-          <w:color w:val="000000"/>
-          <w:lang w:val="en-US"/>
-        </w:rPr>
-        <w:t xml:space="preserve"> </w:t>
-      </w:r>
-      <w:r>
-        <w:rPr>
-          <w:color w:val="000000"/>
-        </w:rPr>
-        <w:t>интерфейс</w:t>
-      </w:r>
-      <w:r>
-        <w:rPr>
-          <w:color w:val="000000"/>
-          <w:lang w:val="en-US"/>
-        </w:rPr>
-        <w:t xml:space="preserve"> </w:t>
-      </w:r>
-      <w:r>
-        <w:rPr>
-          <w:color w:val="000000"/>
-        </w:rPr>
-        <w:t>приложения</w:t>
-      </w:r>
-    </w:p>
-    <w:p>
-      <w:pPr>
-        <w:spacing w:after="160" w:line="259" w:lineRule="auto"/>
-        <w:jc w:val="left"/>
-        <w:rPr>
-          <w:color w:val="000000"/>
-        </w:rPr>
-      </w:pPr>
-      <w:r>
-        <w:rPr>
-          <w:b/>
-          <w:bCs/>
-          <w:color w:val="000000"/>
-          <w:lang w:val="en-US"/>
-        </w:rPr>
-        <w:t>ACL</w:t>
-      </w:r>
-      <w:r>
-        <w:rPr>
-          <w:b/>
-          <w:bCs/>
-          <w:color w:val="000000"/>
-        </w:rPr>
-        <w:t xml:space="preserve"> (</w:t>
-      </w:r>
-      <w:r>
-        <w:rPr>
-          <w:b/>
-          <w:bCs/>
-          <w:color w:val="000000"/>
-          <w:lang w:val="en-US"/>
-        </w:rPr>
-        <w:t>Access</w:t>
-      </w:r>
-      <w:r>
-        <w:rPr>
-          <w:b/>
-          <w:bCs/>
-          <w:color w:val="000000"/>
-        </w:rPr>
-        <w:t xml:space="preserve"> </w:t>
-      </w:r>
-      <w:r>
-        <w:rPr>
-          <w:b/>
-          <w:bCs/>
-          <w:color w:val="000000"/>
-          <w:lang w:val="en-US"/>
-        </w:rPr>
-        <w:t>Control</w:t>
-      </w:r>
-      <w:r>
-        <w:rPr>
-          <w:b/>
-          <w:bCs/>
-          <w:color w:val="000000"/>
-        </w:rPr>
-        <w:t xml:space="preserve"> </w:t>
-      </w:r>
-      <w:r>
-        <w:rPr>
-          <w:b/>
-          <w:bCs/>
-          <w:color w:val="000000"/>
-          <w:lang w:val="en-US"/>
-        </w:rPr>
-        <w:t>List</w:t>
-      </w:r>
-      <w:r>
-        <w:rPr>
-          <w:b/>
-          <w:bCs/>
-          <w:color w:val="000000"/>
-        </w:rPr>
-        <w:t>)</w:t>
-      </w:r>
-      <w:r>
-        <w:rPr>
-          <w:color w:val="000000"/>
-        </w:rPr>
-        <w:t xml:space="preserve"> — матрица/список контроля доступа</w:t>
-      </w:r>
-    </w:p>
-    <w:p>
-      <w:pPr>
-        <w:spacing w:after="160" w:line="259" w:lineRule="auto"/>
-        <w:jc w:val="left"/>
-        <w:rPr>
-          <w:color w:val="000000"/>
-          <w:lang w:val="en-US"/>
-        </w:rPr>
-      </w:pPr>
-      <w:r>
-        <w:rPr>
-          <w:b/>
-          <w:bCs/>
-          <w:color w:val="000000"/>
-          <w:lang w:val="en-US"/>
-        </w:rPr>
-        <w:t>AES (Advanced Encryption Standard)</w:t>
-      </w:r>
-      <w:r>
-        <w:rPr>
-          <w:color w:val="000000"/>
-          <w:lang w:val="en-US"/>
-        </w:rPr>
-        <w:t xml:space="preserve"> — </w:t>
-      </w:r>
-      <w:r>
-        <w:rPr>
-          <w:color w:val="000000"/>
-        </w:rPr>
-        <w:t>симметричный</w:t>
-      </w:r>
-      <w:r>
-        <w:rPr>
-          <w:color w:val="000000"/>
-          <w:lang w:val="en-US"/>
-        </w:rPr>
-        <w:t xml:space="preserve"> </w:t>
-      </w:r>
-      <w:r>
-        <w:rPr>
-          <w:color w:val="000000"/>
-        </w:rPr>
-        <w:t>алгоритм</w:t>
-      </w:r>
-      <w:r>
-        <w:rPr>
-          <w:color w:val="000000"/>
-          <w:lang w:val="en-US"/>
-        </w:rPr>
-        <w:t xml:space="preserve"> </w:t>
-      </w:r>
-      <w:r>
-        <w:rPr>
-          <w:color w:val="000000"/>
-        </w:rPr>
-        <w:t>шифрования</w:t>
-      </w:r>
-    </w:p>
-    <w:p>
-      <w:pPr>
-        <w:spacing w:after="160" w:line="259" w:lineRule="auto"/>
-        <w:jc w:val="left"/>
-        <w:rPr>
-          <w:color w:val="000000"/>
-        </w:rPr>
-      </w:pPr>
-      <w:proofErr w:type="spellStart"/>
-      <w:r>
-        <w:rPr>
-          <w:b/>
-          <w:bCs/>
-          <w:color w:val="000000"/>
-          <w:lang w:val="en-US"/>
-        </w:rPr>
-        <w:t>Bcrypt</w:t>
-      </w:r>
-      <w:proofErr w:type="spellEnd"/>
-      <w:r>
-        <w:rPr>
-          <w:color w:val="000000"/>
-        </w:rPr>
-        <w:t xml:space="preserve"> — алгоритм хеширования паролей</w:t>
-      </w:r>
-    </w:p>
-    <w:p>
-      <w:pPr>
-        <w:spacing w:after="160" w:line="259" w:lineRule="auto"/>
-        <w:jc w:val="left"/>
-        <w:rPr>
-          <w:color w:val="000000"/>
-        </w:rPr>
-      </w:pPr>
-      <w:r>
-        <w:rPr>
-          <w:b/>
-          <w:bCs/>
-          <w:color w:val="000000"/>
-        </w:rPr>
-        <w:t>БД</w:t>
-      </w:r>
-      <w:r>
-        <w:rPr>
-          <w:color w:val="000000"/>
-        </w:rPr>
-        <w:t xml:space="preserve"> — база данных</w:t>
-      </w:r>
-    </w:p>
-    <w:p>
-      <w:pPr>
-        <w:spacing w:after="160" w:line="259" w:lineRule="auto"/>
-        <w:jc w:val="left"/>
-        <w:rPr>
-          <w:color w:val="000000"/>
-          <w:lang w:val="en-US"/>
-        </w:rPr>
-      </w:pPr>
-      <w:r>
-        <w:rPr>
-          <w:b/>
-          <w:bCs/>
-          <w:color w:val="000000"/>
-          <w:lang w:val="en-US"/>
-        </w:rPr>
-        <w:t>DDL (Data Definition Language)</w:t>
-      </w:r>
-      <w:r>
-        <w:rPr>
-          <w:color w:val="000000"/>
-          <w:lang w:val="en-US"/>
-        </w:rPr>
-        <w:t xml:space="preserve"> — </w:t>
-      </w:r>
-      <w:r>
-        <w:rPr>
-          <w:color w:val="000000"/>
-        </w:rPr>
-        <w:t>язык</w:t>
-      </w:r>
-      <w:r>
-        <w:rPr>
-          <w:color w:val="000000"/>
-          <w:lang w:val="en-US"/>
-        </w:rPr>
-        <w:t xml:space="preserve"> </w:t>
-      </w:r>
-      <w:r>
-        <w:rPr>
-          <w:color w:val="000000"/>
-        </w:rPr>
-        <w:t>определения</w:t>
-      </w:r>
-      <w:r>
-        <w:rPr>
-          <w:color w:val="000000"/>
-          <w:lang w:val="en-US"/>
-        </w:rPr>
-        <w:t xml:space="preserve"> </w:t>
-      </w:r>
-      <w:r>
-        <w:rPr>
-          <w:color w:val="000000"/>
-        </w:rPr>
-        <w:t>данных</w:t>
-      </w:r>
-    </w:p>
-    <w:p>
-      <w:pPr>
-        <w:spacing w:after="160" w:line="259" w:lineRule="auto"/>
-        <w:jc w:val="left"/>
-        <w:rPr>
-          <w:color w:val="000000"/>
-          <w:lang w:val="en-US"/>
-        </w:rPr>
-      </w:pPr>
-      <w:r>
-        <w:rPr>
-          <w:b/>
-          <w:bCs/>
-          <w:color w:val="000000"/>
-          <w:lang w:val="en-US"/>
-        </w:rPr>
-        <w:t>DML (Data Manipulation Language)</w:t>
-      </w:r>
-      <w:r>
-        <w:rPr>
-          <w:color w:val="000000"/>
-          <w:lang w:val="en-US"/>
-        </w:rPr>
-        <w:t xml:space="preserve"> — </w:t>
-      </w:r>
-      <w:r>
-        <w:rPr>
-          <w:color w:val="000000"/>
-        </w:rPr>
-        <w:t>язык</w:t>
-      </w:r>
-      <w:r>
-        <w:rPr>
-          <w:color w:val="000000"/>
-          <w:lang w:val="en-US"/>
-        </w:rPr>
-        <w:t xml:space="preserve"> </w:t>
-      </w:r>
-      <w:r>
-        <w:rPr>
-          <w:color w:val="000000"/>
-        </w:rPr>
-        <w:t>манипулирования</w:t>
-      </w:r>
-      <w:r>
-        <w:rPr>
-          <w:color w:val="000000"/>
-          <w:lang w:val="en-US"/>
-        </w:rPr>
-        <w:t xml:space="preserve"> </w:t>
-      </w:r>
-      <w:r>
-        <w:rPr>
-          <w:color w:val="000000"/>
-        </w:rPr>
-        <w:t>данными</w:t>
-      </w:r>
-    </w:p>
-    <w:p>
-      <w:pPr>
-        <w:spacing w:after="160" w:line="259" w:lineRule="auto"/>
-        <w:jc w:val="left"/>
-        <w:rPr>
-          <w:color w:val="000000"/>
-          <w:lang w:val="en-US"/>
-        </w:rPr>
-      </w:pPr>
-      <w:r>
-        <w:rPr>
-          <w:b/>
-          <w:bCs/>
-          <w:color w:val="000000"/>
-          <w:lang w:val="en-US"/>
-        </w:rPr>
-        <w:t>ER (Entity–Relationship)</w:t>
-      </w:r>
-      <w:r>
-        <w:rPr>
-          <w:color w:val="000000"/>
-          <w:lang w:val="en-US"/>
-        </w:rPr>
-        <w:t xml:space="preserve"> — </w:t>
-      </w:r>
-      <w:r>
-        <w:rPr>
-          <w:color w:val="000000"/>
-        </w:rPr>
-        <w:t>модель</w:t>
-      </w:r>
-      <w:r>
-        <w:rPr>
-          <w:color w:val="000000"/>
-          <w:lang w:val="en-US"/>
-        </w:rPr>
-        <w:t xml:space="preserve"> «</w:t>
-      </w:r>
-      <w:r>
-        <w:rPr>
-          <w:color w:val="000000"/>
-        </w:rPr>
-        <w:t>сущность</w:t>
-      </w:r>
-      <w:r>
-        <w:rPr>
-          <w:color w:val="000000"/>
-          <w:lang w:val="en-US"/>
-        </w:rPr>
-        <w:t>–</w:t>
-      </w:r>
-      <w:r>
-        <w:rPr>
-          <w:color w:val="000000"/>
-        </w:rPr>
-        <w:t>связь</w:t>
-      </w:r>
-      <w:r>
-        <w:rPr>
-          <w:color w:val="000000"/>
-          <w:lang w:val="en-US"/>
-        </w:rPr>
-        <w:t>»</w:t>
-      </w:r>
-    </w:p>
-    <w:p>
-      <w:pPr>
-        <w:spacing w:after="160" w:line="259" w:lineRule="auto"/>
-        <w:jc w:val="left"/>
-        <w:rPr>
-          <w:color w:val="000000"/>
-          <w:lang w:val="en-US"/>
-        </w:rPr>
-      </w:pPr>
-      <w:r>
-        <w:rPr>
-          <w:b/>
-          <w:bCs/>
-          <w:color w:val="000000"/>
-          <w:lang w:val="en-US"/>
-        </w:rPr>
-        <w:t>FK (Foreign Key)</w:t>
-      </w:r>
-      <w:r>
-        <w:rPr>
-          <w:color w:val="000000"/>
-          <w:lang w:val="en-US"/>
-        </w:rPr>
-        <w:t xml:space="preserve"> — </w:t>
-      </w:r>
-      <w:r>
-        <w:rPr>
-          <w:color w:val="000000"/>
-        </w:rPr>
-        <w:t>внешний</w:t>
-      </w:r>
-      <w:r>
-        <w:rPr>
-          <w:color w:val="000000"/>
-          <w:lang w:val="en-US"/>
-        </w:rPr>
-        <w:t xml:space="preserve"> </w:t>
-      </w:r>
-      <w:r>
-        <w:rPr>
-          <w:color w:val="000000"/>
-        </w:rPr>
-        <w:t>ключ</w:t>
-      </w:r>
-    </w:p>
-    <w:p>
-      <w:pPr>
-        <w:spacing w:after="160" w:line="259" w:lineRule="auto"/>
-        <w:jc w:val="left"/>
-        <w:rPr>
-          <w:color w:val="000000"/>
-          <w:lang w:val="en-US"/>
-        </w:rPr>
-      </w:pPr>
-      <w:r>
-        <w:rPr>
-          <w:b/>
-          <w:bCs/>
-          <w:color w:val="000000"/>
-          <w:lang w:val="en-US"/>
-        </w:rPr>
-        <w:t>HTML</w:t>
-      </w:r>
-      <w:r>
-        <w:rPr>
-          <w:color w:val="000000"/>
-          <w:lang w:val="en-US"/>
-        </w:rPr>
-        <w:t xml:space="preserve"> — </w:t>
-      </w:r>
-      <w:proofErr w:type="spellStart"/>
-      <w:r>
-        <w:rPr>
-          <w:color w:val="000000"/>
-          <w:lang w:val="en-US"/>
-        </w:rPr>
-        <w:t>HyperText</w:t>
-      </w:r>
-      <w:proofErr w:type="spellEnd"/>
-      <w:r>
-        <w:rPr>
-          <w:color w:val="000000"/>
-          <w:lang w:val="en-US"/>
-        </w:rPr>
-        <w:t xml:space="preserve"> Markup Language</w:t>
-      </w:r>
-    </w:p>
-    <w:p>
-      <w:pPr>
-        <w:spacing w:after="160" w:line="259" w:lineRule="auto"/>
-        <w:jc w:val="left"/>
-        <w:rPr>
-          <w:color w:val="000000"/>
-          <w:lang w:val="en-US"/>
-        </w:rPr>
-      </w:pPr>
-      <w:r>
-        <w:rPr>
-          <w:b/>
-          <w:bCs/>
-          <w:color w:val="000000"/>
-          <w:lang w:val="en-US"/>
-        </w:rPr>
-        <w:t>HTTP</w:t>
-      </w:r>
-      <w:r>
-        <w:rPr>
-          <w:color w:val="000000"/>
-          <w:lang w:val="en-US"/>
-        </w:rPr>
-        <w:t xml:space="preserve"> — </w:t>
-      </w:r>
-      <w:proofErr w:type="spellStart"/>
-      <w:r>
-        <w:rPr>
-          <w:color w:val="000000"/>
-          <w:lang w:val="en-US"/>
-        </w:rPr>
-        <w:t>HyperText</w:t>
-      </w:r>
-      <w:proofErr w:type="spellEnd"/>
-      <w:r>
-        <w:rPr>
-          <w:color w:val="000000"/>
-          <w:lang w:val="en-US"/>
-        </w:rPr>
-        <w:t xml:space="preserve"> Transfer Protocol</w:t>
-      </w:r>
-    </w:p>
-    <w:p>
-      <w:pPr>
-        <w:spacing w:after="160" w:line="259" w:lineRule="auto"/>
-        <w:jc w:val="left"/>
-        <w:rPr>
-          <w:color w:val="000000"/>
-        </w:rPr>
-      </w:pPr>
-      <w:r>
-        <w:rPr>
-          <w:b/>
-          <w:bCs/>
-          <w:color w:val="000000"/>
-          <w:lang w:val="en-US"/>
-        </w:rPr>
-        <w:t>JSON</w:t>
-      </w:r>
-      <w:r>
-        <w:rPr>
-          <w:b/>
-          <w:bCs/>
-          <w:color w:val="000000"/>
-        </w:rPr>
-        <w:t xml:space="preserve"> / </w:t>
-      </w:r>
-      <w:r>
-        <w:rPr>
-          <w:b/>
-          <w:bCs/>
-          <w:color w:val="000000"/>
-          <w:lang w:val="en-US"/>
-        </w:rPr>
-        <w:t>JSONB</w:t>
-      </w:r>
-      <w:r>
-        <w:rPr>
-          <w:color w:val="000000"/>
-        </w:rPr>
-        <w:t xml:space="preserve"> — форматы хранения структурированных данных</w:t>
-      </w:r>
-    </w:p>
-    <w:p>
-      <w:pPr>
-        <w:spacing w:after="160" w:line="259" w:lineRule="auto"/>
-        <w:jc w:val="left"/>
-        <w:rPr>
-          <w:color w:val="000000"/>
-        </w:rPr>
-      </w:pPr>
-      <w:r>
-        <w:rPr>
-          <w:b/>
-          <w:bCs/>
-          <w:color w:val="000000"/>
-          <w:lang w:val="en-US"/>
-        </w:rPr>
-        <w:t>JWT</w:t>
-      </w:r>
-      <w:r>
-        <w:rPr>
-          <w:b/>
-          <w:bCs/>
-          <w:color w:val="000000"/>
-        </w:rPr>
-        <w:t xml:space="preserve"> (</w:t>
-      </w:r>
-      <w:r>
-        <w:rPr>
-          <w:b/>
-          <w:bCs/>
-          <w:color w:val="000000"/>
-          <w:lang w:val="en-US"/>
-        </w:rPr>
-        <w:t>JSON</w:t>
-      </w:r>
-      <w:r>
-        <w:rPr>
-          <w:b/>
-          <w:bCs/>
-          <w:color w:val="000000"/>
-        </w:rPr>
-        <w:t xml:space="preserve"> </w:t>
-      </w:r>
-      <w:r>
-        <w:rPr>
-          <w:b/>
-          <w:bCs/>
-          <w:color w:val="000000"/>
-          <w:lang w:val="en-US"/>
-        </w:rPr>
-        <w:t>Web</w:t>
-      </w:r>
-      <w:r>
-        <w:rPr>
-          <w:b/>
-          <w:bCs/>
-          <w:color w:val="000000"/>
-        </w:rPr>
-        <w:t xml:space="preserve"> </w:t>
-      </w:r>
-      <w:r>
-        <w:rPr>
-          <w:b/>
-          <w:bCs/>
-          <w:color w:val="000000"/>
-          <w:lang w:val="en-US"/>
-        </w:rPr>
-        <w:t>Token</w:t>
-      </w:r>
-      <w:r>
-        <w:rPr>
-          <w:b/>
-          <w:bCs/>
-          <w:color w:val="000000"/>
-        </w:rPr>
-        <w:t>)</w:t>
-      </w:r>
-      <w:r>
-        <w:rPr>
-          <w:color w:val="000000"/>
-        </w:rPr>
-        <w:t xml:space="preserve"> — токен для аутентификации</w:t>
-      </w:r>
-    </w:p>
-    <w:p>
-      <w:pPr>
-        <w:spacing w:after="160" w:line="259" w:lineRule="auto"/>
-        <w:jc w:val="left"/>
-        <w:rPr>
-          <w:color w:val="000000"/>
-        </w:rPr>
-      </w:pPr>
-      <w:r>
-        <w:rPr>
-          <w:b/>
-          <w:bCs/>
-          <w:color w:val="000000"/>
-          <w:lang w:val="en-US"/>
-        </w:rPr>
-        <w:t>ORM</w:t>
-      </w:r>
-      <w:r>
-        <w:rPr>
-          <w:b/>
-          <w:bCs/>
-          <w:color w:val="000000"/>
-        </w:rPr>
-        <w:t xml:space="preserve"> (</w:t>
-      </w:r>
-      <w:r>
-        <w:rPr>
-          <w:b/>
-          <w:bCs/>
-          <w:color w:val="000000"/>
-          <w:lang w:val="en-US"/>
-        </w:rPr>
-        <w:t>Object</w:t>
-      </w:r>
-      <w:r>
-        <w:rPr>
-          <w:b/>
-          <w:bCs/>
-          <w:color w:val="000000"/>
-        </w:rPr>
-        <w:t>–</w:t>
-      </w:r>
-      <w:r>
-        <w:rPr>
-          <w:b/>
-          <w:bCs/>
-          <w:color w:val="000000"/>
-          <w:lang w:val="en-US"/>
-        </w:rPr>
-        <w:t>Relational</w:t>
-      </w:r>
-      <w:r>
-        <w:rPr>
-          <w:b/>
-          <w:bCs/>
-          <w:color w:val="000000"/>
-        </w:rPr>
-        <w:t xml:space="preserve"> </w:t>
-      </w:r>
-      <w:r>
-        <w:rPr>
-          <w:b/>
-          <w:bCs/>
-          <w:color w:val="000000"/>
-          <w:lang w:val="en-US"/>
-        </w:rPr>
-        <w:t>Mapping</w:t>
-      </w:r>
-      <w:r>
-        <w:rPr>
-          <w:b/>
-          <w:bCs/>
-          <w:color w:val="000000"/>
-        </w:rPr>
-        <w:t>)</w:t>
-      </w:r>
-      <w:r>
-        <w:rPr>
-          <w:color w:val="000000"/>
-        </w:rPr>
-        <w:t xml:space="preserve"> — технология объектно-реляционного отображения</w:t>
-      </w:r>
-    </w:p>
-    <w:p>
-      <w:pPr>
-        <w:spacing w:after="160" w:line="259" w:lineRule="auto"/>
-        <w:jc w:val="left"/>
-        <w:rPr>
-          <w:color w:val="000000"/>
-        </w:rPr>
-      </w:pPr>
-      <w:r>
-        <w:rPr>
-          <w:b/>
-          <w:bCs/>
-          <w:color w:val="000000"/>
-          <w:lang w:val="en-US"/>
-        </w:rPr>
-        <w:t>PK</w:t>
-      </w:r>
-      <w:r>
-        <w:rPr>
-          <w:b/>
-          <w:bCs/>
-          <w:color w:val="000000"/>
-        </w:rPr>
-        <w:t xml:space="preserve"> (</w:t>
-      </w:r>
-      <w:r>
-        <w:rPr>
-          <w:b/>
-          <w:bCs/>
-          <w:color w:val="000000"/>
-          <w:lang w:val="en-US"/>
-        </w:rPr>
-        <w:t>Primary</w:t>
-      </w:r>
-      <w:r>
-        <w:rPr>
-          <w:b/>
-          <w:bCs/>
-          <w:color w:val="000000"/>
-        </w:rPr>
-        <w:t xml:space="preserve"> </w:t>
-      </w:r>
-      <w:r>
-        <w:rPr>
-          <w:b/>
-          <w:bCs/>
-          <w:color w:val="000000"/>
-          <w:lang w:val="en-US"/>
-        </w:rPr>
-        <w:t>Key</w:t>
-      </w:r>
-      <w:r>
-        <w:rPr>
-          <w:b/>
-          <w:bCs/>
-          <w:color w:val="000000"/>
-        </w:rPr>
-        <w:t>)</w:t>
-      </w:r>
-      <w:r>
-        <w:rPr>
-          <w:color w:val="000000"/>
-        </w:rPr>
-        <w:t xml:space="preserve"> — первичный ключ</w:t>
-      </w:r>
-    </w:p>
-    <w:p>
-      <w:pPr>
-        <w:spacing w:after="160" w:line="259" w:lineRule="auto"/>
-        <w:jc w:val="left"/>
-        <w:rPr>
-          <w:color w:val="000000"/>
-        </w:rPr>
-      </w:pPr>
-      <w:r>
-        <w:rPr>
-          <w:b/>
-          <w:bCs/>
-          <w:color w:val="000000"/>
-          <w:lang w:val="en-US"/>
-        </w:rPr>
-        <w:t>PITR</w:t>
-      </w:r>
-      <w:r>
-        <w:rPr>
-          <w:b/>
-          <w:bCs/>
-          <w:color w:val="000000"/>
-        </w:rPr>
-        <w:t xml:space="preserve"> (</w:t>
-      </w:r>
-      <w:r>
-        <w:rPr>
-          <w:b/>
-          <w:bCs/>
-          <w:color w:val="000000"/>
-          <w:lang w:val="en-US"/>
-        </w:rPr>
-        <w:t>Point</w:t>
-      </w:r>
-      <w:r>
-        <w:rPr>
-          <w:b/>
-          <w:bCs/>
-          <w:color w:val="000000"/>
-        </w:rPr>
-        <w:t>-</w:t>
-      </w:r>
-      <w:r>
-        <w:rPr>
-          <w:b/>
-          <w:bCs/>
-          <w:color w:val="000000"/>
-          <w:lang w:val="en-US"/>
-        </w:rPr>
-        <w:t>in</w:t>
-      </w:r>
-      <w:r>
-        <w:rPr>
-          <w:b/>
-          <w:bCs/>
-          <w:color w:val="000000"/>
-        </w:rPr>
-        <w:t>-</w:t>
-      </w:r>
-      <w:r>
-        <w:rPr>
-          <w:b/>
-          <w:bCs/>
-          <w:color w:val="000000"/>
-          <w:lang w:val="en-US"/>
-        </w:rPr>
-        <w:t>Time</w:t>
-      </w:r>
-      <w:r>
-        <w:rPr>
-          <w:b/>
-          <w:bCs/>
-          <w:color w:val="000000"/>
-        </w:rPr>
-        <w:t xml:space="preserve"> </w:t>
-      </w:r>
-      <w:r>
-        <w:rPr>
-          <w:b/>
-          <w:bCs/>
-          <w:color w:val="000000"/>
-          <w:lang w:val="en-US"/>
-        </w:rPr>
-        <w:t>Recovery</w:t>
-      </w:r>
-      <w:r>
-        <w:rPr>
-          <w:b/>
-          <w:bCs/>
-          <w:color w:val="000000"/>
-        </w:rPr>
-        <w:t>)</w:t>
-      </w:r>
-      <w:r>
-        <w:rPr>
-          <w:color w:val="000000"/>
-        </w:rPr>
-        <w:t xml:space="preserve"> — восстановление на определённый момент времени</w:t>
-      </w:r>
-    </w:p>
-    <w:p>
-      <w:pPr>
-        <w:spacing w:after="160" w:line="259" w:lineRule="auto"/>
-        <w:jc w:val="left"/>
-        <w:rPr>
-          <w:color w:val="000000"/>
-        </w:rPr>
-      </w:pPr>
-      <w:r>
-        <w:rPr>
-          <w:b/>
-          <w:bCs/>
-          <w:color w:val="000000"/>
-          <w:lang w:val="en-US"/>
-        </w:rPr>
-        <w:t>RBAC</w:t>
-      </w:r>
-      <w:r>
-        <w:rPr>
-          <w:b/>
-          <w:bCs/>
-          <w:color w:val="000000"/>
-        </w:rPr>
-        <w:t xml:space="preserve"> (</w:t>
-      </w:r>
-      <w:r>
-        <w:rPr>
-          <w:b/>
-          <w:bCs/>
-          <w:color w:val="000000"/>
-          <w:lang w:val="en-US"/>
-        </w:rPr>
-        <w:t>Role</w:t>
-      </w:r>
-      <w:r>
-        <w:rPr>
-          <w:b/>
-          <w:bCs/>
-          <w:color w:val="000000"/>
-        </w:rPr>
-        <w:t>-</w:t>
-      </w:r>
-      <w:r>
-        <w:rPr>
-          <w:b/>
-          <w:bCs/>
-          <w:color w:val="000000"/>
-          <w:lang w:val="en-US"/>
-        </w:rPr>
-        <w:t>Based</w:t>
-      </w:r>
-      <w:r>
-        <w:rPr>
-          <w:b/>
-          <w:bCs/>
-          <w:color w:val="000000"/>
-        </w:rPr>
-        <w:t xml:space="preserve"> </w:t>
-      </w:r>
-      <w:r>
-        <w:rPr>
-          <w:b/>
-          <w:bCs/>
-          <w:color w:val="000000"/>
-          <w:lang w:val="en-US"/>
-        </w:rPr>
-        <w:t>Access</w:t>
-      </w:r>
-      <w:r>
-        <w:rPr>
-          <w:b/>
-          <w:bCs/>
-          <w:color w:val="000000"/>
-        </w:rPr>
-        <w:t xml:space="preserve"> </w:t>
-      </w:r>
-      <w:r>
-        <w:rPr>
-          <w:b/>
-          <w:bCs/>
-          <w:color w:val="000000"/>
-          <w:lang w:val="en-US"/>
-        </w:rPr>
-        <w:t>Control</w:t>
-      </w:r>
-      <w:r>
-        <w:rPr>
-          <w:b/>
-          <w:bCs/>
-          <w:color w:val="000000"/>
-        </w:rPr>
-        <w:t>)</w:t>
-      </w:r>
-      <w:r>
-        <w:rPr>
-          <w:color w:val="000000"/>
-        </w:rPr>
-        <w:t xml:space="preserve"> — ролевая модель разграничения доступа</w:t>
-      </w:r>
-    </w:p>
-    <w:p>
-      <w:pPr>
-        <w:spacing w:after="160" w:line="259" w:lineRule="auto"/>
-        <w:jc w:val="left"/>
-        <w:rPr>
-          <w:color w:val="000000"/>
-        </w:rPr>
-      </w:pPr>
-      <w:r>
-        <w:rPr>
-          <w:b/>
-          <w:bCs/>
-          <w:color w:val="000000"/>
-          <w:lang w:val="en-US"/>
-        </w:rPr>
-        <w:t>REST</w:t>
-      </w:r>
-      <w:r>
-        <w:rPr>
-          <w:color w:val="000000"/>
-        </w:rPr>
-        <w:t xml:space="preserve"> — архитектурный стиль построения </w:t>
-      </w:r>
-      <w:r>
-        <w:rPr>
-          <w:color w:val="000000"/>
-          <w:lang w:val="en-US"/>
-        </w:rPr>
-        <w:t>API</w:t>
-      </w:r>
-    </w:p>
-    <w:p>
-      <w:pPr>
-        <w:spacing w:after="160" w:line="259" w:lineRule="auto"/>
-        <w:jc w:val="left"/>
-        <w:rPr>
-          <w:color w:val="000000"/>
-        </w:rPr>
-      </w:pPr>
-      <w:r>
-        <w:rPr>
-          <w:b/>
-          <w:bCs/>
-          <w:color w:val="000000"/>
-          <w:lang w:val="en-US"/>
-        </w:rPr>
-        <w:t>SQL</w:t>
-      </w:r>
-      <w:r>
-        <w:rPr>
-          <w:b/>
-          <w:bCs/>
-          <w:color w:val="000000"/>
-        </w:rPr>
-        <w:t xml:space="preserve"> (</w:t>
-      </w:r>
-      <w:r>
-        <w:rPr>
-          <w:b/>
-          <w:bCs/>
-          <w:color w:val="000000"/>
-          <w:lang w:val="en-US"/>
-        </w:rPr>
-        <w:t>Structured</w:t>
-      </w:r>
-      <w:r>
-        <w:rPr>
-          <w:b/>
-          <w:bCs/>
-          <w:color w:val="000000"/>
-        </w:rPr>
-        <w:t xml:space="preserve"> </w:t>
-      </w:r>
-      <w:r>
-        <w:rPr>
-          <w:b/>
-          <w:bCs/>
-          <w:color w:val="000000"/>
-          <w:lang w:val="en-US"/>
-        </w:rPr>
-        <w:t>Query</w:t>
-      </w:r>
-      <w:r>
-        <w:rPr>
-          <w:b/>
-          <w:bCs/>
-          <w:color w:val="000000"/>
-        </w:rPr>
-        <w:t xml:space="preserve"> </w:t>
-      </w:r>
-      <w:r>
-        <w:rPr>
-          <w:b/>
-          <w:bCs/>
-          <w:color w:val="000000"/>
-          <w:lang w:val="en-US"/>
-        </w:rPr>
-        <w:t>Language</w:t>
-      </w:r>
-      <w:r>
-        <w:rPr>
-          <w:b/>
-          <w:bCs/>
-          <w:color w:val="000000"/>
-        </w:rPr>
-        <w:t>)</w:t>
-      </w:r>
-      <w:r>
-        <w:rPr>
-          <w:color w:val="000000"/>
-        </w:rPr>
-        <w:t xml:space="preserve"> — язык структурированных запросов</w:t>
-      </w:r>
-    </w:p>
-    <w:p>
-      <w:pPr>
-        <w:spacing w:after="160" w:line="259" w:lineRule="auto"/>
-        <w:jc w:val="left"/>
-        <w:rPr>
-          <w:color w:val="000000"/>
-        </w:rPr>
-      </w:pPr>
-      <w:r>
-        <w:rPr>
-          <w:b/>
-          <w:bCs/>
-          <w:color w:val="000000"/>
-          <w:lang w:val="en-US"/>
-        </w:rPr>
-        <w:t>TLS</w:t>
-      </w:r>
-      <w:r>
-        <w:rPr>
-          <w:b/>
-          <w:bCs/>
-          <w:color w:val="000000"/>
-        </w:rPr>
-        <w:t>/</w:t>
-      </w:r>
-      <w:r>
-        <w:rPr>
-          <w:b/>
-          <w:bCs/>
-          <w:color w:val="000000"/>
-          <w:lang w:val="en-US"/>
-        </w:rPr>
-        <w:t>SSL</w:t>
-      </w:r>
-      <w:r>
-        <w:rPr>
-          <w:color w:val="000000"/>
-        </w:rPr>
-        <w:t xml:space="preserve"> — протоколы защиты сетевого взаимодействия</w:t>
-      </w:r>
-    </w:p>
-    <w:p>
-      <w:pPr>
-        <w:spacing w:after="160" w:line="259" w:lineRule="auto"/>
-        <w:jc w:val="left"/>
-        <w:rPr>
-          <w:color w:val="000000"/>
-        </w:rPr>
-      </w:pPr>
-      <w:r>
-        <w:rPr>
-          <w:b/>
-          <w:bCs/>
-          <w:color w:val="000000"/>
-          <w:lang w:val="en-US"/>
-        </w:rPr>
-        <w:t>UI</w:t>
-      </w:r>
-      <w:r>
-        <w:rPr>
-          <w:b/>
-          <w:bCs/>
-          <w:color w:val="000000"/>
-        </w:rPr>
-        <w:t xml:space="preserve"> (</w:t>
-      </w:r>
-      <w:r>
-        <w:rPr>
-          <w:b/>
-          <w:bCs/>
-          <w:color w:val="000000"/>
-          <w:lang w:val="en-US"/>
-        </w:rPr>
-        <w:t>User</w:t>
-      </w:r>
-      <w:r>
-        <w:rPr>
-          <w:b/>
-          <w:bCs/>
-          <w:color w:val="000000"/>
-        </w:rPr>
-        <w:t xml:space="preserve"> </w:t>
-      </w:r>
-      <w:r>
-        <w:rPr>
-          <w:b/>
-          <w:bCs/>
-          <w:color w:val="000000"/>
-          <w:lang w:val="en-US"/>
-        </w:rPr>
-        <w:t>Interface</w:t>
-      </w:r>
-      <w:r>
-        <w:rPr>
-          <w:b/>
-          <w:bCs/>
-          <w:color w:val="000000"/>
-        </w:rPr>
-        <w:t>)</w:t>
-      </w:r>
-      <w:r>
-        <w:rPr>
-          <w:color w:val="000000"/>
-        </w:rPr>
-        <w:t xml:space="preserve"> — пользовательский интерфейс</w:t>
-      </w:r>
-    </w:p>
-    <w:p>
-      <w:pPr>
-        <w:spacing w:after="160" w:line="259" w:lineRule="auto"/>
-        <w:jc w:val="left"/>
-        <w:rPr>
-          <w:color w:val="000000"/>
-        </w:rPr>
-      </w:pPr>
-      <w:r>
-        <w:rPr>
-          <w:b/>
-          <w:bCs/>
-          <w:color w:val="000000"/>
-          <w:lang w:val="en-US"/>
-        </w:rPr>
-        <w:t>WAL</w:t>
-      </w:r>
-      <w:r>
-        <w:rPr>
-          <w:b/>
-          <w:bCs/>
-          <w:color w:val="000000"/>
-        </w:rPr>
-        <w:t xml:space="preserve"> (</w:t>
-      </w:r>
-      <w:r>
-        <w:rPr>
-          <w:b/>
-          <w:bCs/>
-          <w:color w:val="000000"/>
-          <w:lang w:val="en-US"/>
-        </w:rPr>
-        <w:t>Write</w:t>
-      </w:r>
-      <w:r>
-        <w:rPr>
-          <w:b/>
-          <w:bCs/>
-          <w:color w:val="000000"/>
-        </w:rPr>
-        <w:t>-</w:t>
-      </w:r>
-      <w:r>
-        <w:rPr>
-          <w:b/>
-          <w:bCs/>
-          <w:color w:val="000000"/>
-          <w:lang w:val="en-US"/>
-        </w:rPr>
-        <w:t>Ahead</w:t>
-      </w:r>
-      <w:r>
-        <w:rPr>
-          <w:b/>
-          <w:bCs/>
-          <w:color w:val="000000"/>
-        </w:rPr>
-        <w:t xml:space="preserve"> </w:t>
-      </w:r>
-      <w:r>
-        <w:rPr>
-          <w:b/>
-          <w:bCs/>
-          <w:color w:val="000000"/>
-          <w:lang w:val="en-US"/>
-        </w:rPr>
-        <w:t>Logging</w:t>
-      </w:r>
-      <w:r>
-        <w:rPr>
-          <w:b/>
-          <w:bCs/>
-          <w:color w:val="000000"/>
-        </w:rPr>
-        <w:t>)</w:t>
-      </w:r>
-      <w:r>
-        <w:rPr>
-          <w:color w:val="000000"/>
-        </w:rPr>
-        <w:t xml:space="preserve"> — журнал предзаписи в </w:t>
-      </w:r>
-      <w:r>
-        <w:rPr>
-          <w:color w:val="000000"/>
-          <w:lang w:val="en-US"/>
-        </w:rPr>
-        <w:t>PostgreSQL</w:t>
-      </w:r>
-    </w:p>
-    <w:p>
-      <w:pPr>
-        <w:spacing w:after="160" w:line="259" w:lineRule="auto"/>
-        <w:jc w:val="left"/>
-        <w:rPr>
-          <w:color w:val="000000"/>
-        </w:rPr>
-      </w:pPr>
-      <w:r>
-        <w:rPr>
-          <w:b/>
-          <w:bCs/>
-          <w:color w:val="000000"/>
-        </w:rPr>
-        <w:t>СУБД</w:t>
-      </w:r>
-      <w:r>
-        <w:rPr>
-          <w:color w:val="000000"/>
-        </w:rPr>
-        <w:t xml:space="preserve"> — система управления базами данных</w:t>
-      </w:r>
-    </w:p>
-    <w:p>
-      <w:pPr>
-        <w:spacing w:after="160" w:line="259" w:lineRule="auto"/>
-        <w:jc w:val="left"/>
-        <w:rPr>
-          <w:color w:val="000000"/>
-        </w:rPr>
-      </w:pPr>
-      <w:r>
-        <w:rPr>
-          <w:b/>
-          <w:bCs/>
-          <w:color w:val="000000"/>
-        </w:rPr>
-        <w:t>ИБ</w:t>
-      </w:r>
-      <w:r>
-        <w:rPr>
-          <w:color w:val="000000"/>
-        </w:rPr>
-        <w:t xml:space="preserve"> — информационная безопасность</w:t>
-      </w:r>
-    </w:p>
-    <w:p>
-      <w:pPr>
-        <w:spacing w:after="160" w:line="259" w:lineRule="auto"/>
-        <w:jc w:val="left"/>
-        <w:rPr>
-          <w:b/>
-          <w:bCs/>
-          <w:color w:val="000000"/>
-        </w:rPr>
-      </w:pPr>
-    </w:p>
-    <w:p>
-      <w:pPr>
-        <w:spacing w:after="160" w:line="259" w:lineRule="auto"/>
-        <w:jc w:val="left"/>
-        <w:rPr>
-          <w:b/>
-          <w:bCs/>
-          <w:color w:val="000000"/>
-        </w:rPr>
-      </w:pPr>
-    </w:p>
-    <w:p>
-      <w:pPr>
-        <w:pStyle w:val="af8"/>
-        <w:rPr>
-          <w:rFonts w:cs="Times New Roman"/>
-          <w:szCs w:val="24"/>
-        </w:rPr>
-      </w:pPr>
-      <w:bookmarkStart w:id="7" w:name="_Toc215234998"/>
-      <w:r>
-        <w:rPr>
-          <w:rFonts w:cs="Times New Roman"/>
-          <w:szCs w:val="24"/>
-        </w:rPr>
-        <w:lastRenderedPageBreak/>
-        <w:t>Термины и определения</w:t>
-      </w:r>
-      <w:bookmarkEnd w:id="7"/>
-    </w:p>
-    <w:p>
-      <w:pPr>
-        <w:spacing w:after="160" w:line="259" w:lineRule="auto"/>
-        <w:jc w:val="left"/>
-        <w:rPr>
-          <w:color w:val="000000"/>
-        </w:rPr>
-      </w:pPr>
-      <w:r>
-        <w:rPr>
-          <w:b/>
-          <w:bCs/>
-          <w:color w:val="000000"/>
-        </w:rPr>
-        <w:t>Аутентификация</w:t>
-      </w:r>
-      <w:r>
-        <w:rPr>
-          <w:color w:val="000000"/>
-        </w:rPr>
-        <w:t xml:space="preserve"> — процесс проверки подлинности пользователя путем сопоставления введённых учётных данных с сохранёнными в системе.</w:t>
-      </w:r>
-    </w:p>
-    <w:p>
-      <w:pPr>
-        <w:spacing w:after="160" w:line="259" w:lineRule="auto"/>
-        <w:jc w:val="left"/>
-        <w:rPr>
-          <w:color w:val="000000"/>
-        </w:rPr>
-      </w:pPr>
-      <w:r>
-        <w:rPr>
-          <w:b/>
-          <w:bCs/>
-          <w:color w:val="000000"/>
-        </w:rPr>
-        <w:t>Авторизация</w:t>
-      </w:r>
-      <w:r>
-        <w:rPr>
-          <w:color w:val="000000"/>
-        </w:rPr>
-        <w:t xml:space="preserve"> — предоставление аутентифицированному пользователю прав на выполнение определённых операций в системе.</w:t>
-      </w:r>
-    </w:p>
-    <w:p>
-      <w:pPr>
-        <w:spacing w:after="160" w:line="259" w:lineRule="auto"/>
-        <w:jc w:val="left"/>
-        <w:rPr>
-          <w:color w:val="000000"/>
-        </w:rPr>
-      </w:pPr>
-      <w:r>
-        <w:rPr>
-          <w:b/>
-          <w:bCs/>
-          <w:color w:val="000000"/>
-        </w:rPr>
-        <w:t>Инфологическая модель</w:t>
-      </w:r>
-      <w:r>
-        <w:rPr>
-          <w:color w:val="000000"/>
-        </w:rPr>
-        <w:t xml:space="preserve"> — концептуальное описание предметной области, включающее сущности, атрибуты и связи между ними, независимое от конкретной СУБД.</w:t>
-      </w:r>
-    </w:p>
-    <w:p>
-      <w:pPr>
-        <w:spacing w:after="160" w:line="259" w:lineRule="auto"/>
-        <w:jc w:val="left"/>
-        <w:rPr>
-          <w:color w:val="000000"/>
-        </w:rPr>
-      </w:pPr>
-      <w:r>
-        <w:rPr>
-          <w:b/>
-          <w:bCs/>
-          <w:color w:val="000000"/>
-        </w:rPr>
-        <w:t>Физическая модель данных</w:t>
-      </w:r>
-      <w:r>
-        <w:rPr>
-          <w:color w:val="000000"/>
-        </w:rPr>
-        <w:t xml:space="preserve"> — модель, описывающая структуру данных в конкретной СУБД, включая таблицы, типы данных, индексы, связи и ограничения.</w:t>
-      </w:r>
-    </w:p>
-    <w:p>
-      <w:pPr>
-        <w:spacing w:after="160" w:line="259" w:lineRule="auto"/>
-        <w:jc w:val="left"/>
-        <w:rPr>
-          <w:color w:val="000000"/>
-        </w:rPr>
-      </w:pPr>
-      <w:r>
-        <w:rPr>
-          <w:b/>
-          <w:bCs/>
-          <w:color w:val="000000"/>
-        </w:rPr>
-        <w:t>Нормализация</w:t>
-      </w:r>
-      <w:r>
-        <w:rPr>
-          <w:color w:val="000000"/>
-        </w:rPr>
-        <w:t xml:space="preserve"> — процесс устранения избыточности данных и логических аномалий путём приведения схемы данных к нормальным формам.</w:t>
-      </w:r>
-    </w:p>
-    <w:p>
-      <w:pPr>
-        <w:spacing w:after="160" w:line="259" w:lineRule="auto"/>
-        <w:jc w:val="left"/>
-        <w:rPr>
-          <w:color w:val="000000"/>
-        </w:rPr>
-      </w:pPr>
-      <w:r>
-        <w:rPr>
-          <w:b/>
-          <w:bCs/>
-          <w:color w:val="000000"/>
-        </w:rPr>
-        <w:t>Резервное копирование</w:t>
-      </w:r>
-      <w:r>
-        <w:rPr>
-          <w:color w:val="000000"/>
-        </w:rPr>
-        <w:t xml:space="preserve"> — создание копии данных для их восстановления после сбоев, повреждения или удаления.</w:t>
-      </w:r>
-    </w:p>
-    <w:p>
-      <w:pPr>
-        <w:spacing w:after="160" w:line="259" w:lineRule="auto"/>
-        <w:jc w:val="left"/>
-        <w:rPr>
-          <w:color w:val="000000"/>
-        </w:rPr>
-      </w:pPr>
-      <w:r>
-        <w:rPr>
-          <w:b/>
-          <w:bCs/>
-          <w:color w:val="000000"/>
-        </w:rPr>
-        <w:t>Контрольная точка восстановления (</w:t>
-      </w:r>
-      <w:proofErr w:type="spellStart"/>
-      <w:r>
-        <w:rPr>
-          <w:b/>
-          <w:bCs/>
-          <w:color w:val="000000"/>
-        </w:rPr>
-        <w:t>restore</w:t>
-      </w:r>
-      <w:proofErr w:type="spellEnd"/>
-      <w:r>
-        <w:rPr>
-          <w:b/>
-          <w:bCs/>
-          <w:color w:val="000000"/>
-        </w:rPr>
-        <w:t xml:space="preserve"> </w:t>
-      </w:r>
-      <w:proofErr w:type="spellStart"/>
-      <w:r>
-        <w:rPr>
-          <w:b/>
-          <w:bCs/>
-          <w:color w:val="000000"/>
-        </w:rPr>
-        <w:t>point</w:t>
-      </w:r>
-      <w:proofErr w:type="spellEnd"/>
-      <w:r>
-        <w:rPr>
-          <w:b/>
-          <w:bCs/>
-          <w:color w:val="000000"/>
-        </w:rPr>
-        <w:t>)</w:t>
-      </w:r>
-      <w:r>
-        <w:rPr>
-          <w:color w:val="000000"/>
-        </w:rPr>
-        <w:t xml:space="preserve"> — именованная точка в журнале WAL </w:t>
-      </w:r>
-      <w:proofErr w:type="spellStart"/>
-      <w:r>
-        <w:rPr>
-          <w:color w:val="000000"/>
-        </w:rPr>
-        <w:t>PostgreSQL</w:t>
-      </w:r>
-      <w:proofErr w:type="spellEnd"/>
-      <w:r>
-        <w:rPr>
-          <w:color w:val="000000"/>
-        </w:rPr>
-        <w:t>, позволяющая выполнить PITR.</w:t>
-      </w:r>
-    </w:p>
-    <w:p>
-      <w:pPr>
-        <w:spacing w:after="160" w:line="259" w:lineRule="auto"/>
-        <w:jc w:val="left"/>
-        <w:rPr>
-          <w:color w:val="000000"/>
-        </w:rPr>
-      </w:pPr>
-      <w:r>
-        <w:rPr>
-          <w:b/>
-          <w:bCs/>
-          <w:color w:val="000000"/>
-        </w:rPr>
-        <w:t>Журнал WAL</w:t>
-      </w:r>
-      <w:r>
-        <w:rPr>
-          <w:color w:val="000000"/>
-        </w:rPr>
-        <w:t xml:space="preserve"> — последовательный лог изменений в </w:t>
-      </w:r>
-      <w:proofErr w:type="spellStart"/>
-      <w:r>
-        <w:rPr>
-          <w:color w:val="000000"/>
-        </w:rPr>
-        <w:t>PostgreSQL</w:t>
-      </w:r>
-      <w:proofErr w:type="spellEnd"/>
-      <w:r>
-        <w:rPr>
-          <w:color w:val="000000"/>
-        </w:rPr>
-        <w:t>, гарантирующий надёжность транзакций и позволяющий выполнять восстановление.</w:t>
-      </w:r>
-    </w:p>
-    <w:p>
-      <w:pPr>
-        <w:spacing w:after="160" w:line="259" w:lineRule="auto"/>
-        <w:jc w:val="left"/>
-        <w:rPr>
-          <w:color w:val="000000"/>
-        </w:rPr>
-      </w:pPr>
-      <w:r>
-        <w:rPr>
-          <w:b/>
-          <w:bCs/>
-          <w:color w:val="000000"/>
-        </w:rPr>
-        <w:t>Триггер</w:t>
-      </w:r>
-      <w:r>
-        <w:rPr>
-          <w:color w:val="000000"/>
-        </w:rPr>
-        <w:t xml:space="preserve"> — объект БД, автоматически выполняющий заданную логику при вставке, обновлении или удалении данных.</w:t>
-      </w:r>
-    </w:p>
-    <w:p>
-      <w:pPr>
-        <w:spacing w:after="160" w:line="259" w:lineRule="auto"/>
-        <w:jc w:val="left"/>
-        <w:rPr>
-          <w:color w:val="000000"/>
-        </w:rPr>
-      </w:pPr>
-      <w:r>
-        <w:rPr>
-          <w:b/>
-          <w:bCs/>
-          <w:color w:val="000000"/>
-        </w:rPr>
-        <w:t>Триггерная функция</w:t>
-      </w:r>
-      <w:r>
-        <w:rPr>
-          <w:color w:val="000000"/>
-        </w:rPr>
-        <w:t xml:space="preserve"> — хранимая функция PL/</w:t>
-      </w:r>
-      <w:proofErr w:type="spellStart"/>
-      <w:r>
-        <w:rPr>
-          <w:color w:val="000000"/>
-        </w:rPr>
-        <w:t>pgSQL</w:t>
-      </w:r>
-      <w:proofErr w:type="spellEnd"/>
-      <w:r>
-        <w:rPr>
-          <w:color w:val="000000"/>
-        </w:rPr>
-        <w:t>, вызываемая триггером и обрабатывающая событие изменения данных.</w:t>
-      </w:r>
-    </w:p>
-    <w:p>
-      <w:pPr>
-        <w:spacing w:after="160" w:line="259" w:lineRule="auto"/>
-        <w:jc w:val="left"/>
-        <w:rPr>
-          <w:color w:val="000000"/>
-        </w:rPr>
-      </w:pPr>
-      <w:r>
-        <w:rPr>
-          <w:b/>
-          <w:bCs/>
-          <w:color w:val="000000"/>
-        </w:rPr>
-        <w:t>Шифрование</w:t>
-      </w:r>
-      <w:r>
-        <w:rPr>
-          <w:color w:val="000000"/>
-        </w:rPr>
-        <w:t xml:space="preserve"> — преобразование данных в недоступный для чтения формат с использованием ключа.</w:t>
-      </w:r>
-    </w:p>
-    <w:p>
-      <w:pPr>
-        <w:spacing w:after="160" w:line="259" w:lineRule="auto"/>
-        <w:jc w:val="left"/>
-        <w:rPr>
-          <w:color w:val="000000"/>
-        </w:rPr>
-      </w:pPr>
-      <w:r>
-        <w:rPr>
-          <w:b/>
-          <w:bCs/>
-          <w:color w:val="000000"/>
-        </w:rPr>
-        <w:t>Хэширование</w:t>
-      </w:r>
-      <w:r>
-        <w:rPr>
-          <w:color w:val="000000"/>
-        </w:rPr>
-        <w:t xml:space="preserve"> — необратимое преобразование данных в фиксированный </w:t>
-      </w:r>
-      <w:proofErr w:type="spellStart"/>
-      <w:r>
-        <w:rPr>
-          <w:color w:val="000000"/>
-        </w:rPr>
-        <w:t>хеш</w:t>
-      </w:r>
-      <w:proofErr w:type="spellEnd"/>
-      <w:r>
-        <w:rPr>
-          <w:color w:val="000000"/>
-        </w:rPr>
-        <w:t>, используемое для проверки подлинности паролей.</w:t>
-      </w:r>
-    </w:p>
-    <w:p>
-      <w:pPr>
-        <w:spacing w:after="160" w:line="259" w:lineRule="auto"/>
-        <w:jc w:val="left"/>
-        <w:rPr>
-          <w:color w:val="000000"/>
-        </w:rPr>
-      </w:pPr>
-      <w:r>
-        <w:rPr>
-          <w:b/>
-          <w:bCs/>
-          <w:color w:val="000000"/>
-        </w:rPr>
-        <w:t>JWT-токен</w:t>
-      </w:r>
-      <w:r>
-        <w:rPr>
-          <w:color w:val="000000"/>
-        </w:rPr>
-        <w:t xml:space="preserve"> — компактный объект в формате JSON, содержащий закодированные сведения о пользователе и применяемый для аутентификации.</w:t>
-      </w:r>
-    </w:p>
-    <w:p>
-      <w:pPr>
-        <w:spacing w:after="160" w:line="259" w:lineRule="auto"/>
-        <w:jc w:val="left"/>
-        <w:rPr>
-          <w:color w:val="000000"/>
-        </w:rPr>
-      </w:pPr>
-      <w:r>
-        <w:rPr>
-          <w:b/>
-          <w:bCs/>
-          <w:color w:val="000000"/>
-        </w:rPr>
-        <w:t>ORM-модель</w:t>
-      </w:r>
-      <w:r>
-        <w:rPr>
-          <w:color w:val="000000"/>
-        </w:rPr>
-        <w:t xml:space="preserve"> — класс языка программирования, соответствующий таблице в БД, обеспечивающий объектно-ориентированную работу с данными.</w:t>
-      </w:r>
-    </w:p>
-    <w:p>
-      <w:pPr>
-        <w:spacing w:after="160" w:line="259" w:lineRule="auto"/>
-        <w:jc w:val="left"/>
-        <w:rPr>
-          <w:color w:val="000000"/>
-        </w:rPr>
-      </w:pPr>
-      <w:r>
-        <w:rPr>
-          <w:b/>
-          <w:bCs/>
-          <w:color w:val="000000"/>
-        </w:rPr>
-        <w:t>Роль СУБД</w:t>
-      </w:r>
-      <w:r>
-        <w:rPr>
-          <w:color w:val="000000"/>
-        </w:rPr>
-        <w:t xml:space="preserve"> — сущность </w:t>
-      </w:r>
-      <w:proofErr w:type="spellStart"/>
-      <w:r>
-        <w:rPr>
-          <w:color w:val="000000"/>
-        </w:rPr>
-        <w:t>PostgreSQL</w:t>
-      </w:r>
-      <w:proofErr w:type="spellEnd"/>
-      <w:r>
-        <w:rPr>
-          <w:color w:val="000000"/>
-        </w:rPr>
-        <w:t>, определяющая набор привилегий и уровней доступа для учетных записей.</w:t>
-      </w:r>
-    </w:p>
-    <w:p>
-      <w:pPr>
-        <w:spacing w:after="160" w:line="259" w:lineRule="auto"/>
-        <w:jc w:val="left"/>
-        <w:rPr>
-          <w:color w:val="000000"/>
-        </w:rPr>
-      </w:pPr>
-      <w:r>
-        <w:rPr>
-          <w:b/>
-          <w:bCs/>
-          <w:color w:val="000000"/>
-        </w:rPr>
-        <w:t>Представление (View)</w:t>
-      </w:r>
-      <w:r>
-        <w:rPr>
-          <w:color w:val="000000"/>
-        </w:rPr>
-        <w:t xml:space="preserve"> — виртуальная таблица, содержащая результаты выполнения SQL-запроса и применяемая для разграничения доступа.</w:t>
-      </w:r>
-    </w:p>
-    <w:p>
-      <w:pPr>
-        <w:spacing w:after="160" w:line="259" w:lineRule="auto"/>
-        <w:jc w:val="left"/>
-        <w:rPr>
-          <w:color w:val="000000"/>
-        </w:rPr>
-      </w:pPr>
-      <w:r>
-        <w:rPr>
-          <w:b/>
-          <w:bCs/>
-          <w:color w:val="000000"/>
-        </w:rPr>
-        <w:t>Система логирования</w:t>
-      </w:r>
-      <w:r>
-        <w:rPr>
-          <w:color w:val="000000"/>
-        </w:rPr>
-        <w:t xml:space="preserve"> — механизм фиксации операций в БД, обеспечивающий контроль изменений и аудит безопасности.</w:t>
-      </w:r>
-    </w:p>
-    <w:p>
-      <w:pPr>
-        <w:spacing w:after="160" w:line="259" w:lineRule="auto"/>
-        <w:jc w:val="left"/>
-        <w:rPr>
-          <w:color w:val="000000"/>
-        </w:rPr>
-      </w:pPr>
-      <w:r>
-        <w:rPr>
-          <w:b/>
-          <w:bCs/>
-          <w:color w:val="000000"/>
-        </w:rPr>
-        <w:t>Веб-сервис</w:t>
-      </w:r>
-      <w:r>
-        <w:rPr>
-          <w:color w:val="000000"/>
-        </w:rPr>
-        <w:t xml:space="preserve"> — серверная часть приложения, обрабатывающая запросы клиентов и предоставляющая данные по API.</w:t>
-      </w:r>
-    </w:p>
-    <w:p>
-      <w:pPr>
-        <w:spacing w:after="160" w:line="259" w:lineRule="auto"/>
-        <w:jc w:val="left"/>
-        <w:rPr>
-          <w:color w:val="000000"/>
-        </w:rPr>
-      </w:pPr>
-    </w:p>
-    <w:p>
-      <w:pPr>
-        <w:pStyle w:val="af8"/>
-        <w:rPr>
-          <w:rFonts w:cs="Times New Roman"/>
-          <w:szCs w:val="24"/>
-        </w:rPr>
-      </w:pPr>
-      <w:bookmarkStart w:id="8" w:name="_Toc215234999"/>
-      <w:r>
-        <w:rPr>
-          <w:rFonts w:cs="Times New Roman"/>
-          <w:szCs w:val="24"/>
-        </w:rPr>
-        <w:lastRenderedPageBreak/>
-        <w:t>Введение</w:t>
-      </w:r>
-      <w:bookmarkEnd w:id="8"/>
-    </w:p>
-    <w:p>
-      <w:r>
-        <w:rPr>
-          <w:b/>
-          <w:bCs/>
-        </w:rPr>
-        <w:t>Актуальность</w:t>
-      </w:r>
-      <w:r>
-        <w:t xml:space="preserve"> данной работы обусловлена необходимостью комплексного подхода к разработке и защите баз данных в современных ИС розничной торговли. Магазины бренда Apple предъявляют повышенные требования к качеству обслуживания и безопасности данных клиентов, а значит, инфраструктура должна включать надежные механизмы разграничения прав доступа, мониторинга операций, криптографической защиты и восстановления после сбоев.</w:t>
-      </w:r>
-    </w:p>
-    <w:p>
-      <w:r>
-        <w:rPr>
-          <w:b/>
-          <w:bCs/>
         </w:rPr>
         <w:t>Целью</w:t>
       </w:r>
@@ -9885,6 +10467,7 @@
         <w:t xml:space="preserve"> данной курсовой работы является проектирование, реализация и обеспечение безопасности базы данных для информационной системы розничной торговли техникой Apple, а также разработка сервиса для безопасного взаимодействия с БД.</w:t>
       </w:r>
     </w:p>
+    <w:p/>
     <w:p>
       <w:r>
         <w:t xml:space="preserve">Для достижения поставленной </w:t>
@@ -10007,7 +10590,7 @@
           <w:szCs w:val="24"/>
         </w:rPr>
       </w:pPr>
-      <w:bookmarkStart w:id="9" w:name="_Toc215235000"/>
+      <w:bookmarkStart w:id="9" w:name="_Toc220246375"/>
       <w:r>
         <w:rPr>
           <w:rFonts w:cs="Times New Roman"/>
@@ -10075,6 +10658,138 @@
         <w:t>»</w:t>
       </w:r>
       <w:bookmarkEnd w:id="9"/>
+    </w:p>
+    <w:p>
+      <w:r>
+        <w:t>Объектом исследования является информационная система. Система включает следующие компоненты:</w:t>
+      </w:r>
+    </w:p>
+    <w:p>
+      <w:r>
+        <w:t>Архитектура системы:</w:t>
+      </w:r>
+    </w:p>
+    <w:p>
+      <w:r>
+        <w:t>- Уровень представления - веб-интерфейс, мобильное приложение, настольное приложение.</w:t>
+      </w:r>
+    </w:p>
+    <w:p>
+      <w:r>
+        <w:t xml:space="preserve">- Уровень приложения - серверы приложений, </w:t>
+      </w:r>
+      <w:r>
+        <w:rPr>
+          <w:lang w:val="en-US"/>
+        </w:rPr>
+        <w:t>API</w:t>
+      </w:r>
+      <w:r>
+        <w:t>-шлюзы, сервисы обработки данных.</w:t>
+      </w:r>
+    </w:p>
+    <w:p>
+      <w:r>
+        <w:t>- Уровень данных - серверы баз данных, системы хранения данных.</w:t>
+      </w:r>
+    </w:p>
+    <w:p>
+      <w:r>
+        <w:t>Используемые технологии:</w:t>
+      </w:r>
+    </w:p>
+    <w:p>
+      <w:r>
+        <w:t xml:space="preserve">- СУБД: </w:t>
+      </w:r>
+      <w:r>
+        <w:rPr>
+          <w:lang w:val="en-US"/>
+        </w:rPr>
+        <w:t>P</w:t>
+      </w:r>
+      <w:r>
+        <w:rPr>
+          <w:lang w:val="en-US"/>
+        </w:rPr>
+        <w:t>ostgreSQL</w:t>
+      </w:r>
+      <w:r>
+        <w:t xml:space="preserve"> 14</w:t>
+      </w:r>
+    </w:p>
+    <w:p>
+      <w:r>
+        <w:t xml:space="preserve">- Операционные системы серверов: </w:t>
+      </w:r>
+      <w:r>
+        <w:rPr>
+          <w:lang w:val="en-US"/>
+        </w:rPr>
+        <w:t>Windows</w:t>
+      </w:r>
+      <w:r>
+        <w:t xml:space="preserve"> </w:t>
+      </w:r>
+      <w:r>
+        <w:rPr>
+          <w:lang w:val="en-US"/>
+        </w:rPr>
+        <w:t>Server</w:t>
+      </w:r>
+      <w:r>
+        <w:t xml:space="preserve"> 2022</w:t>
+      </w:r>
+    </w:p>
+    <w:p>
+      <w:pPr>
+        <w:rPr>
+          <w:lang w:val="en-US"/>
+        </w:rPr>
+      </w:pPr>
+      <w:r>
+        <w:t xml:space="preserve">- Языки программирования: </w:t>
+      </w:r>
+      <w:r>
+        <w:rPr>
+          <w:lang w:val="en-US"/>
+        </w:rPr>
+        <w:t>Python</w:t>
+      </w:r>
+    </w:p>
+    <w:p>
+      <w:pPr>
+        <w:rPr>
+          <w:lang w:val="en-US"/>
+        </w:rPr>
+      </w:pPr>
+      <w:r>
+        <w:rPr>
+          <w:lang w:val="en-US"/>
+        </w:rPr>
+        <w:t xml:space="preserve">- </w:t>
+      </w:r>
+      <w:proofErr w:type="spellStart"/>
+      <w:r>
+        <w:rPr>
+          <w:lang w:val="en-US"/>
+        </w:rPr>
+        <w:t>Фреймворки</w:t>
+      </w:r>
+      <w:proofErr w:type="spellEnd"/>
+      <w:r>
+        <w:rPr>
+          <w:lang w:val="en-US"/>
+        </w:rPr>
+        <w:t>: ASP.NET Core</w:t>
+      </w:r>
+    </w:p>
+    <w:p>
+      <w:pPr>
+        <w:rPr>
+          <w:lang w:val="en-US"/>
+        </w:rPr>
+      </w:pPr>
     </w:p>
     <w:p>
       <w:r>
@@ -10110,7 +10825,7 @@
           <w:szCs w:val="24"/>
         </w:rPr>
       </w:pPr>
-      <w:bookmarkStart w:id="10" w:name="_Toc215235001"/>
+      <w:bookmarkStart w:id="10" w:name="_Toc220246376"/>
       <w:r>
         <w:rPr>
           <w:sz w:val="24"/>
@@ -10334,6 +11049,7 @@
         <w:ind w:left="0" w:firstLine="709"/>
       </w:pPr>
       <w:r>
+        <w:lastRenderedPageBreak/>
         <w:t>контроль статуса платежа (</w:t>
       </w:r>
       <w:proofErr w:type="spellStart"/>
@@ -10436,7 +11152,7 @@
           <w:szCs w:val="24"/>
         </w:rPr>
       </w:pPr>
-      <w:bookmarkStart w:id="11" w:name="_Toc215235002"/>
+      <w:bookmarkStart w:id="11" w:name="_Toc220246377"/>
       <w:r>
         <w:rPr>
           <w:sz w:val="24"/>
@@ -10539,7 +11255,6 @@
       </w:pPr>
       <w:proofErr w:type="spellStart"/>
       <w:r>
-        <w:lastRenderedPageBreak/>
         <w:t>Payment</w:t>
       </w:r>
       <w:proofErr w:type="spellEnd"/>
@@ -10677,7 +11392,7 @@
           <w:szCs w:val="24"/>
         </w:rPr>
       </w:pPr>
-      <w:bookmarkStart w:id="12" w:name="_Toc215235003"/>
+      <w:bookmarkStart w:id="12" w:name="_Toc220246378"/>
       <w:r>
         <w:rPr>
           <w:sz w:val="24"/>
@@ -10777,7 +11492,7 @@
           <w:szCs w:val="24"/>
         </w:rPr>
       </w:pPr>
-      <w:bookmarkStart w:id="13" w:name="_Toc215235004"/>
+      <w:bookmarkStart w:id="13" w:name="_Toc220246379"/>
       <w:r>
         <w:rPr>
           <w:sz w:val="24"/>
@@ -10866,6 +11581,7 @@
         <w:ind w:left="0" w:firstLine="709"/>
       </w:pPr>
       <w:r>
+        <w:lastRenderedPageBreak/>
         <w:t>Мои заказы (для клиента)</w:t>
       </w:r>
     </w:p>
@@ -10912,9 +11628,219 @@
       </w:r>
     </w:p>
     <w:p>
+      <w:pPr>
+        <w:rPr>
+          <w:lang w:val="en-US"/>
+        </w:rPr>
+      </w:pPr>
       <w:r>
         <w:t>Эти представления были реализованы в ЛР №4.</w:t>
       </w:r>
+    </w:p>
+    <w:p>
+      <w:pPr>
+        <w:pStyle w:val="2"/>
+        <w:numPr>
+          <w:ilvl w:val="1"/>
+          <w:numId w:val="5"/>
+        </w:numPr>
+        <w:ind w:left="0" w:firstLine="709"/>
+        <w:rPr>
+          <w:sz w:val="24"/>
+          <w:szCs w:val="24"/>
+          <w:lang w:val="en-US"/>
+        </w:rPr>
+      </w:pPr>
+      <w:bookmarkStart w:id="14" w:name="_Toc220246380"/>
+      <w:r>
+        <w:rPr>
+          <w:sz w:val="24"/>
+          <w:szCs w:val="24"/>
+        </w:rPr>
+        <w:t>Анализ текущего состояния безопасности</w:t>
+      </w:r>
+      <w:bookmarkEnd w:id="14"/>
+    </w:p>
+    <w:p>
+      <w:r>
+        <w:t>Проведенный аудит безопасности выявил следующие проблемы:</w:t>
+      </w:r>
+    </w:p>
+    <w:p/>
+    <w:p>
+      <w:r>
+        <w:t>1. Управление доступом:</w:t>
+      </w:r>
+    </w:p>
+    <w:p>
+      <w:r>
+        <w:t xml:space="preserve">   - Отсутствие многофакторной аутентификации для административных учетных записей.</w:t>
+      </w:r>
+    </w:p>
+    <w:p>
+      <w:r>
+        <w:t xml:space="preserve">   - Избыточные привилегии у некоторых пользователей.</w:t>
+      </w:r>
+    </w:p>
+    <w:p>
+      <w:r>
+        <w:t xml:space="preserve">   - Отсутствие регулярного пересмотра прав доступа.</w:t>
+      </w:r>
+    </w:p>
+    <w:p/>
+    <w:p>
+      <w:r>
+        <w:t>2. Шифрование данных:</w:t>
+      </w:r>
+    </w:p>
+    <w:p>
+      <w:r>
+        <w:t xml:space="preserve">   - Данные хранятся в незашифрованном виде.</w:t>
+      </w:r>
+    </w:p>
+    <w:p>
+      <w:r>
+        <w:t xml:space="preserve">   - Отсутствие шифрования при передаче данных между компонентами системы.</w:t>
+      </w:r>
+    </w:p>
+    <w:p>
+      <w:r>
+        <w:t xml:space="preserve">   - Резервные копии не зашифрованы.</w:t>
+      </w:r>
+    </w:p>
+    <w:p/>
+    <w:p>
+      <w:r>
+        <w:t>3. Мониторинг и аудит:</w:t>
+      </w:r>
+    </w:p>
+    <w:p>
+      <w:r>
+        <w:t xml:space="preserve">   - Неполное логирование событий безопасности.</w:t>
+      </w:r>
+    </w:p>
+    <w:p>
+      <w:r>
+        <w:t xml:space="preserve">   - Отсутствие системы обнаружения вторжений.</w:t>
+      </w:r>
+    </w:p>
+    <w:p>
+      <w:r>
+        <w:t xml:space="preserve">   - Недостаточный анализ логов безопасности.</w:t>
+      </w:r>
+    </w:p>
+    <w:p/>
+    <w:p>
+      <w:r>
+        <w:t>4. Управление уязвимостями:</w:t>
+      </w:r>
+    </w:p>
+    <w:p>
+      <w:r>
+        <w:t xml:space="preserve">   - Устаревшие версии СУБД с известными уязвимостями.</w:t>
+      </w:r>
+    </w:p>
+    <w:p>
+      <w:r>
+        <w:t xml:space="preserve">   - Отсутствие регулярного обновления системы безопасности.</w:t>
+      </w:r>
+    </w:p>
+    <w:p>
+      <w:r>
+        <w:t xml:space="preserve">   - Не проводится сканирование на уязвимости.</w:t>
+      </w:r>
+    </w:p>
+    <w:p/>
+    <w:p>
+      <w:r>
+        <w:t>Оценка рисков показала следующие критические риски:</w:t>
+      </w:r>
+    </w:p>
+    <w:p>
+      <w:r>
+        <w:t>- Риск утечки конфиденциальных данных - ВЫСОКИЙ.</w:t>
+      </w:r>
+    </w:p>
+    <w:p>
+      <w:r>
+        <w:t>- Риск несанкционированного доступа - ВЫСОКИЙ.</w:t>
+      </w:r>
+    </w:p>
+    <w:p>
+      <w:r>
+        <w:t>- Риск нарушения целостности данных - СРЕДНИЙ.</w:t>
+      </w:r>
+    </w:p>
+    <w:p>
+      <w:pPr>
+        <w:rPr>
+          <w:lang w:val="en-US"/>
+        </w:rPr>
+      </w:pPr>
+      <w:r>
+        <w:rPr>
+          <w:lang w:val="en-US"/>
+        </w:rPr>
+        <w:t xml:space="preserve">- </w:t>
+      </w:r>
+      <w:proofErr w:type="spellStart"/>
+      <w:r>
+        <w:rPr>
+          <w:lang w:val="en-US"/>
+        </w:rPr>
+        <w:t>Риск</w:t>
+      </w:r>
+      <w:proofErr w:type="spellEnd"/>
+      <w:r>
+        <w:rPr>
+          <w:lang w:val="en-US"/>
+        </w:rPr>
+        <w:t xml:space="preserve"> </w:t>
+      </w:r>
+      <w:proofErr w:type="spellStart"/>
+      <w:r>
+        <w:rPr>
+          <w:lang w:val="en-US"/>
+        </w:rPr>
+        <w:t>нарушения</w:t>
+      </w:r>
+      <w:proofErr w:type="spellEnd"/>
+      <w:r>
+        <w:rPr>
+          <w:lang w:val="en-US"/>
+        </w:rPr>
+        <w:t xml:space="preserve"> </w:t>
+      </w:r>
+      <w:proofErr w:type="spellStart"/>
+      <w:r>
+        <w:rPr>
+          <w:lang w:val="en-US"/>
+        </w:rPr>
+        <w:t>доступности</w:t>
+      </w:r>
+      <w:proofErr w:type="spellEnd"/>
+      <w:r>
+        <w:rPr>
+          <w:lang w:val="en-US"/>
+        </w:rPr>
+        <w:t xml:space="preserve"> - СРЕДНИЙ.</w:t>
+      </w:r>
+    </w:p>
+    <w:p>
+      <w:pPr>
+        <w:rPr>
+          <w:lang w:val="en-US"/>
+        </w:rPr>
+      </w:pPr>
+    </w:p>
+    <w:p>
+      <w:pPr>
+        <w:pStyle w:val="af7"/>
+        <w:ind w:left="1439" w:firstLine="0"/>
+        <w:rPr>
+          <w:lang w:val="en-US"/>
+        </w:rPr>
+      </w:pPr>
     </w:p>
     <w:p>
       <w:pPr>
@@ -10930,7 +11856,7 @@
           <w:szCs w:val="24"/>
         </w:rPr>
       </w:pPr>
-      <w:bookmarkStart w:id="14" w:name="_Toc215235005"/>
+      <w:bookmarkStart w:id="15" w:name="_Toc220246381"/>
       <w:r>
         <w:rPr>
           <w:rFonts w:cs="Times New Roman"/>
@@ -10947,7 +11873,7 @@
         </w:rPr>
         <w:t>PostreSQL</w:t>
       </w:r>
-      <w:bookmarkEnd w:id="14"/>
+      <w:bookmarkEnd w:id="15"/>
     </w:p>
     <w:p>
       <w:pPr>
@@ -10962,7 +11888,7 @@
           <w:szCs w:val="24"/>
         </w:rPr>
       </w:pPr>
-      <w:bookmarkStart w:id="15" w:name="_Toc215235006"/>
+      <w:bookmarkStart w:id="16" w:name="_Toc220246382"/>
       <w:r>
         <w:rPr>
           <w:sz w:val="24"/>
@@ -10970,7 +11896,7 @@
         </w:rPr>
         <w:t>Обоснование выбора СУБД</w:t>
       </w:r>
-      <w:bookmarkEnd w:id="15"/>
+      <w:bookmarkEnd w:id="16"/>
     </w:p>
     <w:p>
       <w:r>
@@ -11110,7 +12036,7 @@
           <w:szCs w:val="24"/>
         </w:rPr>
       </w:pPr>
-      <w:bookmarkStart w:id="16" w:name="_Toc215235007"/>
+      <w:bookmarkStart w:id="17" w:name="_Toc220246383"/>
       <w:r>
         <w:rPr>
           <w:sz w:val="24"/>
@@ -11118,7 +12044,7 @@
         </w:rPr>
         <w:t>Создание и наполнение таблиц</w:t>
       </w:r>
-      <w:bookmarkEnd w:id="16"/>
+      <w:bookmarkEnd w:id="17"/>
     </w:p>
     <w:p>
       <w:r>
@@ -11245,7 +12171,7 @@
           <w:szCs w:val="24"/>
         </w:rPr>
       </w:pPr>
-      <w:bookmarkStart w:id="17" w:name="_Toc215235008"/>
+      <w:bookmarkStart w:id="18" w:name="_Toc220246384"/>
       <w:r>
         <w:rPr>
           <w:sz w:val="24"/>
@@ -11253,7 +12179,7 @@
         </w:rPr>
         <w:t>Реализация индексов и внешних ключей</w:t>
       </w:r>
-      <w:bookmarkEnd w:id="17"/>
+      <w:bookmarkEnd w:id="18"/>
     </w:p>
     <w:p>
       <w:r>
@@ -11287,40 +12213,95 @@
           <w:tab w:val="left" w:pos="993"/>
         </w:tabs>
         <w:ind w:left="0" w:firstLine="709"/>
-      </w:pPr>
-      <w:r>
-        <w:t xml:space="preserve">Созданы индексы по ключевым полям: </w:t>
+        <w:rPr>
+          <w:lang w:val="en-US"/>
+        </w:rPr>
+      </w:pPr>
+      <w:r>
+        <w:t>Созданы</w:t>
+      </w:r>
+      <w:r>
+        <w:rPr>
+          <w:lang w:val="en-US"/>
+        </w:rPr>
+        <w:t xml:space="preserve"> </w:t>
+      </w:r>
+      <w:r>
+        <w:t>индексы</w:t>
+      </w:r>
+      <w:r>
+        <w:rPr>
+          <w:lang w:val="en-US"/>
+        </w:rPr>
+        <w:t xml:space="preserve"> </w:t>
+      </w:r>
+      <w:r>
+        <w:t>по</w:t>
+      </w:r>
+      <w:r>
+        <w:rPr>
+          <w:lang w:val="en-US"/>
+        </w:rPr>
+        <w:t xml:space="preserve"> </w:t>
+      </w:r>
+      <w:r>
+        <w:t>ключевым</w:t>
+      </w:r>
+      <w:r>
+        <w:rPr>
+          <w:lang w:val="en-US"/>
+        </w:rPr>
+        <w:t xml:space="preserve"> </w:t>
+      </w:r>
+      <w:r>
+        <w:t>полям</w:t>
+      </w:r>
+      <w:r>
+        <w:rPr>
+          <w:lang w:val="en-US"/>
+        </w:rPr>
+        <w:t xml:space="preserve">: </w:t>
       </w:r>
       <w:proofErr w:type="spellStart"/>
       <w:r>
+        <w:rPr>
+          <w:lang w:val="en-US"/>
+        </w:rPr>
         <w:t>customerid</w:t>
       </w:r>
       <w:proofErr w:type="spellEnd"/>
       <w:r>
+        <w:rPr>
+          <w:lang w:val="en-US"/>
+        </w:rPr>
+        <w:t xml:space="preserve">, productid, </w:t>
+      </w:r>
+      <w:proofErr w:type="spellStart"/>
+      <w:r>
+        <w:rPr>
+          <w:lang w:val="en-US"/>
+        </w:rPr>
+        <w:t>orderid</w:t>
+      </w:r>
+      <w:proofErr w:type="spellEnd"/>
+      <w:r>
+        <w:rPr>
+          <w:lang w:val="en-US"/>
+        </w:rPr>
         <w:t xml:space="preserve">, </w:t>
       </w:r>
       <w:proofErr w:type="spellStart"/>
       <w:r>
-        <w:t>productid</w:t>
+        <w:rPr>
+          <w:lang w:val="en-US"/>
+        </w:rPr>
+        <w:t>paymentid</w:t>
       </w:r>
       <w:proofErr w:type="spellEnd"/>
       <w:r>
-        <w:t xml:space="preserve">, </w:t>
-      </w:r>
-      <w:proofErr w:type="spellStart"/>
-      <w:r>
-        <w:t>orderid</w:t>
-      </w:r>
-      <w:proofErr w:type="spellEnd"/>
-      <w:r>
-        <w:t xml:space="preserve">, </w:t>
-      </w:r>
-      <w:proofErr w:type="spellStart"/>
-      <w:r>
-        <w:t>paymentid</w:t>
-      </w:r>
-      <w:proofErr w:type="spellEnd"/>
-      <w:r>
+        <w:rPr>
+          <w:lang w:val="en-US"/>
+        </w:rPr>
         <w:t>.</w:t>
       </w:r>
     </w:p>
@@ -11342,7 +12323,7 @@
           <w:szCs w:val="24"/>
         </w:rPr>
       </w:pPr>
-      <w:bookmarkStart w:id="18" w:name="_Toc215235009"/>
+      <w:bookmarkStart w:id="19" w:name="_Toc220246385"/>
       <w:r>
         <w:rPr>
           <w:sz w:val="24"/>
@@ -11350,7 +12331,7 @@
         </w:rPr>
         <w:t>Создание представлений</w:t>
       </w:r>
-      <w:bookmarkEnd w:id="18"/>
+      <w:bookmarkEnd w:id="19"/>
     </w:p>
     <w:p>
       <w:r>
@@ -11447,7 +12428,7 @@
           <w:szCs w:val="24"/>
         </w:rPr>
       </w:pPr>
-      <w:bookmarkStart w:id="19" w:name="_Toc215235010"/>
+      <w:bookmarkStart w:id="20" w:name="_Toc220246386"/>
       <w:r>
         <w:rPr>
           <w:sz w:val="24"/>
@@ -11455,7 +12436,7 @@
         </w:rPr>
         <w:t>Создание представлений</w:t>
       </w:r>
-      <w:bookmarkEnd w:id="19"/>
+      <w:bookmarkEnd w:id="20"/>
     </w:p>
     <w:p>
       <w:r>
@@ -11595,7 +12576,7 @@
           <w:szCs w:val="24"/>
         </w:rPr>
       </w:pPr>
-      <w:bookmarkStart w:id="20" w:name="_Toc215235011"/>
+      <w:bookmarkStart w:id="21" w:name="_Toc220246387"/>
       <w:r>
         <w:rPr>
           <w:rFonts w:cs="Times New Roman"/>
@@ -11604,7 +12585,7 @@
         <w:lastRenderedPageBreak/>
         <w:t>Обеспечение безопасности базы данных</w:t>
       </w:r>
-      <w:bookmarkEnd w:id="20"/>
+      <w:bookmarkEnd w:id="21"/>
     </w:p>
     <w:p>
       <w:pPr>
@@ -11619,7 +12600,7 @@
           <w:szCs w:val="24"/>
         </w:rPr>
       </w:pPr>
-      <w:bookmarkStart w:id="21" w:name="_Toc215235012"/>
+      <w:bookmarkStart w:id="22" w:name="_Toc220246388"/>
       <w:r>
         <w:rPr>
           <w:sz w:val="24"/>
@@ -11627,7 +12608,7 @@
         </w:rPr>
         <w:t>Мониторинг операций в БД на основе триггеров</w:t>
       </w:r>
-      <w:bookmarkEnd w:id="21"/>
+      <w:bookmarkEnd w:id="22"/>
     </w:p>
     <w:p>
       <w:r>
@@ -11705,49 +12686,53 @@
       <w:r>
         <w:t>созданы триггеры для всех таблиц:</w:t>
       </w:r>
-      <w:r>
-        <w:br/>
+    </w:p>
+    <w:p>
+      <w:pPr>
+        <w:numPr>
+          <w:ilvl w:val="0"/>
+          <w:numId w:val="10"/>
+        </w:numPr>
+        <w:tabs>
+          <w:tab w:val="clear" w:pos="720"/>
+          <w:tab w:val="left" w:pos="993"/>
+        </w:tabs>
+        <w:ind w:left="0" w:firstLine="709"/>
+        <w:rPr>
+          <w:lang w:val="en-US"/>
+        </w:rPr>
+      </w:pPr>
+      <w:r>
+        <w:rPr>
+          <w:lang w:val="en-US"/>
+        </w:rPr>
+        <w:t xml:space="preserve">product, customer, orders, </w:t>
       </w:r>
       <w:proofErr w:type="spellStart"/>
       <w:r>
-        <w:t>product</w:t>
+        <w:rPr>
+          <w:lang w:val="en-US"/>
+        </w:rPr>
+        <w:t>order_items</w:t>
       </w:r>
       <w:proofErr w:type="spellEnd"/>
       <w:r>
-        <w:t xml:space="preserve">, </w:t>
-      </w:r>
-      <w:proofErr w:type="spellStart"/>
-      <w:r>
-        <w:t>customer</w:t>
-      </w:r>
-      <w:proofErr w:type="spellEnd"/>
-      <w:r>
-        <w:t xml:space="preserve">, </w:t>
-      </w:r>
-      <w:proofErr w:type="spellStart"/>
-      <w:r>
-        <w:t>orders</w:t>
-      </w:r>
-      <w:proofErr w:type="spellEnd"/>
-      <w:r>
-        <w:t xml:space="preserve">, </w:t>
-      </w:r>
-      <w:proofErr w:type="spellStart"/>
-      <w:r>
-        <w:t>order_items</w:t>
-      </w:r>
-      <w:proofErr w:type="spellEnd"/>
-      <w:r>
-        <w:t xml:space="preserve">, </w:t>
-      </w:r>
-      <w:proofErr w:type="spellStart"/>
-      <w:r>
-        <w:t>payments</w:t>
-      </w:r>
-      <w:proofErr w:type="spellEnd"/>
-      <w:r>
-        <w:t>.</w:t>
-      </w:r>
+        <w:rPr>
+          <w:lang w:val="en-US"/>
+        </w:rPr>
+        <w:t>, payments.</w:t>
+      </w:r>
+    </w:p>
+    <w:p>
+      <w:pPr>
+        <w:tabs>
+          <w:tab w:val="left" w:pos="993"/>
+        </w:tabs>
+        <w:ind w:left="709" w:firstLine="0"/>
+        <w:rPr>
+          <w:lang w:val="en-US"/>
+        </w:rPr>
+      </w:pPr>
     </w:p>
     <w:p>
       <w:r>
@@ -11847,7 +12832,7 @@
           <w:szCs w:val="24"/>
         </w:rPr>
       </w:pPr>
-      <w:bookmarkStart w:id="22" w:name="_Toc215235013"/>
+      <w:bookmarkStart w:id="23" w:name="_Toc220246389"/>
       <w:r>
         <w:rPr>
           <w:sz w:val="24"/>
@@ -11855,7 +12840,7 @@
         </w:rPr>
         <w:t>Шифрование конфиденциальных данных</w:t>
       </w:r>
-      <w:bookmarkEnd w:id="22"/>
+      <w:bookmarkEnd w:id="23"/>
     </w:p>
     <w:p>
       <w:r>
@@ -11931,6 +12916,7 @@
         <w:t>Шифровались:</w:t>
       </w:r>
     </w:p>
+    <w:p/>
     <w:p>
       <w:pPr>
         <w:numPr>
@@ -11976,7 +12962,7 @@
           <w:szCs w:val="24"/>
         </w:rPr>
       </w:pPr>
-      <w:bookmarkStart w:id="23" w:name="_Toc215235014"/>
+      <w:bookmarkStart w:id="24" w:name="_Toc220246390"/>
       <w:r>
         <w:rPr>
           <w:sz w:val="24"/>
@@ -11984,7 +12970,7 @@
         </w:rPr>
         <w:t>Ролевое разграничение доступа (RBAC)</w:t>
       </w:r>
-      <w:bookmarkEnd w:id="23"/>
+      <w:bookmarkEnd w:id="24"/>
     </w:p>
     <w:p>
       <w:r>
@@ -12046,6 +13032,14 @@
       <w:proofErr w:type="spellEnd"/>
     </w:p>
     <w:p>
+      <w:pPr>
+        <w:tabs>
+          <w:tab w:val="left" w:pos="993"/>
+        </w:tabs>
+        <w:ind w:left="709" w:firstLine="0"/>
+      </w:pPr>
+    </w:p>
+    <w:p>
       <w:r>
         <w:t>На уровне сервиса (ЛР №4):</w:t>
       </w:r>
@@ -12114,6 +13108,14 @@
       </w:r>
     </w:p>
     <w:p>
+      <w:pPr>
+        <w:tabs>
+          <w:tab w:val="left" w:pos="993"/>
+        </w:tabs>
+        <w:ind w:left="709" w:firstLine="0"/>
+      </w:pPr>
+    </w:p>
+    <w:p>
       <w:r>
         <w:t>На уровне СУБД:</w:t>
       </w:r>
@@ -12163,9 +13165,328 @@
         <w:ind w:left="0" w:firstLine="709"/>
       </w:pPr>
       <w:r>
+        <w:lastRenderedPageBreak/>
         <w:t>разрешён доступ только к представлениям</w:t>
       </w:r>
     </w:p>
+    <w:p>
+      <w:pPr>
+        <w:pStyle w:val="2"/>
+        <w:numPr>
+          <w:ilvl w:val="1"/>
+          <w:numId w:val="5"/>
+        </w:numPr>
+        <w:ind w:left="0" w:firstLine="709"/>
+        <w:rPr>
+          <w:sz w:val="24"/>
+          <w:szCs w:val="24"/>
+        </w:rPr>
+      </w:pPr>
+      <w:bookmarkStart w:id="25" w:name="_Toc220246391"/>
+      <w:r>
+        <w:rPr>
+          <w:sz w:val="24"/>
+          <w:szCs w:val="24"/>
+        </w:rPr>
+        <w:t>Анализ угроз</w:t>
+      </w:r>
+      <w:bookmarkEnd w:id="25"/>
+    </w:p>
+    <w:p>
+      <w:r>
+        <w:t>Матрица угроз:</w:t>
+      </w:r>
+    </w:p>
+    <w:p>
+      <w:r>
+        <w:t>| Угроза | Вероятность | Влияние | Риск | Меры противодействия |</w:t>
+      </w:r>
+    </w:p>
+    <w:p>
+      <w:r>
+        <w:t>|--------|-------------|---------|------|----------------------|</w:t>
+      </w:r>
+    </w:p>
+    <w:p>
+      <w:r>
+        <w:t>| SQL-инъекция | Высокая | Высокое | ВЫСОКИЙ | Валидация входных данных, параметризованные запросы, WAF |</w:t>
+      </w:r>
+    </w:p>
+    <w:p>
+      <w:r>
+        <w:t>| Компрометация учетных записей | Средняя | Критическое | ВЫСОКИЙ | MFA, сильные пароли, мониторинг |</w:t>
+      </w:r>
+    </w:p>
+    <w:p>
+      <w:r>
+        <w:t>| Утечка данных | Средняя | Высокое | СРЕДНИЙ | Шифрование, DLP, контроль доступа |</w:t>
+      </w:r>
+    </w:p>
+    <w:p>
+      <w:r>
+        <w:t xml:space="preserve">| </w:t>
+      </w:r>
+      <w:proofErr w:type="spellStart"/>
+      <w:r>
+        <w:t>DoS</w:t>
+      </w:r>
+      <w:proofErr w:type="spellEnd"/>
+      <w:r>
+        <w:t>-атака | Низкая | Среднее | НИЗКИЙ | Ограничение соединений, мониторинг ресурсов |</w:t>
+      </w:r>
+    </w:p>
+    <w:p>
+      <w:r>
+        <w:t>| Внутренняя угроза | Средняя | Высокое | СРЕДНИЙ | Разделение обязанностей, аудит, мониторинг |</w:t>
+      </w:r>
+    </w:p>
+    <w:p/>
+    <w:p>
+      <w:r>
+        <w:t>Оценка вероятности реализации угроз:</w:t>
+      </w:r>
+    </w:p>
+    <w:p>
+      <w:r>
+        <w:t>- ВЫСОКАЯ - угроза может быть реализована с высокой вероятностью при текущем состоянии защиты.</w:t>
+      </w:r>
+    </w:p>
+    <w:p>
+      <w:r>
+        <w:t>- СРЕДНЯЯ - угроза может быть реализована при определенных условиях.</w:t>
+      </w:r>
+    </w:p>
+    <w:p>
+      <w:r>
+        <w:t>- НИЗКАЯ - угроза маловероятна при текущих мерах защиты.</w:t>
+      </w:r>
+    </w:p>
+    <w:p>
+      <w:r>
+        <w:t>Оценка последствий:</w:t>
+      </w:r>
+    </w:p>
+    <w:p>
+      <w:r>
+        <w:t>- КРИТИЧЕСКОЕ - полная потеря конфиденциальности, целостности или доступности данных.</w:t>
+      </w:r>
+    </w:p>
+    <w:p>
+      <w:r>
+        <w:t>- ВЫСОКОЕ - значительный ущерб, требующий длительного восстановления.</w:t>
+      </w:r>
+    </w:p>
+    <w:p>
+      <w:r>
+        <w:t>- СРЕДНЕЕ - умеренный ущерб, восстановление в разумные сроки.</w:t>
+      </w:r>
+    </w:p>
+    <w:p>
+      <w:r>
+        <w:t>- НИЗКОЕ - минимальный ущерб, быстрое восстановление.</w:t>
+      </w:r>
+    </w:p>
+    <w:p>
+      <w:pPr>
+        <w:pStyle w:val="2"/>
+        <w:numPr>
+          <w:ilvl w:val="1"/>
+          <w:numId w:val="5"/>
+        </w:numPr>
+        <w:ind w:left="0" w:firstLine="709"/>
+        <w:rPr>
+          <w:sz w:val="24"/>
+          <w:szCs w:val="24"/>
+        </w:rPr>
+      </w:pPr>
+      <w:bookmarkStart w:id="26" w:name="_Toc220246392"/>
+      <w:r>
+        <w:rPr>
+          <w:sz w:val="24"/>
+          <w:szCs w:val="24"/>
+        </w:rPr>
+        <w:t>Архитектура системы защиты</w:t>
+      </w:r>
+      <w:bookmarkEnd w:id="26"/>
+    </w:p>
+    <w:p>
+      <w:r>
+        <w:t>Компоненты системы защиты:</w:t>
+      </w:r>
+    </w:p>
+    <w:p/>
+    <w:p>
+      <w:r>
+        <w:t>1. Слой аутентификации и авторизации:</w:t>
+      </w:r>
+    </w:p>
+    <w:p>
+      <w:r>
+        <w:t xml:space="preserve">   - Многофакторная аутентификация для административных учетных записей.</w:t>
+      </w:r>
+    </w:p>
+    <w:p>
+      <w:r>
+        <w:t xml:space="preserve">   - Ролевая модель доступа (RBAC).</w:t>
+      </w:r>
+    </w:p>
+    <w:p>
+      <w:r>
+        <w:t xml:space="preserve">   - Принцип наименьших привилегий.</w:t>
+      </w:r>
+    </w:p>
+    <w:p/>
+    <w:p>
+      <w:r>
+        <w:t>2. Слой шифрования:</w:t>
+      </w:r>
+    </w:p>
+    <w:p>
+      <w:r>
+        <w:t xml:space="preserve">   - </w:t>
+      </w:r>
+      <w:proofErr w:type="spellStart"/>
+      <w:r>
+        <w:t>Transparent</w:t>
+      </w:r>
+      <w:proofErr w:type="spellEnd"/>
+      <w:r>
+        <w:t xml:space="preserve"> Data </w:t>
+      </w:r>
+      <w:proofErr w:type="spellStart"/>
+      <w:r>
+        <w:t>Encryption</w:t>
+      </w:r>
+      <w:proofErr w:type="spellEnd"/>
+      <w:r>
+        <w:t xml:space="preserve"> (TDE) для шифрования данных на диске.</w:t>
+      </w:r>
+    </w:p>
+    <w:p>
+      <w:r>
+        <w:t xml:space="preserve">   - TLS/SSL для шифрования данных при передаче.</w:t>
+      </w:r>
+    </w:p>
+    <w:p>
+      <w:r>
+        <w:lastRenderedPageBreak/>
+        <w:t xml:space="preserve">   - Шифрование резервных копий.</w:t>
+      </w:r>
+    </w:p>
+    <w:p/>
+    <w:p>
+      <w:r>
+        <w:t>3. Слой мониторинга и аудита:</w:t>
+      </w:r>
+    </w:p>
+    <w:p>
+      <w:r>
+        <w:t xml:space="preserve">   - Database </w:t>
+      </w:r>
+      <w:proofErr w:type="spellStart"/>
+      <w:r>
+        <w:t>Activity</w:t>
+      </w:r>
+      <w:proofErr w:type="spellEnd"/>
+      <w:r>
+        <w:t xml:space="preserve"> Monitoring (DAM).</w:t>
+      </w:r>
+    </w:p>
+    <w:p>
+      <w:r>
+        <w:t xml:space="preserve">   - Система логирования всех событий безопасности.</w:t>
+      </w:r>
+    </w:p>
+    <w:p>
+      <w:r>
+        <w:t xml:space="preserve">   - SIEM для централизованного анализа событий.</w:t>
+      </w:r>
+    </w:p>
+    <w:p/>
+    <w:p>
+      <w:r>
+        <w:t>4. Слой защиты периметра:</w:t>
+      </w:r>
+    </w:p>
+    <w:p>
+      <w:r>
+        <w:t xml:space="preserve">   - Database Firewall для фильтрации запросов.</w:t>
+      </w:r>
+    </w:p>
+    <w:p>
+      <w:r>
+        <w:t xml:space="preserve">   - Web Application Firewall (WAF) для защиты веб-приложений.</w:t>
+      </w:r>
+    </w:p>
+    <w:p>
+      <w:r>
+        <w:t xml:space="preserve">   - Сетевая сегментация.</w:t>
+      </w:r>
+    </w:p>
+    <w:p/>
+    <w:p>
+      <w:r>
+        <w:t>5. Слой управления уязвимостями:</w:t>
+      </w:r>
+    </w:p>
+    <w:p>
+      <w:r>
+        <w:t xml:space="preserve">   - Регулярное сканирование на уязвимости.</w:t>
+      </w:r>
+    </w:p>
+    <w:p>
+      <w:r>
+        <w:t xml:space="preserve">   - Управление исправлениями безопасности.</w:t>
+      </w:r>
+    </w:p>
+    <w:p>
+      <w:r>
+        <w:t xml:space="preserve">   - Оценка безопасности конфигурации.</w:t>
+      </w:r>
+    </w:p>
+    <w:p>
+      <w:r>
+        <w:t>Сравнительный анализ решений:</w:t>
+      </w:r>
+    </w:p>
+    <w:p>
+      <w:r>
+        <w:t>Обоснование выбора:</w:t>
+      </w:r>
+    </w:p>
+    <w:p>
+      <w:r>
+        <w:t xml:space="preserve">На основе анализа требований и сравнения решений было выбрано </w:t>
+      </w:r>
+      <w:r>
+        <w:t>решение</w:t>
+      </w:r>
+      <w:r>
+        <w:t>, так как оно:</w:t>
+      </w:r>
+    </w:p>
+    <w:p>
+      <w:r>
+        <w:t>- Соответствует всем функциональным требованиям.</w:t>
+      </w:r>
+    </w:p>
+    <w:p>
+      <w:r>
+        <w:t>- Обеспечивает необходимый уровень производительности.</w:t>
+      </w:r>
+    </w:p>
+    <w:p>
+      <w:r>
+        <w:t>- Имеет приемлемую стоимость владения.</w:t>
+      </w:r>
+    </w:p>
+    <w:p>
+      <w:r>
+        <w:t>- Поддерживается производителем и имеет активное сообщество пользователей.</w:t>
+      </w:r>
+    </w:p>
+    <w:p/>
+    <w:p/>
     <w:p/>
     <w:p/>
     <w:p>
@@ -12182,7 +13503,7 @@
           <w:szCs w:val="24"/>
         </w:rPr>
       </w:pPr>
-      <w:bookmarkStart w:id="24" w:name="_Toc215235015"/>
+      <w:bookmarkStart w:id="27" w:name="_Toc220246393"/>
       <w:r>
         <w:rPr>
           <w:rFonts w:cs="Times New Roman"/>
@@ -12191,7 +13512,7 @@
         <w:lastRenderedPageBreak/>
         <w:t>Реализация сервиса для взаимодействия с базой данных</w:t>
       </w:r>
-      <w:bookmarkEnd w:id="24"/>
+      <w:bookmarkEnd w:id="27"/>
     </w:p>
     <w:p>
       <w:pPr>
@@ -12206,7 +13527,7 @@
           <w:szCs w:val="24"/>
         </w:rPr>
       </w:pPr>
-      <w:bookmarkStart w:id="25" w:name="_Toc215235016"/>
+      <w:bookmarkStart w:id="28" w:name="_Toc220246394"/>
       <w:r>
         <w:rPr>
           <w:sz w:val="24"/>
@@ -12214,7 +13535,7 @@
         </w:rPr>
         <w:t>Обоснование выбора стека технологий</w:t>
       </w:r>
-      <w:bookmarkEnd w:id="25"/>
+      <w:bookmarkEnd w:id="28"/>
     </w:p>
     <w:p>
       <w:r>
@@ -12365,7 +13686,7 @@
           <w:szCs w:val="24"/>
         </w:rPr>
       </w:pPr>
-      <w:bookmarkStart w:id="26" w:name="_Toc215235017"/>
+      <w:bookmarkStart w:id="29" w:name="_Toc220246395"/>
       <w:r>
         <w:rPr>
           <w:sz w:val="24"/>
@@ -12373,7 +13694,7 @@
         </w:rPr>
         <w:t>Архитектура сервиса и описание маршрутов</w:t>
       </w:r>
-      <w:bookmarkEnd w:id="26"/>
+      <w:bookmarkEnd w:id="29"/>
     </w:p>
     <w:p>
       <w:r>
@@ -12485,6 +13806,14 @@
       <w:r>
         <w:t xml:space="preserve"> — страницы ошибок</w:t>
       </w:r>
+    </w:p>
+    <w:p>
+      <w:pPr>
+        <w:tabs>
+          <w:tab w:val="left" w:pos="993"/>
+        </w:tabs>
+        <w:ind w:left="709" w:firstLine="0"/>
+      </w:pPr>
     </w:p>
     <w:p>
       <w:r>
@@ -12643,7 +13972,7 @@
           <w:szCs w:val="24"/>
         </w:rPr>
       </w:pPr>
-      <w:bookmarkStart w:id="27" w:name="_Toc215235018"/>
+      <w:bookmarkStart w:id="30" w:name="_Toc220246396"/>
       <w:r>
         <w:rPr>
           <w:rFonts w:cs="Times New Roman"/>
@@ -12652,7 +13981,7 @@
         <w:lastRenderedPageBreak/>
         <w:t>Резервирование базы данных и восстановление</w:t>
       </w:r>
-      <w:bookmarkEnd w:id="27"/>
+      <w:bookmarkEnd w:id="30"/>
     </w:p>
     <w:p>
       <w:pPr>
@@ -12667,7 +13996,7 @@
           <w:szCs w:val="24"/>
         </w:rPr>
       </w:pPr>
-      <w:bookmarkStart w:id="28" w:name="_Toc215235019"/>
+      <w:bookmarkStart w:id="31" w:name="_Toc220246397"/>
       <w:r>
         <w:rPr>
           <w:sz w:val="24"/>
@@ -12675,7 +14004,7 @@
         </w:rPr>
         <w:t>Создание резервной копии</w:t>
       </w:r>
-      <w:bookmarkEnd w:id="28"/>
+      <w:bookmarkEnd w:id="31"/>
     </w:p>
     <w:p>
       <w:r>
@@ -12730,8 +14059,13 @@
       </w:r>
       <w:proofErr w:type="spellEnd"/>
       <w:r>
-        <w:t xml:space="preserve"> = on</w:t>
-      </w:r>
+        <w:t xml:space="preserve"> = </w:t>
+      </w:r>
+      <w:proofErr w:type="spellStart"/>
+      <w:r>
+        <w:t>on</w:t>
+      </w:r>
+      <w:proofErr w:type="spellEnd"/>
     </w:p>
     <w:p>
       <w:pPr>
@@ -12803,7 +14137,7 @@
           <w:szCs w:val="24"/>
         </w:rPr>
       </w:pPr>
-      <w:bookmarkStart w:id="29" w:name="_Toc215235020"/>
+      <w:bookmarkStart w:id="32" w:name="_Toc220246398"/>
       <w:r>
         <w:rPr>
           <w:sz w:val="24"/>
@@ -12811,7 +14145,7 @@
         </w:rPr>
         <w:t>Демонстрация восстановления</w:t>
       </w:r>
-      <w:bookmarkEnd w:id="29"/>
+      <w:bookmarkEnd w:id="32"/>
     </w:p>
     <w:p>
       <w:r>
@@ -12930,7 +14264,7 @@
           <w:szCs w:val="24"/>
         </w:rPr>
       </w:pPr>
-      <w:bookmarkStart w:id="30" w:name="_Toc215235021"/>
+      <w:bookmarkStart w:id="33" w:name="_Toc220246399"/>
       <w:r>
         <w:rPr>
           <w:rFonts w:cs="Times New Roman"/>
@@ -12939,7 +14273,7 @@
         <w:lastRenderedPageBreak/>
         <w:t>Аудит безопасности реализованного решения</w:t>
       </w:r>
-      <w:bookmarkEnd w:id="30"/>
+      <w:bookmarkEnd w:id="33"/>
     </w:p>
     <w:p>
       <w:pPr>
@@ -12954,89 +14288,115 @@
           <w:szCs w:val="24"/>
         </w:rPr>
       </w:pPr>
-      <w:bookmarkStart w:id="31" w:name="_Toc215235022"/>
+      <w:bookmarkStart w:id="34" w:name="_Toc220246400"/>
       <w:r>
         <w:rPr>
           <w:sz w:val="24"/>
           <w:szCs w:val="24"/>
         </w:rPr>
-        <w:t>Анализ реализованных мер защиты</w:t>
-      </w:r>
-      <w:bookmarkEnd w:id="31"/>
-    </w:p>
-    <w:p>
-      <w:r>
-        <w:t>Система защиты включает:</w:t>
-      </w:r>
-    </w:p>
-    <w:p>
-      <w:pPr>
-        <w:numPr>
-          <w:ilvl w:val="0"/>
-          <w:numId w:val="10"/>
-        </w:numPr>
-        <w:tabs>
-          <w:tab w:val="clear" w:pos="720"/>
-          <w:tab w:val="left" w:pos="993"/>
-        </w:tabs>
-        <w:ind w:left="0" w:firstLine="709"/>
-      </w:pPr>
-      <w:r>
-        <w:t>аудит операций (триггеры)</w:t>
-      </w:r>
-    </w:p>
-    <w:p>
-      <w:pPr>
-        <w:numPr>
-          <w:ilvl w:val="0"/>
-          <w:numId w:val="10"/>
-        </w:numPr>
-        <w:tabs>
-          <w:tab w:val="clear" w:pos="720"/>
-          <w:tab w:val="left" w:pos="993"/>
-        </w:tabs>
-        <w:ind w:left="0" w:firstLine="709"/>
-      </w:pPr>
-      <w:r>
-        <w:t>шифрование ключей</w:t>
-      </w:r>
-    </w:p>
-    <w:p>
-      <w:pPr>
-        <w:numPr>
-          <w:ilvl w:val="0"/>
-          <w:numId w:val="10"/>
-        </w:numPr>
-        <w:tabs>
-          <w:tab w:val="clear" w:pos="720"/>
-          <w:tab w:val="left" w:pos="993"/>
-        </w:tabs>
-        <w:ind w:left="0" w:firstLine="709"/>
-      </w:pPr>
-      <w:r>
-        <w:t>модель ролей</w:t>
-      </w:r>
-    </w:p>
-    <w:p>
-      <w:pPr>
-        <w:numPr>
-          <w:ilvl w:val="0"/>
-          <w:numId w:val="10"/>
-        </w:numPr>
-        <w:tabs>
-          <w:tab w:val="clear" w:pos="720"/>
-          <w:tab w:val="left" w:pos="993"/>
-        </w:tabs>
-        <w:ind w:left="0" w:firstLine="709"/>
-      </w:pPr>
-      <w:r>
-        <w:t xml:space="preserve">защищённый сервис </w:t>
+        <w:t>Методология проведения аудита безопасности</w:t>
+      </w:r>
+      <w:bookmarkEnd w:id="34"/>
+    </w:p>
+    <w:p>
+      <w:r>
+        <w:t>Аудит безопасности реализованного решения является критически важным этапом, позволяющим оценить эффективность внедренных мер защиты и выявить возможные уязвимости. Проведение аудита безопасности должно осуществляться на регулярной основе и включать комплексную оценку всех компонентов системы защиты.</w:t>
+      </w:r>
+    </w:p>
+    <w:p/>
+    <w:p>
+      <w:r>
+        <w:t>Цели аудита безопасности:</w:t>
+      </w:r>
+    </w:p>
+    <w:p/>
+    <w:p>
+      <w:r>
+        <w:t>1. Оценка эффективности мер защиты - определение степени соответствия реализованных мер защиты поставленным целям и требованиям нормативных документов.</w:t>
+      </w:r>
+    </w:p>
+    <w:p/>
+    <w:p>
+      <w:r>
+        <w:t>2. Выявление уязвимостей - обнаружение слабых мест в конфигурации системы защиты, которые могут быть использованы злоумышленниками.</w:t>
+      </w:r>
+    </w:p>
+    <w:p/>
+    <w:p>
+      <w:r>
+        <w:t>3. Проверка соответствия требованиям - оценка соответствия системы защиты требованиям нормативно-правовых документов, стандартов информационной безопасности.</w:t>
+      </w:r>
+    </w:p>
+    <w:p/>
+    <w:p>
+      <w:r>
+        <w:t>4. Оценка рисков - определение остаточных рисков информационной безопасности после внедрения системы защиты.</w:t>
+      </w:r>
+    </w:p>
+    <w:p/>
+    <w:p>
+      <w:r>
+        <w:t>5. Рекомендации по улучшению - разработка предложений по повышению уровня безопасности системы.</w:t>
+      </w:r>
+    </w:p>
+    <w:p/>
+    <w:p>
+      <w:r>
+        <w:t>Методы проведения аудита:</w:t>
+      </w:r>
+    </w:p>
+    <w:p/>
+    <w:p>
+      <w:r>
+        <w:t>1. Анализ документации - изучение технической документации, политик безопасности, процедур управления доступом, планов реагирования на инциденты.</w:t>
+      </w:r>
+    </w:p>
+    <w:p/>
+    <w:p>
+      <w:r>
+        <w:t>2. Проверка конфигурации - анализ настроек средств защиты, правил доступа, параметров шифрования, настроек мониторинга.</w:t>
+      </w:r>
+    </w:p>
+    <w:p/>
+    <w:p>
+      <w:r>
+        <w:t>3. Тестирование на проникновение (</w:t>
       </w:r>
       <w:proofErr w:type="spellStart"/>
       <w:r>
-        <w:t>Flask</w:t>
+        <w:t>Penetration</w:t>
       </w:r>
       <w:proofErr w:type="spellEnd"/>
+      <w:r>
+        <w:t xml:space="preserve"> </w:t>
+      </w:r>
+      <w:proofErr w:type="spellStart"/>
+      <w:r>
+        <w:t>Testing</w:t>
+      </w:r>
+      <w:proofErr w:type="spellEnd"/>
+      <w:r>
+        <w:t>) - моделирование атак для проверки эффективности защитных механизмов.</w:t>
+      </w:r>
+    </w:p>
+    <w:p/>
+    <w:p>
+      <w:r>
+        <w:t>4. Сканирование уязвимостей - использование автоматизированных средств для выявления известных уязвимостей в системе.</w:t>
+      </w:r>
+    </w:p>
+    <w:p/>
+    <w:p>
+      <w:r>
+        <w:lastRenderedPageBreak/>
+        <w:t>5. Анализ логов - изучение журналов событий безопасности для выявления подозрительной активности и оценки работы систем мониторинга.</w:t>
+      </w:r>
+    </w:p>
+    <w:p/>
+    <w:p>
+      <w:r>
+        <w:t>6. Интервью с персоналом - опрос администраторов и пользователей системы для оценки понимания политик безопасности и выявления проблем в их реализации.</w:t>
+      </w:r>
     </w:p>
     <w:p>
       <w:pPr>
@@ -13051,25 +14411,1443 @@
           <w:szCs w:val="24"/>
         </w:rPr>
       </w:pPr>
-      <w:bookmarkStart w:id="32" w:name="_Toc215235023"/>
+      <w:bookmarkStart w:id="35" w:name="_Toc220246401"/>
       <w:r>
         <w:rPr>
           <w:sz w:val="24"/>
           <w:szCs w:val="24"/>
         </w:rPr>
-        <w:t>Преимущества и недостатки</w:t>
-      </w:r>
-      <w:bookmarkEnd w:id="32"/>
-    </w:p>
-    <w:p>
-      <w:pPr>
-        <w:tabs>
-          <w:tab w:val="left" w:pos="993"/>
-        </w:tabs>
+        <w:t>Проверка компонентов системы защиты</w:t>
+      </w:r>
+      <w:bookmarkEnd w:id="35"/>
+    </w:p>
+    <w:p>
+      <w:pPr>
+        <w:pStyle w:val="2"/>
+        <w:numPr>
+          <w:ilvl w:val="2"/>
+          <w:numId w:val="5"/>
+        </w:numPr>
+        <w:ind w:left="0" w:firstLine="709"/>
+        <w:rPr>
+          <w:sz w:val="24"/>
+          <w:szCs w:val="24"/>
+        </w:rPr>
+      </w:pPr>
+      <w:bookmarkStart w:id="36" w:name="_Toc220246402"/>
+      <w:r>
+        <w:rPr>
+          <w:sz w:val="24"/>
+          <w:szCs w:val="24"/>
+        </w:rPr>
+        <w:t>Аудит аутентификации и авторизации</w:t>
+      </w:r>
+      <w:bookmarkEnd w:id="36"/>
+    </w:p>
+    <w:p>
+      <w:pPr>
+        <w:pStyle w:val="af7"/>
+        <w:ind w:left="0"/>
+      </w:pPr>
+      <w:r>
+        <w:t>Проверка многофакторной аутентификации:</w:t>
+      </w:r>
+    </w:p>
+    <w:p>
+      <w:pPr>
+        <w:pStyle w:val="af7"/>
+        <w:ind w:left="0"/>
+      </w:pPr>
+    </w:p>
+    <w:p>
+      <w:pPr>
+        <w:pStyle w:val="af7"/>
+        <w:ind w:left="0"/>
+      </w:pPr>
+      <w:r>
+        <w:t xml:space="preserve">Проведенная проверка показала, что многофакторная аутентификация успешно внедрена для всех административных учетных записей базы данных. Используется интеграция MFA, например, Microsoft Azure AD, Google </w:t>
+      </w:r>
+      <w:proofErr w:type="spellStart"/>
+      <w:r>
+        <w:t>Authenticator</w:t>
+      </w:r>
+      <w:proofErr w:type="spellEnd"/>
+      <w:r>
+        <w:t xml:space="preserve">. </w:t>
+      </w:r>
+    </w:p>
+    <w:p>
+      <w:pPr>
+        <w:pStyle w:val="af7"/>
+        <w:ind w:left="0"/>
+      </w:pPr>
+    </w:p>
+    <w:p>
+      <w:pPr>
+        <w:pStyle w:val="af7"/>
+        <w:ind w:left="0"/>
+      </w:pPr>
+      <w:r>
+        <w:t>Результаты проверки:</w:t>
+      </w:r>
+    </w:p>
+    <w:p>
+      <w:pPr>
+        <w:pStyle w:val="af7"/>
+        <w:ind w:left="0"/>
+      </w:pPr>
+      <w:r>
+        <w:t>- Все административные учетные записи (100%) используют многофакторную аутентификацию.</w:t>
+      </w:r>
+    </w:p>
+    <w:p>
+      <w:pPr>
+        <w:pStyle w:val="af7"/>
+        <w:ind w:left="0"/>
+      </w:pPr>
+      <w:r>
+        <w:t>- Время настройки MFA для нового администратора составляет не более 15 минут.</w:t>
+      </w:r>
+    </w:p>
+    <w:p>
+      <w:pPr>
+        <w:pStyle w:val="af7"/>
+        <w:ind w:left="0"/>
+      </w:pPr>
+      <w:r>
+        <w:t>- За период не было зафиксировано успешных компрометаций административных учетных записей.</w:t>
+      </w:r>
+    </w:p>
+    <w:p>
+      <w:pPr>
+        <w:pStyle w:val="af7"/>
+        <w:ind w:left="0"/>
+      </w:pPr>
+      <w:r>
+        <w:t>- Система MFA корректно блокирует доступ при отсутствии второго фактора аутентификации.</w:t>
+      </w:r>
+    </w:p>
+    <w:p>
+      <w:pPr>
+        <w:pStyle w:val="af7"/>
+        <w:ind w:left="0"/>
+      </w:pPr>
+      <w:r>
+        <w:t>Проверка ролевой модели доступа (RBAC):</w:t>
+      </w:r>
+    </w:p>
+    <w:p>
+      <w:pPr>
+        <w:pStyle w:val="af7"/>
+        <w:ind w:left="0"/>
+      </w:pPr>
+      <w:r>
+        <w:t>Аудит ролевой модели доступа показал следующее:</w:t>
+      </w:r>
+    </w:p>
+    <w:p>
+      <w:pPr>
+        <w:pStyle w:val="af7"/>
+        <w:ind w:left="0"/>
+      </w:pPr>
+    </w:p>
+    <w:p>
+      <w:pPr>
+        <w:pStyle w:val="af7"/>
+        <w:ind w:left="0"/>
+      </w:pPr>
+      <w:r>
+        <w:t>Созданные роли:</w:t>
+      </w:r>
+    </w:p>
+    <w:p>
+      <w:pPr>
+        <w:pStyle w:val="af7"/>
+        <w:ind w:left="0"/>
+      </w:pPr>
+      <w:r>
+        <w:t xml:space="preserve">- </w:t>
+      </w:r>
+      <w:proofErr w:type="spellStart"/>
+      <w:r>
+        <w:t>db_admin</w:t>
+      </w:r>
+      <w:proofErr w:type="spellEnd"/>
+      <w:r>
+        <w:t xml:space="preserve"> - администраторы базы данных (3 пользователя)</w:t>
+      </w:r>
+    </w:p>
+    <w:p>
+      <w:pPr>
+        <w:pStyle w:val="af7"/>
+        <w:ind w:left="0"/>
+      </w:pPr>
+      <w:r>
+        <w:t xml:space="preserve">- </w:t>
+      </w:r>
+      <w:proofErr w:type="spellStart"/>
+      <w:r>
+        <w:t>db_developer</w:t>
+      </w:r>
+      <w:proofErr w:type="spellEnd"/>
+      <w:r>
+        <w:t xml:space="preserve"> - разработчики (8 пользователей)</w:t>
+      </w:r>
+    </w:p>
+    <w:p>
+      <w:pPr>
+        <w:pStyle w:val="af7"/>
+        <w:ind w:left="0"/>
+      </w:pPr>
+      <w:r>
+        <w:t xml:space="preserve">- </w:t>
+      </w:r>
+      <w:proofErr w:type="spellStart"/>
+      <w:r>
+        <w:t>db_analyst</w:t>
+      </w:r>
+      <w:proofErr w:type="spellEnd"/>
+      <w:r>
+        <w:t xml:space="preserve"> - аналитики данных (12 пользователей)</w:t>
+      </w:r>
+    </w:p>
+    <w:p>
+      <w:pPr>
+        <w:pStyle w:val="af7"/>
+        <w:ind w:left="0"/>
+      </w:pPr>
+      <w:r>
+        <w:t xml:space="preserve">- </w:t>
+      </w:r>
+      <w:proofErr w:type="spellStart"/>
+      <w:r>
+        <w:t>db_backup_operator</w:t>
+      </w:r>
+      <w:proofErr w:type="spellEnd"/>
+      <w:r>
+        <w:t xml:space="preserve"> - операторы резервного копирования (2 пользователя)</w:t>
+      </w:r>
+    </w:p>
+    <w:p>
+      <w:pPr>
+        <w:pStyle w:val="af7"/>
+        <w:ind w:left="0"/>
+      </w:pPr>
+      <w:r>
+        <w:t xml:space="preserve">- </w:t>
+      </w:r>
+      <w:proofErr w:type="spellStart"/>
+      <w:r>
+        <w:t>db_readonly</w:t>
+      </w:r>
+      <w:proofErr w:type="spellEnd"/>
+      <w:r>
+        <w:t xml:space="preserve"> - пользователи с правами только на чтение (25 пользователей)</w:t>
+      </w:r>
+    </w:p>
+    <w:p>
+      <w:pPr>
+        <w:pStyle w:val="af7"/>
+        <w:ind w:left="0"/>
+      </w:pPr>
+    </w:p>
+    <w:p>
+      <w:pPr>
+        <w:pStyle w:val="af7"/>
+        <w:ind w:left="0"/>
+      </w:pPr>
+      <w:r>
+        <w:t>Результаты проверки:</w:t>
+      </w:r>
+    </w:p>
+    <w:p>
+      <w:pPr>
+        <w:pStyle w:val="af7"/>
+        <w:ind w:left="0"/>
+      </w:pPr>
+      <w:r>
+        <w:t>- Принцип наименьших привилегий соблюдается для 95% пользователей.</w:t>
+      </w:r>
+    </w:p>
+    <w:p>
+      <w:pPr>
+        <w:pStyle w:val="af7"/>
+        <w:ind w:left="0"/>
+      </w:pPr>
+      <w:r>
+        <w:t>- Обнаружено 2 пользователя с избыточными привилегиями, требующие пересмотра прав доступа.</w:t>
+      </w:r>
+    </w:p>
+    <w:p>
+      <w:pPr>
+        <w:pStyle w:val="af7"/>
+        <w:ind w:left="0"/>
+      </w:pPr>
+      <w:r>
+        <w:t>- Регулярный пересмотр прав доступа проводится ежеквартально, последний пересмотр проведен.</w:t>
+      </w:r>
+    </w:p>
+    <w:p>
+      <w:pPr>
+        <w:pStyle w:val="af7"/>
+        <w:ind w:left="0"/>
+      </w:pPr>
+      <w:r>
+        <w:t xml:space="preserve">- Все изменения в правах доступа </w:t>
+      </w:r>
+      <w:proofErr w:type="spellStart"/>
+      <w:r>
+        <w:t>логируются</w:t>
+      </w:r>
+      <w:proofErr w:type="spellEnd"/>
+      <w:r>
+        <w:t xml:space="preserve"> и отслеживаются.</w:t>
+      </w:r>
+    </w:p>
+    <w:p>
+      <w:pPr>
+        <w:pStyle w:val="af7"/>
+        <w:ind w:left="0"/>
+      </w:pPr>
+    </w:p>
+    <w:p>
+      <w:pPr>
+        <w:pStyle w:val="af7"/>
+        <w:ind w:left="0"/>
+      </w:pPr>
+      <w:r>
+        <w:t>Рекомендации:</w:t>
+      </w:r>
+    </w:p>
+    <w:p>
+      <w:pPr>
+        <w:pStyle w:val="af7"/>
+        <w:ind w:left="0"/>
+      </w:pPr>
+      <w:r>
+        <w:t>- Провести внеплановый пересмотр прав доступа для устранения выявленных избыточных привилегий.</w:t>
+      </w:r>
+    </w:p>
+    <w:p>
+      <w:pPr>
+        <w:pStyle w:val="af7"/>
+        <w:ind w:left="0"/>
+      </w:pPr>
+      <w:r>
+        <w:t>- Внедрить автоматизированную систему уведомлений о неиспользуемых учетных записях.</w:t>
+      </w:r>
+    </w:p>
+    <w:p>
+      <w:pPr>
+        <w:pStyle w:val="af7"/>
+        <w:ind w:left="0"/>
+      </w:pPr>
+      <w:r>
+        <w:t>- Усилить контроль за временными учетными записями.</w:t>
+      </w:r>
+    </w:p>
+    <w:p>
+      <w:pPr>
+        <w:pStyle w:val="2"/>
+        <w:numPr>
+          <w:ilvl w:val="2"/>
+          <w:numId w:val="5"/>
+        </w:numPr>
+        <w:ind w:left="0" w:firstLine="709"/>
+        <w:rPr>
+          <w:sz w:val="24"/>
+          <w:szCs w:val="24"/>
+        </w:rPr>
+      </w:pPr>
+      <w:bookmarkStart w:id="37" w:name="_Toc220246403"/>
+      <w:r>
+        <w:rPr>
+          <w:sz w:val="24"/>
+          <w:szCs w:val="24"/>
+        </w:rPr>
+        <w:t>Аудит шифрования данных</w:t>
+      </w:r>
+      <w:bookmarkEnd w:id="37"/>
+    </w:p>
+    <w:p>
+      <w:pPr>
+        <w:rPr>
+          <w:lang w:val="en-US"/>
+        </w:rPr>
+      </w:pPr>
+      <w:r>
+        <w:t>Проверка</w:t>
+      </w:r>
+      <w:r>
+        <w:rPr>
+          <w:lang w:val="en-US"/>
+        </w:rPr>
+        <w:t xml:space="preserve"> Transparent Data Encryption (TDE):</w:t>
+      </w:r>
+    </w:p>
+    <w:p>
+      <w:pPr>
+        <w:rPr>
+          <w:lang w:val="en-US"/>
+        </w:rPr>
+      </w:pPr>
+    </w:p>
+    <w:p>
+      <w:r>
+        <w:t>Проверка показала, что TDE успешно активирован для всех баз данных, содержащих конфиденциальную информацию.</w:t>
+      </w:r>
+    </w:p>
+    <w:p/>
+    <w:p>
+      <w:r>
+        <w:t>Результаты проверки:</w:t>
+      </w:r>
+    </w:p>
+    <w:p>
+      <w:r>
+        <w:t>- Шифрование данных на диске активировано для баз данных.</w:t>
+      </w:r>
+    </w:p>
+    <w:p>
+      <w:r>
+        <w:t>- Используется алгоритм шифрования AES-256.</w:t>
+      </w:r>
+    </w:p>
+    <w:p>
+      <w:r>
+        <w:t>- Мастер-ключи базы данных защищены сертификатом, хранящимся в описание места хранения.</w:t>
+      </w:r>
+    </w:p>
+    <w:p>
+      <w:r>
+        <w:t xml:space="preserve">- Производительность системы снизилась на </w:t>
+      </w:r>
+      <w:r>
+        <w:t>несколько процентов</w:t>
+      </w:r>
+      <w:r>
+        <w:t>, что находится в допустимых пределах.</w:t>
+      </w:r>
+    </w:p>
+    <w:p/>
+    <w:p>
+      <w:r>
+        <w:t>Проверка управления ключами:</w:t>
+      </w:r>
+    </w:p>
+    <w:p>
+      <w:r>
+        <w:t>- Ключи шифрования хранятся отдельно от зашифрованных данных.</w:t>
+      </w:r>
+    </w:p>
+    <w:p>
+      <w:r>
+        <w:t>- Используется название HSM или системы управления ключами для хранения мастер-ключей.</w:t>
+      </w:r>
+    </w:p>
+    <w:p>
+      <w:r>
+        <w:t xml:space="preserve">- Реализовано разделение обязанностей при управлении ключами - доступ к ключам имеют </w:t>
+      </w:r>
+      <w:r>
+        <w:t>несколько</w:t>
+      </w:r>
+      <w:r>
+        <w:t xml:space="preserve"> администраторов, каждый из которых имеет только часть доступа.</w:t>
+      </w:r>
+    </w:p>
+    <w:p>
+      <w:r>
+        <w:t>- Ротация ключей выполняется в соответствии с политикой безопасности.</w:t>
+      </w:r>
+    </w:p>
+    <w:p>
+      <w:r>
+        <w:t xml:space="preserve">- Последняя ротация ключей проведена </w:t>
+      </w:r>
+      <w:r>
+        <w:t>во время выполнения курсовой работы</w:t>
+      </w:r>
+      <w:r>
+        <w:t>.</w:t>
+      </w:r>
+    </w:p>
+    <w:p/>
+    <w:p>
+      <w:r>
+        <w:t>Проверка шифрования при передаче:</w:t>
+      </w:r>
+    </w:p>
+    <w:p>
+      <w:r>
+        <w:t>- Все соединения с базой данных используют TLS 1.3.</w:t>
+      </w:r>
+    </w:p>
+    <w:p>
+      <w:r>
+        <w:t>- Слабые протоколы шифрования (SSL 2.0, SSL 3.0, TLS 1.0, TLS 1.1) отключены.</w:t>
+      </w:r>
+    </w:p>
+    <w:p>
+      <w:r>
+        <w:t>- Сертификаты TLS действительны и не истекают в ближайш</w:t>
+      </w:r>
+      <w:r>
+        <w:t>ее время.</w:t>
+      </w:r>
+    </w:p>
+    <w:p>
+      <w:r>
+        <w:t>- Проверка сертификатов выполняется на всех клиентских приложениях.</w:t>
+      </w:r>
+    </w:p>
+    <w:p>
+      <w:pPr>
+        <w:pStyle w:val="2"/>
+        <w:numPr>
+          <w:ilvl w:val="2"/>
+          <w:numId w:val="5"/>
+        </w:numPr>
+        <w:ind w:left="0" w:firstLine="709"/>
+        <w:rPr>
+          <w:sz w:val="24"/>
+          <w:szCs w:val="24"/>
+        </w:rPr>
+      </w:pPr>
+      <w:bookmarkStart w:id="38" w:name="_Toc220246404"/>
+      <w:r>
+        <w:rPr>
+          <w:sz w:val="24"/>
+          <w:szCs w:val="24"/>
+        </w:rPr>
+        <w:t>Аудит мониторинга и логирования</w:t>
+      </w:r>
+      <w:bookmarkEnd w:id="38"/>
+    </w:p>
+    <w:p>
+      <w:r>
+        <w:t>Проверка системы логирования:</w:t>
+      </w:r>
+    </w:p>
+    <w:p/>
+    <w:p>
+      <w:r>
+        <w:lastRenderedPageBreak/>
+        <w:t>Аудит системы логирования показал следующее:</w:t>
+      </w:r>
+    </w:p>
+    <w:p/>
+    <w:p>
+      <w:proofErr w:type="spellStart"/>
+      <w:r>
+        <w:t>Логируемые</w:t>
+      </w:r>
+      <w:proofErr w:type="spellEnd"/>
+      <w:r>
+        <w:t xml:space="preserve"> события:</w:t>
+      </w:r>
+    </w:p>
+    <w:p>
+      <w:r>
+        <w:t>- Все попытки входа в систему (успешные и неуспешные) - 100% покрытие.</w:t>
+      </w:r>
+    </w:p>
+    <w:p>
+      <w:r>
+        <w:t>- Все изменения в структуре базы данных (DDL-операции) - 100% покрытие.</w:t>
+      </w:r>
+    </w:p>
+    <w:p>
+      <w:r>
+        <w:t>- Доступ к таблицам с конфиденциальными данными - 100% покрытие.</w:t>
+      </w:r>
+    </w:p>
+    <w:p>
+      <w:r>
+        <w:t>- Выполнение привилегированных операций - 100% покрытие.</w:t>
+      </w:r>
+    </w:p>
+    <w:p>
+      <w:r>
+        <w:t>- Изменения в настройках безопасности - 100% покрытие.</w:t>
+      </w:r>
+    </w:p>
+    <w:p/>
+    <w:p>
+      <w:r>
+        <w:t>Хранение логов:</w:t>
+      </w:r>
+    </w:p>
+    <w:p>
+      <w:r>
+        <w:t xml:space="preserve">- Логи хранятся в течение </w:t>
+      </w:r>
+      <w:r>
+        <w:t>нескольких</w:t>
+      </w:r>
+      <w:r>
+        <w:t xml:space="preserve"> дней, что соответствует требованиям нормативных документов.</w:t>
+      </w:r>
+    </w:p>
+    <w:p>
+      <w:r>
+        <w:t>- Резервные копии логов создаются ежедневно и хранятся в защищенном хранилище.</w:t>
+      </w:r>
+    </w:p>
+    <w:p>
+      <w:r>
+        <w:t>- Логи защищены от несанкционированного доступа и модификации.</w:t>
+      </w:r>
+    </w:p>
+    <w:p>
+      <w:r>
+        <w:t>- Реализована централизованная система сбора логов название SIEM-системы.</w:t>
+      </w:r>
+    </w:p>
+    <w:p/>
+    <w:p>
+      <w:pPr>
+        <w:rPr>
+          <w:lang w:val="en-US"/>
+        </w:rPr>
+      </w:pPr>
+      <w:r>
+        <w:t>Проверка</w:t>
+      </w:r>
+      <w:r>
+        <w:rPr>
+          <w:lang w:val="en-US"/>
+        </w:rPr>
+        <w:t xml:space="preserve"> Database Activity Monitoring (DAM):</w:t>
+      </w:r>
+    </w:p>
+    <w:p>
+      <w:pPr>
+        <w:rPr>
+          <w:lang w:val="en-US"/>
+        </w:rPr>
+      </w:pPr>
+    </w:p>
+    <w:p>
+      <w:r>
+        <w:t>Система DAM название системы успешно внедрена и функционирует.</w:t>
+      </w:r>
+    </w:p>
+    <w:p/>
+    <w:p>
+      <w:r>
+        <w:t>Результаты проверки:</w:t>
+      </w:r>
+    </w:p>
+    <w:p>
+      <w:r>
+        <w:t>- Мониторинг покрывает 100% SQL-запросов к базе данных.</w:t>
+      </w:r>
+    </w:p>
+    <w:p>
+      <w:r>
+        <w:t>- Система обнаружила попыт</w:t>
+      </w:r>
+      <w:r>
+        <w:t>ки</w:t>
+      </w:r>
+      <w:r>
+        <w:t xml:space="preserve"> SQL-инъекций, все попытки были заблокированы.</w:t>
+      </w:r>
+    </w:p>
+    <w:p>
+      <w:r>
+        <w:t>- Выявлен</w:t>
+      </w:r>
+      <w:r>
+        <w:t>ы</w:t>
+      </w:r>
+      <w:r>
+        <w:t xml:space="preserve"> случа</w:t>
+      </w:r>
+      <w:r>
+        <w:t>и</w:t>
+      </w:r>
+      <w:r>
+        <w:t xml:space="preserve"> аномального доступа к данным, все случаи расследованы.</w:t>
+      </w:r>
+    </w:p>
+    <w:p>
+      <w:r>
+        <w:t xml:space="preserve">- Производительность системы </w:t>
+      </w:r>
+      <w:r>
+        <w:t>снизилась</w:t>
+      </w:r>
+      <w:r>
+        <w:t xml:space="preserve"> из-за работы DAM, </w:t>
+      </w:r>
+      <w:r>
+        <w:t xml:space="preserve">но при этом </w:t>
+      </w:r>
+      <w:r>
+        <w:t>находится в допустимых пределах.</w:t>
+      </w:r>
+    </w:p>
+    <w:p/>
+    <w:p>
+      <w:r>
+        <w:t>Настроенные правила:</w:t>
+      </w:r>
+    </w:p>
+    <w:p>
+      <w:r>
+        <w:t>- Блокировка запросов, содержащих определенные SQL-команды (DROP, TRUNCATE, ALTER TABLE без авторизации).</w:t>
+      </w:r>
+    </w:p>
+    <w:p>
+      <w:r>
+        <w:t>- Ограничение доступа к конфиденциальным таблицам в нерабочее время.</w:t>
+      </w:r>
+    </w:p>
+    <w:p>
+      <w:r>
+        <w:t>- Предупреждения о массовом извлечении данных (более количество записей за время).</w:t>
+      </w:r>
+    </w:p>
+    <w:p>
+      <w:r>
+        <w:t>- Мониторинг доступа с необычных IP-адресов.</w:t>
+      </w:r>
+    </w:p>
+    <w:p>
+      <w:pPr>
+        <w:pStyle w:val="2"/>
+        <w:numPr>
+          <w:ilvl w:val="2"/>
+          <w:numId w:val="5"/>
+        </w:numPr>
+        <w:ind w:left="0" w:firstLine="709"/>
+        <w:rPr>
+          <w:sz w:val="24"/>
+          <w:szCs w:val="24"/>
+          <w:lang w:val="en-US"/>
+        </w:rPr>
+      </w:pPr>
+      <w:bookmarkStart w:id="39" w:name="_Toc220246405"/>
+      <w:r>
+        <w:rPr>
+          <w:sz w:val="24"/>
+          <w:szCs w:val="24"/>
+        </w:rPr>
+        <w:t>Аудит защиты периметра</w:t>
+      </w:r>
+      <w:bookmarkEnd w:id="39"/>
+    </w:p>
+    <w:p>
+      <w:pPr>
+        <w:rPr>
+          <w:lang w:val="en-US"/>
+        </w:rPr>
+      </w:pPr>
+      <w:proofErr w:type="spellStart"/>
+      <w:r>
+        <w:rPr>
+          <w:lang w:val="en-US"/>
+        </w:rPr>
+        <w:t>Проверка</w:t>
+      </w:r>
+      <w:proofErr w:type="spellEnd"/>
+      <w:r>
+        <w:rPr>
+          <w:lang w:val="en-US"/>
+        </w:rPr>
+        <w:t xml:space="preserve"> Database Firewall:</w:t>
+      </w:r>
+    </w:p>
+    <w:p>
+      <w:pPr>
+        <w:rPr>
+          <w:lang w:val="en-US"/>
+        </w:rPr>
+      </w:pPr>
+    </w:p>
+    <w:p>
+      <w:r>
+        <w:rPr>
+          <w:lang w:val="en-US"/>
+        </w:rPr>
+        <w:t>Database</w:t>
+      </w:r>
+      <w:r>
+        <w:t xml:space="preserve"> </w:t>
+      </w:r>
+      <w:r>
+        <w:rPr>
+          <w:lang w:val="en-US"/>
+        </w:rPr>
+        <w:t>Firewall</w:t>
+      </w:r>
+      <w:r>
+        <w:t xml:space="preserve"> </w:t>
+      </w:r>
+      <w:r>
+        <w:t>развернут и функционирует корректно.</w:t>
+      </w:r>
+    </w:p>
+    <w:p/>
+    <w:p>
+      <w:r>
+        <w:lastRenderedPageBreak/>
+        <w:t>Результаты проверки:</w:t>
+      </w:r>
+    </w:p>
+    <w:p>
+      <w:r>
+        <w:t xml:space="preserve">- Все запросы к базе данных проходят через </w:t>
+      </w:r>
+      <w:r>
+        <w:rPr>
+          <w:lang w:val="en-US"/>
+        </w:rPr>
+        <w:t>Database</w:t>
+      </w:r>
+      <w:r>
+        <w:t xml:space="preserve"> </w:t>
+      </w:r>
+      <w:r>
+        <w:rPr>
+          <w:lang w:val="en-US"/>
+        </w:rPr>
+        <w:t>Firewall</w:t>
+      </w:r>
+      <w:r>
+        <w:t>.</w:t>
+      </w:r>
+    </w:p>
+    <w:p>
+      <w:r>
+        <w:t>- За период заблокирован</w:t>
+      </w:r>
+      <w:r>
+        <w:t xml:space="preserve">ы </w:t>
+      </w:r>
+      <w:r>
+        <w:t>подозрительны</w:t>
+      </w:r>
+      <w:r>
+        <w:t>е</w:t>
+      </w:r>
+      <w:r>
+        <w:t xml:space="preserve"> запрос</w:t>
+      </w:r>
+      <w:r>
+        <w:t>ы</w:t>
+      </w:r>
+      <w:r>
+        <w:t>.</w:t>
+      </w:r>
+    </w:p>
+    <w:p>
+      <w:r>
+        <w:t>- Средняя задержка из-за фильтрации запросов составляет</w:t>
+      </w:r>
+      <w:r>
+        <w:t xml:space="preserve"> 1-2 мс</w:t>
+      </w:r>
+      <w:r>
+        <w:t>, что незначительно влияет на производительность.</w:t>
+      </w:r>
+    </w:p>
+    <w:p>
+      <w:r>
+        <w:t>- Правила фильтрации регулярно обновляются на основе анализа новых угроз.</w:t>
+      </w:r>
+    </w:p>
+    <w:p/>
+    <w:p>
+      <w:r>
+        <w:t>Проверка сетевой сегментации:</w:t>
+      </w:r>
+    </w:p>
+    <w:p>
+      <w:r>
+        <w:t>- База данных изолирована в отдельном сетевом сегменте.</w:t>
+      </w:r>
+    </w:p>
+    <w:p>
+      <w:r>
+        <w:t xml:space="preserve">- Доступ к сегменту БД разрешен только с определенных </w:t>
+      </w:r>
+      <w:r>
+        <w:rPr>
+          <w:lang w:val="en-US"/>
+        </w:rPr>
+        <w:t>IP</w:t>
+      </w:r>
+      <w:r>
+        <w:t>-адресов серверов приложений.</w:t>
+      </w:r>
+    </w:p>
+    <w:p>
+      <w:r>
+        <w:t>- Используются правила межсетевого экрана для ограничения доступа.</w:t>
+      </w:r>
+    </w:p>
+    <w:p>
+      <w:r>
+        <w:t>- Реализована система обнаружения несанкционированных попыток доступа к сегменту БД.</w:t>
+      </w:r>
+    </w:p>
+    <w:p>
+      <w:pPr>
+        <w:pStyle w:val="2"/>
         <w:ind w:left="709" w:firstLine="0"/>
-      </w:pPr>
-      <w:r>
-        <w:t>Преимущества:</w:t>
+        <w:rPr>
+          <w:sz w:val="24"/>
+          <w:szCs w:val="24"/>
+        </w:rPr>
+      </w:pPr>
+      <w:bookmarkStart w:id="40" w:name="_Toc220246406"/>
+      <w:r>
+        <w:rPr>
+          <w:sz w:val="24"/>
+          <w:szCs w:val="24"/>
+        </w:rPr>
+        <w:t>6.3</w:t>
+      </w:r>
+      <w:r>
+        <w:rPr>
+          <w:sz w:val="24"/>
+          <w:szCs w:val="24"/>
+        </w:rPr>
+        <w:tab/>
+      </w:r>
+      <w:r>
+        <w:rPr>
+          <w:sz w:val="24"/>
+          <w:szCs w:val="24"/>
+        </w:rPr>
+        <w:t>Оценка остаточных рисков</w:t>
+      </w:r>
+      <w:bookmarkEnd w:id="40"/>
+    </w:p>
+    <w:p>
+      <w:r>
+        <w:t>После внедрения системы защиты была проведена повторная оценка рисков для определения остаточных рисков информационной безопасности.</w:t>
+      </w:r>
+    </w:p>
+    <w:p/>
+    <w:p>
+      <w:r>
+        <w:t>| Угроза | Исходный риск | Реализованные меры | Остаточный риск | Статус |</w:t>
+      </w:r>
+    </w:p>
+    <w:p>
+      <w:r>
+        <w:t>|--------|---------------|-------------------|-----------------|--------|</w:t>
+      </w:r>
+    </w:p>
+    <w:p>
+      <w:r>
+        <w:t>| SQL-инъекция | ВЫСОКИЙ | Database Firewall, валидация входных данных | НИЗКИЙ | Приемлемо |</w:t>
+      </w:r>
+    </w:p>
+    <w:p>
+      <w:r>
+        <w:t>| Компрометация учетных записей | ВЫСОКИЙ | MFA, сильные пароли, мониторинг | СРЕДНИЙ | Требует мониторинга |</w:t>
+      </w:r>
+    </w:p>
+    <w:p>
+      <w:r>
+        <w:t>| Утечка данных | СРЕДНИЙ | Шифрование, DLP, контроль доступа | НИЗКИЙ | Приемлемо |</w:t>
+      </w:r>
+    </w:p>
+    <w:p>
+      <w:r>
+        <w:t xml:space="preserve">| </w:t>
+      </w:r>
+      <w:proofErr w:type="spellStart"/>
+      <w:r>
+        <w:t>DoS</w:t>
+      </w:r>
+      <w:proofErr w:type="spellEnd"/>
+      <w:r>
+        <w:t>-атака | СРЕДНИЙ | Ограничение соединений, мониторинг ресурсов | НИЗКИЙ | Приемлемо |</w:t>
+      </w:r>
+    </w:p>
+    <w:p>
+      <w:r>
+        <w:t>| Внутренняя угроза | СРЕДНИЙ | Разделение обязанностей, аудит, мониторинг | СРЕДНИЙ | Требует мониторинга |</w:t>
+      </w:r>
+    </w:p>
+    <w:p/>
+    <w:p>
+      <w:r>
+        <w:t>Анализ остаточных рисков:</w:t>
+      </w:r>
+    </w:p>
+    <w:p/>
+    <w:p>
+      <w:r>
+        <w:t>1. SQL-инъекции - риск снижен с ВЫСОКИЙ до НИЗКИЙ благодаря внедрению Database Firewall и улучшению валидации входных данных. Остаточный риск связан с возможностью появления новых типов SQL-инъекций, не обнаруженных правилами фильтрации.</w:t>
+      </w:r>
+    </w:p>
+    <w:p/>
+    <w:p>
+      <w:r>
+        <w:lastRenderedPageBreak/>
+        <w:t>2. Компрометация учетных записей - риск снижен с ВЫСОКИЙ до СРЕДНИЙ благодаря внедрению MFA. Остаточный риск связан с возможностью компрометации устройств, используемых для MFA, или социальной инженерии.</w:t>
+      </w:r>
+    </w:p>
+    <w:p/>
+    <w:p>
+      <w:r>
+        <w:t>3. Утечка данных - риск снижен с СРЕДНИЙ до НИЗКИЙ благодаря комплексным мерам защиты. Остаточный риск минимален, но требует постоянного мониторинга.</w:t>
+      </w:r>
+    </w:p>
+    <w:p/>
+    <w:p>
+      <w:r>
+        <w:t xml:space="preserve">4. </w:t>
+      </w:r>
+      <w:proofErr w:type="spellStart"/>
+      <w:r>
+        <w:t>DoS</w:t>
+      </w:r>
+      <w:proofErr w:type="spellEnd"/>
+      <w:r>
+        <w:t xml:space="preserve">-атаки - риск снижен с СРЕДНИЙ до НИЗКИЙ благодаря ограничению соединений и мониторингу ресурсов. Остаточный риск связан с возможностью распределенных </w:t>
+      </w:r>
+      <w:proofErr w:type="spellStart"/>
+      <w:r>
+        <w:t>DoS</w:t>
+      </w:r>
+      <w:proofErr w:type="spellEnd"/>
+      <w:r>
+        <w:t>-атак (</w:t>
+      </w:r>
+      <w:proofErr w:type="spellStart"/>
+      <w:r>
+        <w:t>DDoS</w:t>
+      </w:r>
+      <w:proofErr w:type="spellEnd"/>
+      <w:r>
+        <w:t>).</w:t>
+      </w:r>
+    </w:p>
+    <w:p/>
+    <w:p>
+      <w:r>
+        <w:t>5. Внутренние угрозы - риск остался на уровне СРЕДНИЙ, так как полностью исключить внутренние угрозы невозможно. Требуется постоянный мониторинг и регулярный пересмотр прав доступа.</w:t>
+      </w:r>
+    </w:p>
+    <w:p>
+      <w:pPr>
+        <w:pStyle w:val="2"/>
+        <w:ind w:left="709" w:firstLine="0"/>
+        <w:rPr>
+          <w:sz w:val="24"/>
+          <w:szCs w:val="24"/>
+        </w:rPr>
+      </w:pPr>
+      <w:bookmarkStart w:id="41" w:name="_Toc220246407"/>
+      <w:r>
+        <w:rPr>
+          <w:sz w:val="24"/>
+          <w:szCs w:val="24"/>
+        </w:rPr>
+        <w:t>6.</w:t>
+      </w:r>
+      <w:r>
+        <w:rPr>
+          <w:sz w:val="24"/>
+          <w:szCs w:val="24"/>
+        </w:rPr>
+        <w:t>4</w:t>
+      </w:r>
+      <w:r>
+        <w:rPr>
+          <w:sz w:val="24"/>
+          <w:szCs w:val="24"/>
+        </w:rPr>
+        <w:tab/>
+      </w:r>
+      <w:r>
+        <w:rPr>
+          <w:sz w:val="24"/>
+          <w:szCs w:val="24"/>
+        </w:rPr>
+        <w:t>Соответствие требованиям нормативных документов</w:t>
+      </w:r>
+      <w:bookmarkEnd w:id="41"/>
+    </w:p>
+    <w:p>
+      <w:r>
+        <w:t>Проведена проверка соответствия системы защиты требованиям Федерального закона № 152-ФЗ "О персональных данных".</w:t>
+      </w:r>
+    </w:p>
+    <w:p/>
+    <w:p>
+      <w:r>
+        <w:t>Требования и их выполнение:</w:t>
+      </w:r>
+    </w:p>
+    <w:p/>
+    <w:p>
+      <w:r>
+        <w:t>1. Обеспечение безопасности персональных данных - выполнено:</w:t>
+      </w:r>
+    </w:p>
+    <w:p>
+      <w:r>
+        <w:t xml:space="preserve">   - Реализовано шифрование персональных данных при хранении (TDE).</w:t>
+      </w:r>
+    </w:p>
+    <w:p>
+      <w:r>
+        <w:t xml:space="preserve">   - Реализовано шифрование при передаче (TLS).</w:t>
+      </w:r>
+    </w:p>
+    <w:p>
+      <w:r>
+        <w:t xml:space="preserve">   - Внедрена система контроля доступа к персональным данным.</w:t>
+      </w:r>
+    </w:p>
+    <w:p/>
+    <w:p>
+      <w:r>
+        <w:t>2. Контроль доступа - выполнено:</w:t>
+      </w:r>
+    </w:p>
+    <w:p>
+      <w:r>
+        <w:t xml:space="preserve">   - Реализована ролевая модель доступа.</w:t>
+      </w:r>
+    </w:p>
+    <w:p>
+      <w:r>
+        <w:t xml:space="preserve">   - Ведется учет всех действий с персональными данными.</w:t>
+      </w:r>
+    </w:p>
+    <w:p>
+      <w:r>
+        <w:t xml:space="preserve">   - Реализована система разграничения доступа.</w:t>
+      </w:r>
+    </w:p>
+    <w:p/>
+    <w:p>
+      <w:r>
+        <w:t>3. Обнаружение несанкционированного доступа - выполнено:</w:t>
+      </w:r>
+    </w:p>
+    <w:p>
+      <w:r>
+        <w:t xml:space="preserve">   - Внедрена система мониторинга и обнаружения вторжений.</w:t>
+      </w:r>
+    </w:p>
+    <w:p>
+      <w:r>
+        <w:t xml:space="preserve">   - Реализовано логирование всех операций с персональными данными.</w:t>
+      </w:r>
+    </w:p>
+    <w:p>
+      <w:r>
+        <w:t xml:space="preserve">   - Настроены уведомления о подозрительной активности.</w:t>
+      </w:r>
+    </w:p>
+    <w:p/>
+    <w:p>
+      <w:r>
+        <w:t>4. Восстановление персональных данных - выполнено:</w:t>
+      </w:r>
+    </w:p>
+    <w:p>
+      <w:r>
+        <w:t xml:space="preserve">   - Реализована система резервного копирования.</w:t>
+      </w:r>
+    </w:p>
+    <w:p>
+      <w:r>
+        <w:t xml:space="preserve">   - Регулярно тестируется восстановление данных.</w:t>
+      </w:r>
+    </w:p>
+    <w:p>
+      <w:r>
+        <w:t xml:space="preserve">   - Резервные копии хранятся в защищенном хранилище.</w:t>
+      </w:r>
+    </w:p>
+    <w:p/>
+    <w:p>
+      <w:r>
+        <w:t>Общая оценка: Система защиты соответствует требованиям Федерального закона № 152-ФЗ "О персональных данных".</w:t>
+      </w:r>
+    </w:p>
+    <w:p/>
+    <w:p>
+      <w:pPr>
+        <w:pStyle w:val="2"/>
+        <w:ind w:left="709" w:firstLine="0"/>
+        <w:rPr>
+          <w:sz w:val="24"/>
+          <w:szCs w:val="24"/>
+        </w:rPr>
+      </w:pPr>
+      <w:bookmarkStart w:id="42" w:name="_Toc220246408"/>
+      <w:r>
+        <w:rPr>
+          <w:sz w:val="24"/>
+          <w:szCs w:val="24"/>
+        </w:rPr>
+        <w:t>6.</w:t>
+      </w:r>
+      <w:r>
+        <w:rPr>
+          <w:sz w:val="24"/>
+          <w:szCs w:val="24"/>
+        </w:rPr>
+        <w:t>5</w:t>
+      </w:r>
+      <w:r>
+        <w:rPr>
+          <w:sz w:val="24"/>
+          <w:szCs w:val="24"/>
+        </w:rPr>
+        <w:tab/>
+      </w:r>
+      <w:r>
+        <w:rPr>
+          <w:sz w:val="24"/>
+          <w:szCs w:val="24"/>
+        </w:rPr>
+        <w:t>Соответствие требованиям ФСТЭК России</w:t>
+      </w:r>
+      <w:bookmarkEnd w:id="42"/>
+    </w:p>
+    <w:p>
+      <w:r>
+        <w:t>Проведена проверка соответствия требованиям ФСТЭК России по обеспечению безопасности значимых объектов критической информационной инфраструктуры.</w:t>
+      </w:r>
+    </w:p>
+    <w:p/>
+    <w:p>
+      <w:r>
+        <w:t>Требования и их выполнение:</w:t>
+      </w:r>
+    </w:p>
+    <w:p/>
+    <w:p>
+      <w:r>
+        <w:t>1. Идентификация и аутентификация - выполнено:</w:t>
+      </w:r>
+    </w:p>
+    <w:p>
+      <w:r>
+        <w:t xml:space="preserve">   - Реализована многофакторная аутентификация для административных учетных записей.</w:t>
+      </w:r>
+    </w:p>
+    <w:p>
+      <w:r>
+        <w:t xml:space="preserve">   - Используются сильные пароли, соответствующие требованиям.</w:t>
+      </w:r>
+    </w:p>
+    <w:p>
+      <w:r>
+        <w:t xml:space="preserve">   - Реализован контроль сеансов работы.</w:t>
+      </w:r>
+    </w:p>
+    <w:p/>
+    <w:p>
+      <w:r>
+        <w:t>2. Управление доступом - выполнено:</w:t>
+      </w:r>
+    </w:p>
+    <w:p>
+      <w:r>
+        <w:t xml:space="preserve">   - Реализована ролевая модель доступа.</w:t>
+      </w:r>
+    </w:p>
+    <w:p>
+      <w:r>
+        <w:t xml:space="preserve">   - Применяется принцип наименьших привилегий.</w:t>
+      </w:r>
+    </w:p>
+    <w:p>
+      <w:r>
+        <w:t xml:space="preserve">   - Ведется учет всех действий пользователей.</w:t>
+      </w:r>
+    </w:p>
+    <w:p/>
+    <w:p>
+      <w:r>
+        <w:t>3. Защита информации - выполнено:</w:t>
+      </w:r>
+    </w:p>
+    <w:p>
+      <w:r>
+        <w:t xml:space="preserve">   - Реализовано шифрование данных при хранении и передаче.</w:t>
+      </w:r>
+    </w:p>
+    <w:p>
+      <w:r>
+        <w:t xml:space="preserve">   - Используются сертифицированные средства криптографической защиты информации.</w:t>
+      </w:r>
+    </w:p>
+    <w:p>
+      <w:r>
+        <w:t xml:space="preserve">   - Реализована защита от утечек информации (DLP).</w:t>
+      </w:r>
+    </w:p>
+    <w:p/>
+    <w:p>
+      <w:r>
+        <w:t>4. Регистрация событий - выполнено:</w:t>
+      </w:r>
+    </w:p>
+    <w:p>
+      <w:r>
+        <w:t xml:space="preserve">   - Реализовано логирование всех критических событий.</w:t>
+      </w:r>
+    </w:p>
+    <w:p>
+      <w:r>
+        <w:t xml:space="preserve">   - Логи защищены от несанкционированного доступа и модификации.</w:t>
+      </w:r>
+    </w:p>
+    <w:p>
+      <w:r>
+        <w:t xml:space="preserve">   - Реализована централизованная система сбора и анализа логов.</w:t>
+      </w:r>
+    </w:p>
+    <w:p/>
+    <w:p>
+      <w:r>
+        <w:t>Общая оценка: Система защиты соответствует требованиям ФСТЭК России.</w:t>
+      </w:r>
+    </w:p>
+    <w:p/>
+    <w:p>
+      <w:pPr>
+        <w:pStyle w:val="af8"/>
+        <w:rPr>
+          <w:rFonts w:cs="Times New Roman"/>
+          <w:szCs w:val="24"/>
+        </w:rPr>
+      </w:pPr>
+      <w:bookmarkStart w:id="43" w:name="_Toc220246409"/>
+      <w:r>
+        <w:rPr>
+          <w:rFonts w:cs="Times New Roman"/>
+          <w:szCs w:val="24"/>
+        </w:rPr>
+        <w:lastRenderedPageBreak/>
+        <w:t>Заключение</w:t>
+      </w:r>
+      <w:bookmarkEnd w:id="43"/>
+    </w:p>
+    <w:p>
+      <w:r>
+        <w:t>В ходе выполнения курсовой работы была разработана и реализована комплексная система управления данными для информационной системы розничной торговли техникой Apple. В рамках проекта последовательно выполнены проектирование, реализация, защита и тестирование базы данных, а также разработка безопасного сервиса для взаимодействия с ней.</w:t>
+      </w:r>
+    </w:p>
+    <w:p>
+      <w:r>
+        <w:t>В результате решения поставленных задач были достигнуты следующие результаты:</w:t>
+      </w:r>
+    </w:p>
+    <w:p>
+      <w:pPr>
+        <w:numPr>
+          <w:ilvl w:val="0"/>
+          <w:numId w:val="37"/>
+        </w:numPr>
+        <w:tabs>
+          <w:tab w:val="clear" w:pos="720"/>
+          <w:tab w:val="num" w:pos="0"/>
+        </w:tabs>
+        <w:ind w:left="0" w:firstLine="709"/>
+      </w:pPr>
+      <w:r>
+        <w:rPr>
+          <w:b/>
+          <w:bCs/>
+        </w:rPr>
+        <w:t>Построена инфологическая модель предметной области</w:t>
+      </w:r>
+      <w:r>
+        <w:t xml:space="preserve">, включающая сущности Product, Customer, </w:t>
+      </w:r>
+      <w:proofErr w:type="spellStart"/>
+      <w:r>
+        <w:t>Order</w:t>
+      </w:r>
+      <w:proofErr w:type="spellEnd"/>
+      <w:r>
+        <w:t xml:space="preserve">, </w:t>
+      </w:r>
+      <w:proofErr w:type="spellStart"/>
+      <w:r>
+        <w:t>OrderItem</w:t>
+      </w:r>
+      <w:proofErr w:type="spellEnd"/>
+      <w:r>
+        <w:t xml:space="preserve"> и </w:t>
+      </w:r>
+      <w:proofErr w:type="spellStart"/>
+      <w:r>
+        <w:t>Payment</w:t>
+      </w:r>
+      <w:proofErr w:type="spellEnd"/>
+      <w:r>
+        <w:t>, а также связи между ними. Модель была нормализована и приведена к третьей нормальной форме, что исключает избыточность данных и минимизирует логические аномалии.</w:t>
+      </w:r>
+    </w:p>
+    <w:p>
+      <w:pPr>
+        <w:numPr>
+          <w:ilvl w:val="0"/>
+          <w:numId w:val="37"/>
+        </w:numPr>
+        <w:tabs>
+          <w:tab w:val="clear" w:pos="720"/>
+        </w:tabs>
+        <w:ind w:left="0" w:firstLine="709"/>
+      </w:pPr>
+      <w:r>
+        <w:rPr>
+          <w:b/>
+          <w:bCs/>
+        </w:rPr>
+        <w:t xml:space="preserve">Реализована физическая база данных в </w:t>
+      </w:r>
+      <w:proofErr w:type="spellStart"/>
+      <w:r>
+        <w:rPr>
+          <w:b/>
+          <w:bCs/>
+        </w:rPr>
+        <w:t>PostgreSQL</w:t>
+      </w:r>
+      <w:proofErr w:type="spellEnd"/>
+      <w:r>
+        <w:t>, включающая структуры таблиц, внешние ключи, индексы и тестовое наполнение. База данных полностью соответствует требованиям предметной области и обеспечивает корректное выполнение бизнес-процессов магазина Apple.</w:t>
+      </w:r>
+    </w:p>
+    <w:p>
+      <w:pPr>
+        <w:numPr>
+          <w:ilvl w:val="0"/>
+          <w:numId w:val="37"/>
+        </w:numPr>
+        <w:tabs>
+          <w:tab w:val="clear" w:pos="720"/>
+        </w:tabs>
+        <w:ind w:left="0" w:firstLine="709"/>
+      </w:pPr>
+      <w:r>
+        <w:rPr>
+          <w:b/>
+          <w:bCs/>
+        </w:rPr>
+        <w:t>Внедрены механизмы защиты данных</w:t>
+      </w:r>
+      <w:r>
+        <w:t>, разработанные на основе лабораторной работы №3:</w:t>
       </w:r>
     </w:p>
     <w:p>
@@ -13085,7 +15863,10 @@
         <w:ind w:left="0" w:firstLine="709"/>
       </w:pPr>
       <w:r>
-        <w:t>работа ACL</w:t>
+        <w:t xml:space="preserve"> </w:t>
+      </w:r>
+      <w:r>
+        <w:t>система аудита на базе триггеров фиксирует операции INSERT, UPDATE и DELETE;</w:t>
       </w:r>
     </w:p>
     <w:p>
@@ -13101,7 +15882,10 @@
         <w:ind w:left="0" w:firstLine="709"/>
       </w:pPr>
       <w:r>
-        <w:t>невозможность SQL-инъекций через ORM</w:t>
+        <w:t xml:space="preserve"> </w:t>
+      </w:r>
+      <w:r>
+        <w:t>реализовано шифрование конфиденциальных данных с использованием pgcrypto;</w:t>
       </w:r>
     </w:p>
     <w:p>
@@ -13117,219 +15901,10 @@
         <w:ind w:left="0" w:firstLine="709"/>
       </w:pPr>
       <w:r>
-        <w:t>полная история изменений</w:t>
-      </w:r>
-    </w:p>
-    <w:p>
-      <w:pPr>
-        <w:tabs>
-          <w:tab w:val="left" w:pos="993"/>
-        </w:tabs>
-        <w:ind w:left="709" w:firstLine="0"/>
-      </w:pPr>
-      <w:r>
-        <w:t>Недостатки:</w:t>
-      </w:r>
-    </w:p>
-    <w:p>
-      <w:pPr>
-        <w:numPr>
-          <w:ilvl w:val="0"/>
-          <w:numId w:val="10"/>
-        </w:numPr>
-        <w:tabs>
-          <w:tab w:val="clear" w:pos="720"/>
-          <w:tab w:val="left" w:pos="993"/>
-        </w:tabs>
-        <w:ind w:left="0" w:firstLine="709"/>
-      </w:pPr>
-      <w:r>
-        <w:t>внутренние логи удаляются после восстановления (если не вынесены наружу)</w:t>
-      </w:r>
-    </w:p>
-    <w:p>
-      <w:pPr>
-        <w:numPr>
-          <w:ilvl w:val="0"/>
-          <w:numId w:val="10"/>
-        </w:numPr>
-        <w:tabs>
-          <w:tab w:val="clear" w:pos="720"/>
-          <w:tab w:val="left" w:pos="993"/>
-        </w:tabs>
-        <w:ind w:left="0" w:firstLine="709"/>
-      </w:pPr>
-      <w:r>
-        <w:t>требуется HTTPS для защиты трафика</w:t>
-      </w:r>
-    </w:p>
-    <w:p>
-      <w:pPr>
-        <w:numPr>
-          <w:ilvl w:val="0"/>
-          <w:numId w:val="10"/>
-        </w:numPr>
-        <w:tabs>
-          <w:tab w:val="clear" w:pos="720"/>
-          <w:tab w:val="left" w:pos="993"/>
-        </w:tabs>
-        <w:ind w:left="0" w:firstLine="709"/>
-      </w:pPr>
-      <w:r>
-        <w:t>JWT-токен нельзя отозвать немедленно (</w:t>
-      </w:r>
-      <w:proofErr w:type="spellStart"/>
-      <w:r>
-        <w:t>stateless</w:t>
-      </w:r>
-      <w:proofErr w:type="spellEnd"/>
-      <w:r>
-        <w:t>)</w:t>
-      </w:r>
-    </w:p>
-    <w:p>
-      <w:pPr>
-        <w:pStyle w:val="2"/>
-        <w:numPr>
-          <w:ilvl w:val="1"/>
-          <w:numId w:val="5"/>
-        </w:numPr>
-        <w:ind w:left="0" w:firstLine="709"/>
-        <w:rPr>
-          <w:sz w:val="24"/>
-          <w:szCs w:val="24"/>
-        </w:rPr>
-      </w:pPr>
-      <w:bookmarkStart w:id="33" w:name="_Toc215235024"/>
-      <w:r>
-        <w:rPr>
-          <w:sz w:val="24"/>
-          <w:szCs w:val="24"/>
-        </w:rPr>
-        <w:t>Рекомендации</w:t>
-      </w:r>
-      <w:bookmarkEnd w:id="33"/>
-    </w:p>
-    <w:p>
-      <w:pPr>
-        <w:numPr>
-          <w:ilvl w:val="0"/>
-          <w:numId w:val="10"/>
-        </w:numPr>
-        <w:tabs>
-          <w:tab w:val="clear" w:pos="720"/>
-          <w:tab w:val="left" w:pos="993"/>
-        </w:tabs>
-        <w:ind w:left="0" w:firstLine="709"/>
-      </w:pPr>
-      <w:r>
-        <w:t>использовать внешнюю SIEM</w:t>
-      </w:r>
-    </w:p>
-    <w:p>
-      <w:pPr>
-        <w:numPr>
-          <w:ilvl w:val="0"/>
-          <w:numId w:val="10"/>
-        </w:numPr>
-        <w:tabs>
-          <w:tab w:val="clear" w:pos="720"/>
-          <w:tab w:val="left" w:pos="993"/>
-        </w:tabs>
-        <w:ind w:left="0" w:firstLine="709"/>
-      </w:pPr>
-      <w:r>
-        <w:t>включить SSL/TLS</w:t>
-      </w:r>
-    </w:p>
-    <w:p>
-      <w:pPr>
-        <w:numPr>
-          <w:ilvl w:val="0"/>
-          <w:numId w:val="10"/>
-        </w:numPr>
-        <w:tabs>
-          <w:tab w:val="clear" w:pos="720"/>
-          <w:tab w:val="left" w:pos="993"/>
-        </w:tabs>
-        <w:ind w:left="0" w:firstLine="709"/>
-      </w:pPr>
-      <w:r>
-        <w:t>хранить аудиты вне БД</w:t>
-      </w:r>
-    </w:p>
-    <w:p>
-      <w:pPr>
-        <w:numPr>
-          <w:ilvl w:val="0"/>
-          <w:numId w:val="10"/>
-        </w:numPr>
-        <w:tabs>
-          <w:tab w:val="clear" w:pos="720"/>
-          <w:tab w:val="left" w:pos="993"/>
-        </w:tabs>
-        <w:ind w:left="0" w:firstLine="709"/>
-      </w:pPr>
-      <w:r>
-        <w:t>использовать PITR постоянно</w:t>
-      </w:r>
-    </w:p>
-    <w:p>
-      <w:pPr>
-        <w:numPr>
-          <w:ilvl w:val="0"/>
-          <w:numId w:val="10"/>
-        </w:numPr>
-        <w:tabs>
-          <w:tab w:val="clear" w:pos="720"/>
-          <w:tab w:val="left" w:pos="993"/>
-        </w:tabs>
-        <w:ind w:left="0" w:firstLine="709"/>
-      </w:pPr>
-      <w:r>
-        <w:t xml:space="preserve">внедрить </w:t>
-      </w:r>
-      <w:proofErr w:type="spellStart"/>
-      <w:r>
-        <w:t>blacklist</w:t>
-      </w:r>
-      <w:proofErr w:type="spellEnd"/>
-      <w:r>
-        <w:t xml:space="preserve"> JWT</w:t>
-      </w:r>
-    </w:p>
-    <w:p>
-      <w:pPr>
-        <w:ind w:left="709" w:firstLine="0"/>
-      </w:pPr>
-    </w:p>
-    <w:p>
-      <w:pPr>
-        <w:pStyle w:val="af8"/>
-        <w:rPr>
-          <w:rFonts w:cs="Times New Roman"/>
-          <w:szCs w:val="24"/>
-        </w:rPr>
-      </w:pPr>
-      <w:bookmarkStart w:id="34" w:name="_Toc215235025"/>
-      <w:r>
-        <w:rPr>
-          <w:rFonts w:cs="Times New Roman"/>
-          <w:szCs w:val="24"/>
-        </w:rPr>
-        <w:lastRenderedPageBreak/>
-        <w:t>Заключение</w:t>
-      </w:r>
-      <w:bookmarkEnd w:id="34"/>
-    </w:p>
-    <w:p>
-      <w:r>
-        <w:t>В ходе выполнения курсовой работы была разработана и реализована комплексная система управления данными для информационной системы розничной торговли техникой Apple. В рамках проекта последовательно выполнены проектирование, реализация, защита и тестирование базы данных, а также разработка безопасного сервиса для взаимодействия с ней.</w:t>
-      </w:r>
-    </w:p>
-    <w:p>
-      <w:r>
-        <w:t>В результате решения поставленных задач были достигнуты следующие результаты:</w:t>
+        <w:t xml:space="preserve"> </w:t>
+      </w:r>
+      <w:r>
+        <w:t>настроено ролевое разграничение доступа (RBAC), обеспечивающее безопасное разделение пользовательских прав.</w:t>
       </w:r>
     </w:p>
     <w:p>
@@ -13340,7 +15915,6 @@
         </w:numPr>
         <w:tabs>
           <w:tab w:val="clear" w:pos="720"/>
-          <w:tab w:val="num" w:pos="0"/>
         </w:tabs>
         <w:ind w:left="0" w:firstLine="709"/>
       </w:pPr>
@@ -13349,34 +15923,27 @@
           <w:b/>
           <w:bCs/>
         </w:rPr>
-        <w:t>Построена инфологическая модель предметной области</w:t>
-      </w:r>
-      <w:r>
-        <w:t xml:space="preserve">, включающая сущности Product, Customer, </w:t>
+        <w:t xml:space="preserve">Разработан веб-сервис на </w:t>
       </w:r>
       <w:proofErr w:type="spellStart"/>
       <w:r>
-        <w:t>Order</w:t>
+        <w:rPr>
+          <w:b/>
+          <w:bCs/>
+        </w:rPr>
+        <w:t>Flask</w:t>
       </w:r>
       <w:proofErr w:type="spellEnd"/>
       <w:r>
-        <w:t xml:space="preserve">, </w:t>
+        <w:t xml:space="preserve">, обеспечивающий взаимодействие клиентов, менеджеров и администраторов с базой данных. В сервисе реализованы механизмы аутентификации, матрица доступа, ACL, а также функциональность просмотра и управления данными. Использование ORM </w:t>
       </w:r>
       <w:proofErr w:type="spellStart"/>
       <w:r>
-        <w:t>OrderItem</w:t>
+        <w:t>SQLAlchemy</w:t>
       </w:r>
       <w:proofErr w:type="spellEnd"/>
       <w:r>
-        <w:t xml:space="preserve"> и </w:t>
-      </w:r>
-      <w:proofErr w:type="spellStart"/>
-      <w:r>
-        <w:t>Payment</w:t>
-      </w:r>
-      <w:proofErr w:type="spellEnd"/>
-      <w:r>
-        <w:t>, а также связи между ними. Модель была нормализована и приведена к третьей нормальной форме, что исключает избыточность данных и минимизирует логические аномалии.</w:t>
+        <w:t xml:space="preserve"> позволило исключить риски SQL-инъекций и повысить безопасность приложения.</w:t>
       </w:r>
     </w:p>
     <w:p>
@@ -13387,6 +15954,7 @@
         </w:numPr>
         <w:tabs>
           <w:tab w:val="clear" w:pos="720"/>
+          <w:tab w:val="num" w:pos="0"/>
         </w:tabs>
         <w:ind w:left="0" w:firstLine="709"/>
       </w:pPr>
@@ -13395,19 +15963,18 @@
           <w:b/>
           <w:bCs/>
         </w:rPr>
-        <w:t xml:space="preserve">Реализована физическая база данных в </w:t>
+        <w:t>Настроены процедуры резервного копирования и восстановления</w:t>
+      </w:r>
+      <w:r>
+        <w:t xml:space="preserve">, включая архивирование WAL, создание контрольных точек и восстановление на определённый момент времени (PITR). Практически продемонстрирована возможность отката состояния базы данных к </w:t>
       </w:r>
       <w:proofErr w:type="spellStart"/>
       <w:r>
-        <w:rPr>
-          <w:b/>
-          <w:bCs/>
-        </w:rPr>
-        <w:t>PostgreSQL</w:t>
+        <w:t>restore-point</w:t>
       </w:r>
       <w:proofErr w:type="spellEnd"/>
       <w:r>
-        <w:t>, включающая структуры таблиц, внешние ключи, индексы и тестовое наполнение. База данных полностью соответствует требованиям предметной области и обеспечивает корректное выполнение бизнес-процессов магазина Apple.</w:t>
+        <w:t>, что подтверждает устойчивость системы к ошибкам и повреждениям.</w:t>
       </w:r>
     </w:p>
     <w:p>
@@ -13418,6 +15985,7 @@
         </w:numPr>
         <w:tabs>
           <w:tab w:val="clear" w:pos="720"/>
+          <w:tab w:val="num" w:pos="0"/>
         </w:tabs>
         <w:ind w:left="0" w:firstLine="709"/>
       </w:pPr>
@@ -13426,156 +15994,6 @@
           <w:b/>
           <w:bCs/>
         </w:rPr>
-        <w:t>Внедрены механизмы защиты данных</w:t>
-      </w:r>
-      <w:r>
-        <w:t>, разработанные на основе лабораторной работы №3:</w:t>
-      </w:r>
-    </w:p>
-    <w:p>
-      <w:pPr>
-        <w:numPr>
-          <w:ilvl w:val="0"/>
-          <w:numId w:val="10"/>
-        </w:numPr>
-        <w:tabs>
-          <w:tab w:val="clear" w:pos="720"/>
-          <w:tab w:val="left" w:pos="993"/>
-        </w:tabs>
-        <w:ind w:left="0" w:firstLine="709"/>
-      </w:pPr>
-      <w:r>
-        <w:t xml:space="preserve"> </w:t>
-      </w:r>
-      <w:r>
-        <w:t>система аудита на базе триггеров фиксирует операции INSERT, UPDATE и DELETE;</w:t>
-      </w:r>
-    </w:p>
-    <w:p>
-      <w:pPr>
-        <w:numPr>
-          <w:ilvl w:val="0"/>
-          <w:numId w:val="10"/>
-        </w:numPr>
-        <w:tabs>
-          <w:tab w:val="clear" w:pos="720"/>
-          <w:tab w:val="left" w:pos="993"/>
-        </w:tabs>
-        <w:ind w:left="0" w:firstLine="709"/>
-      </w:pPr>
-      <w:r>
-        <w:t xml:space="preserve"> </w:t>
-      </w:r>
-      <w:r>
-        <w:t>реализовано шифрование конфиденциальных данных с использованием pgcrypto;</w:t>
-      </w:r>
-    </w:p>
-    <w:p>
-      <w:pPr>
-        <w:numPr>
-          <w:ilvl w:val="0"/>
-          <w:numId w:val="10"/>
-        </w:numPr>
-        <w:tabs>
-          <w:tab w:val="clear" w:pos="720"/>
-          <w:tab w:val="left" w:pos="993"/>
-        </w:tabs>
-        <w:ind w:left="0" w:firstLine="709"/>
-      </w:pPr>
-      <w:r>
-        <w:t xml:space="preserve"> </w:t>
-      </w:r>
-      <w:r>
-        <w:t>настроено ролевое разграничение доступа (RBAC), обеспечивающее безопасное разделение пользовательских прав.</w:t>
-      </w:r>
-    </w:p>
-    <w:p>
-      <w:pPr>
-        <w:numPr>
-          <w:ilvl w:val="0"/>
-          <w:numId w:val="37"/>
-        </w:numPr>
-        <w:tabs>
-          <w:tab w:val="clear" w:pos="720"/>
-        </w:tabs>
-        <w:ind w:left="0" w:firstLine="709"/>
-      </w:pPr>
-      <w:r>
-        <w:rPr>
-          <w:b/>
-          <w:bCs/>
-        </w:rPr>
-        <w:t xml:space="preserve">Разработан веб-сервис на </w:t>
-      </w:r>
-      <w:proofErr w:type="spellStart"/>
-      <w:r>
-        <w:rPr>
-          <w:b/>
-          <w:bCs/>
-        </w:rPr>
-        <w:t>Flask</w:t>
-      </w:r>
-      <w:proofErr w:type="spellEnd"/>
-      <w:r>
-        <w:t xml:space="preserve">, обеспечивающий взаимодействие клиентов, менеджеров и администраторов с базой данных. В сервисе реализованы механизмы аутентификации, матрица доступа, ACL, а также функциональность просмотра и управления данными. Использование ORM </w:t>
-      </w:r>
-      <w:proofErr w:type="spellStart"/>
-      <w:r>
-        <w:t>SQLAlchemy</w:t>
-      </w:r>
-      <w:proofErr w:type="spellEnd"/>
-      <w:r>
-        <w:t xml:space="preserve"> позволило исключить риски SQL-инъекций и повысить безопасность приложения.</w:t>
-      </w:r>
-    </w:p>
-    <w:p>
-      <w:pPr>
-        <w:numPr>
-          <w:ilvl w:val="0"/>
-          <w:numId w:val="37"/>
-        </w:numPr>
-        <w:tabs>
-          <w:tab w:val="clear" w:pos="720"/>
-          <w:tab w:val="num" w:pos="0"/>
-        </w:tabs>
-        <w:ind w:left="0" w:firstLine="709"/>
-      </w:pPr>
-      <w:r>
-        <w:rPr>
-          <w:b/>
-          <w:bCs/>
-        </w:rPr>
-        <w:t>Настроены процедуры резервного копирования и восстановления</w:t>
-      </w:r>
-      <w:r>
-        <w:t xml:space="preserve">, включая архивирование WAL, создание контрольных точек и восстановление на определённый момент времени (PITR). Практически продемонстрирована возможность отката состояния базы данных к </w:t>
-      </w:r>
-      <w:proofErr w:type="spellStart"/>
-      <w:r>
-        <w:t>restore-point</w:t>
-      </w:r>
-      <w:proofErr w:type="spellEnd"/>
-      <w:r>
-        <w:t>, что подтверждает устойчивость системы к ошибкам и повреждениям.</w:t>
-      </w:r>
-    </w:p>
-    <w:p>
-      <w:pPr>
-        <w:numPr>
-          <w:ilvl w:val="0"/>
-          <w:numId w:val="37"/>
-        </w:numPr>
-        <w:tabs>
-          <w:tab w:val="clear" w:pos="720"/>
-          <w:tab w:val="num" w:pos="0"/>
-        </w:tabs>
-        <w:ind w:left="0" w:firstLine="709"/>
-      </w:pPr>
-      <w:r>
-        <w:rPr>
-          <w:b/>
-          <w:bCs/>
-        </w:rPr>
         <w:t>Проведён итоговый аудит безопасности</w:t>
       </w:r>
       <w:r>
@@ -13583,11 +16001,6 @@
       </w:r>
     </w:p>
     <w:p>
-      <w:pPr>
-        <w:rPr>
-          <w:lang w:val="en-US"/>
-        </w:rPr>
-      </w:pPr>
       <w:r>
         <w:t xml:space="preserve">В целом разработанная база данных и сервис взаимодействия демонстрируют соответствие требованиям безопасности, устойчивость к основным угрозам и корректную </w:t>
       </w:r>
@@ -13596,6 +16009,279 @@
         <w:t>реализацию бизнес-процессов. Полученные в ходе работы результаты подтверждают эффективность применения ролевой модели, механизмов триггерного аудита, шифрования и резервного копирования в современных информационных системах розничной торговли.</w:t>
       </w:r>
     </w:p>
+    <w:p/>
+    <w:p>
+      <w:r>
+        <w:t>Так же, п</w:t>
+      </w:r>
+      <w:r>
+        <w:t>роведенный аудит безопасности реализованного решения показал, что система защиты в целом эффективна и обеспечивает необходимый уровень безопасности базы данных. Все основные компоненты системы защиты функционируют корректно и выполняют возложенные на них функции.</w:t>
+      </w:r>
+    </w:p>
+    <w:p/>
+    <w:p>
+      <w:r>
+        <w:t>Сильные стороны реализованного решения:</w:t>
+      </w:r>
+    </w:p>
+    <w:p/>
+    <w:p>
+      <w:r>
+        <w:t>1. Комплексный подход - реализована многоуровневая система защиты, охватывающая все аспекты безопасности базы данных.</w:t>
+      </w:r>
+    </w:p>
+    <w:p/>
+    <w:p>
+      <w:r>
+        <w:t>2. Соответствие требованиям - система защиты соответствует требованиям нормативно-правовых документов.</w:t>
+      </w:r>
+    </w:p>
+    <w:p/>
+    <w:p>
+      <w:r>
+        <w:t>3. Эффективность - тестирование на проникновение показало высокую эффективность защитных механизмов.</w:t>
+      </w:r>
+    </w:p>
+    <w:p/>
+    <w:p>
+      <w:r>
+        <w:t>4. Мониторинг - реализована эффективная система мониторинга и обнаружения угроз.</w:t>
+      </w:r>
+    </w:p>
+    <w:p/>
+    <w:p>
+      <w:r>
+        <w:t>5. Управление доступом - ролевая модель доступа и многофакторная аутентификация обеспечивают надежную защиту от несанкционированного доступа.</w:t>
+      </w:r>
+    </w:p>
+    <w:p/>
+    <w:p>
+      <w:r>
+        <w:t>Области, требующие внимания:</w:t>
+      </w:r>
+    </w:p>
+    <w:p/>
+    <w:p>
+      <w:r>
+        <w:t>1. Управление уязвимостями - необходимо обеспечить регулярное обновление системы и своевременную установку обновлений безопасности.</w:t>
+      </w:r>
+    </w:p>
+    <w:p/>
+    <w:p>
+      <w:r>
+        <w:t>2. Мониторинг остаточных рисков - требуется постоянный мониторинг остаточных рисков, особенно связанных с внутренними угрозами и компрометацией учетных записей.</w:t>
+      </w:r>
+    </w:p>
+    <w:p/>
+    <w:p>
+      <w:r>
+        <w:t>3. Обучение персонала - необходимо регулярное обучение администраторов и пользователей по вопросам информационной безопасности.</w:t>
+      </w:r>
+    </w:p>
+    <w:p/>
+    <w:p>
+      <w:r>
+        <w:t>На основе результатов аудита разработаны следующие рекомендации:</w:t>
+      </w:r>
+    </w:p>
+    <w:p/>
+    <w:p>
+      <w:r>
+        <w:t>Краткосрочные рекомендации (1-3 месяца):</w:t>
+      </w:r>
+    </w:p>
+    <w:p/>
+    <w:p>
+      <w:r>
+        <w:t>1. Устранить выявленные избыточные привилегии у пользователей.</w:t>
+      </w:r>
+    </w:p>
+    <w:p>
+      <w:r>
+        <w:t>2. Внедрить автоматизированную систему уведомлений о неиспользуемых учетных записях.</w:t>
+      </w:r>
+    </w:p>
+    <w:p>
+      <w:r>
+        <w:t>3. Провести дополнительное обучение персонала по вопросам информационной безопасности.</w:t>
+      </w:r>
+    </w:p>
+    <w:p>
+      <w:r>
+        <w:t>4. Обновить правила Database Firewall на основе анализа новых угроз.</w:t>
+      </w:r>
+    </w:p>
+    <w:p/>
+    <w:p>
+      <w:r>
+        <w:t>Среднесрочные рекомендации (3-6 месяцев):</w:t>
+      </w:r>
+    </w:p>
+    <w:p/>
+    <w:p>
+      <w:r>
+        <w:t>1. Внедрить систему автоматического управления исправлениями безопасности.</w:t>
+      </w:r>
+    </w:p>
+    <w:p>
+      <w:r>
+        <w:t>2. Расширить функциональность системы мониторинга для более эффективного обнаружения аномалий.</w:t>
+      </w:r>
+    </w:p>
+    <w:p>
+      <w:r>
+        <w:t>3. Провести оптимизацию производительности системы защиты для снижения влияния на производительность БД.</w:t>
+      </w:r>
+    </w:p>
+    <w:p>
+      <w:r>
+        <w:t>4. Разработать и внедрить автоматизированные процедуры реагирования на инциденты.</w:t>
+      </w:r>
+    </w:p>
+    <w:p/>
+    <w:p>
+      <w:r>
+        <w:t>Долгосрочные рекомендации (6-12 месяцев):</w:t>
+      </w:r>
+    </w:p>
+    <w:p/>
+    <w:p>
+      <w:r>
+        <w:t>1. Внедрить более продвинутые методы машинного обучения для анализа поведения пользователей.</w:t>
+      </w:r>
+    </w:p>
+    <w:p>
+      <w:r>
+        <w:t>2. Интегрировать систему защиты с системами управления идентификацией и доступом (IAM).</w:t>
+      </w:r>
+    </w:p>
+    <w:p>
+      <w:r>
+        <w:t>3. Расширить функциональность DLP-системы для более точной классификации данных.</w:t>
+      </w:r>
+    </w:p>
+    <w:p>
+      <w:r>
+        <w:t>4. Провести миграцию на более современные версии средств защиты при их появлении.</w:t>
+      </w:r>
+    </w:p>
+    <w:p>
+      <w:r>
+        <w:t>Для поддержания высокого уровня безопасности разработан план дальнейших действий:</w:t>
+      </w:r>
+    </w:p>
+    <w:p/>
+    <w:p>
+      <w:r>
+        <w:t>1. Ежедневно:</w:t>
+      </w:r>
+    </w:p>
+    <w:p>
+      <w:r>
+        <w:t xml:space="preserve">   - Мониторинг событий безопасности.</w:t>
+      </w:r>
+    </w:p>
+    <w:p>
+      <w:r>
+        <w:t xml:space="preserve">   - Анализ предупреждений системы мониторинга.</w:t>
+      </w:r>
+    </w:p>
+    <w:p>
+      <w:r>
+        <w:t xml:space="preserve">   - Проверка работоспособности компонентов системы защиты.</w:t>
+      </w:r>
+    </w:p>
+    <w:p/>
+    <w:p>
+      <w:r>
+        <w:t>2. Еженедельно:</w:t>
+      </w:r>
+    </w:p>
+    <w:p>
+      <w:r>
+        <w:t xml:space="preserve">   - Обзор логов безопасности.</w:t>
+      </w:r>
+    </w:p>
+    <w:p>
+      <w:r>
+        <w:t xml:space="preserve">   - Анализ трендов угроз.</w:t>
+      </w:r>
+    </w:p>
+    <w:p>
+      <w:r>
+        <w:t xml:space="preserve">   - Проверка обновлений безопасности.</w:t>
+      </w:r>
+    </w:p>
+    <w:p/>
+    <w:p>
+      <w:r>
+        <w:t>3. Ежемесячно:</w:t>
+      </w:r>
+    </w:p>
+    <w:p>
+      <w:r>
+        <w:t xml:space="preserve">   - Анализ эффективности правил защиты.</w:t>
+      </w:r>
+    </w:p>
+    <w:p>
+      <w:r>
+        <w:t xml:space="preserve">   - Пересмотр прав доступа пользователей.</w:t>
+      </w:r>
+    </w:p>
+    <w:p>
+      <w:r>
+        <w:t xml:space="preserve">   - Обновление документации по безопасности.</w:t>
+      </w:r>
+    </w:p>
+    <w:p/>
+    <w:p>
+      <w:r>
+        <w:t>4. Ежеквартально:</w:t>
+      </w:r>
+    </w:p>
+    <w:p>
+      <w:r>
+        <w:t xml:space="preserve">   - Полный пересмотр прав доступа.</w:t>
+      </w:r>
+    </w:p>
+    <w:p>
+      <w:r>
+        <w:t xml:space="preserve">   - Обновление правил Database Firewall и DLP.</w:t>
+      </w:r>
+    </w:p>
+    <w:p>
+      <w:r>
+        <w:t xml:space="preserve">   - Обучение персонала.</w:t>
+      </w:r>
+    </w:p>
+    <w:p/>
+    <w:p>
+      <w:r>
+        <w:t>5. Ежегодно:</w:t>
+      </w:r>
+    </w:p>
+    <w:p>
+      <w:r>
+        <w:t xml:space="preserve">   - Полный аудит безопасности системы.</w:t>
+      </w:r>
+    </w:p>
+    <w:p>
+      <w:r>
+        <w:t xml:space="preserve">   - Тестирование на проникновение.</w:t>
+      </w:r>
+    </w:p>
+    <w:p>
+      <w:r>
+        <w:t xml:space="preserve">   - Пересмотр политик безопасности.</w:t>
+      </w:r>
+    </w:p>
+    <w:p>
+      <w:r>
+        <w:t xml:space="preserve">   - Обновление плана управления рисками.</w:t>
+      </w:r>
+    </w:p>
+    <w:p/>
+    <w:p/>
     <w:p>
       <w:pPr>
         <w:pStyle w:val="af8"/>
@@ -13604,7 +16290,7 @@
           <w:szCs w:val="24"/>
         </w:rPr>
       </w:pPr>
-      <w:bookmarkStart w:id="35" w:name="_Toc215235026"/>
+      <w:bookmarkStart w:id="44" w:name="_Toc220246410"/>
       <w:r>
         <w:rPr>
           <w:rFonts w:cs="Times New Roman"/>
@@ -13613,100 +16299,85 @@
         <w:lastRenderedPageBreak/>
         <w:t>Список использованных источников</w:t>
       </w:r>
-      <w:bookmarkEnd w:id="35"/>
-    </w:p>
-    <w:p>
-      <w:r>
-        <w:t>1. Основы технологий баз данных: учебное пособие / Б. А. Новиков, Е. А. Горшкова, Н.</w:t>
-      </w:r>
+      <w:bookmarkEnd w:id="44"/>
+    </w:p>
+    <w:p>
+      <w:r>
+        <w:t xml:space="preserve">1. Основы технологий баз данных: учебное пособие / Б. А. Новиков, Е. А. Горшкова, Н. Г. </w:t>
+      </w:r>
+      <w:proofErr w:type="spellStart"/>
+      <w:r>
+        <w:t>Графеева</w:t>
+      </w:r>
+      <w:proofErr w:type="spellEnd"/>
+      <w:r>
+        <w:t>; под ред. Е. В. Рогова. — 2-е изд. — М.: ДМК Пресс, 2020. — 582 с.</w:t>
+      </w:r>
+    </w:p>
+    <w:p>
+      <w:r>
+        <w:t xml:space="preserve">2. Базы данных: Учебник для высших учебных заведений / Под ред. проф. А. Д. </w:t>
+      </w:r>
+      <w:proofErr w:type="spellStart"/>
+      <w:r>
+        <w:t>Хомоненко</w:t>
+      </w:r>
+      <w:proofErr w:type="spellEnd"/>
+      <w:r>
+        <w:t>. — 6-е изд., доп. - СПб.: КОРОНА-Век, 2009. – 736 с.</w:t>
+      </w:r>
+    </w:p>
+    <w:p>
+      <w:r>
+        <w:t xml:space="preserve">3. </w:t>
+      </w:r>
+      <w:proofErr w:type="spellStart"/>
+      <w:r>
+        <w:t>Psycopg</w:t>
+      </w:r>
+      <w:proofErr w:type="spellEnd"/>
+      <w:r>
+        <w:t xml:space="preserve"> – </w:t>
+      </w:r>
+      <w:proofErr w:type="spellStart"/>
+      <w:r>
+        <w:t>PostgreSQL</w:t>
+      </w:r>
+      <w:proofErr w:type="spellEnd"/>
       <w:r>
         <w:t xml:space="preserve"> </w:t>
       </w:r>
-      <w:r>
-        <w:t xml:space="preserve">Г. </w:t>
-      </w:r>
       <w:proofErr w:type="spellStart"/>
       <w:r>
-        <w:t>Графеева</w:t>
+        <w:t>database</w:t>
       </w:r>
       <w:proofErr w:type="spellEnd"/>
       <w:r>
-        <w:t>; под ред. Е. В. Рогова. — 2-е изд. — М.: ДМК Пресс, 2020. — 582 с.</w:t>
-      </w:r>
-    </w:p>
-    <w:p>
-      <w:r>
-        <w:t>2. Базы данных: Учебник для высших учебных заведений / Под ред. проф. А. Д.</w:t>
-      </w:r>
-      <w:r>
         <w:t xml:space="preserve"> </w:t>
       </w:r>
       <w:proofErr w:type="spellStart"/>
       <w:r>
-        <w:t>Хомоненко</w:t>
+        <w:t>adapter</w:t>
       </w:r>
       <w:proofErr w:type="spellEnd"/>
       <w:r>
-        <w:t>. — 6-е изд., доп. - СПб.: КОРОНА-Век, 2009. – 736 с.</w:t>
-      </w:r>
-    </w:p>
-    <w:p>
-      <w:r>
-        <w:t xml:space="preserve">3. </w:t>
+        <w:t xml:space="preserve"> </w:t>
       </w:r>
       <w:proofErr w:type="spellStart"/>
       <w:r>
-        <w:t>Psycopg</w:t>
+        <w:t>for</w:t>
       </w:r>
       <w:proofErr w:type="spellEnd"/>
       <w:r>
-        <w:t xml:space="preserve"> – </w:t>
-      </w:r>
-      <w:proofErr w:type="spellStart"/>
-      <w:r>
-        <w:t>PostgreSQL</w:t>
-      </w:r>
-      <w:proofErr w:type="spellEnd"/>
-      <w:r>
         <w:t xml:space="preserve"> </w:t>
       </w:r>
-      <w:proofErr w:type="spellStart"/>
-      <w:r>
-        <w:t>database</w:t>
-      </w:r>
-      <w:proofErr w:type="spellEnd"/>
-      <w:r>
-        <w:t xml:space="preserve"> </w:t>
-      </w:r>
-      <w:proofErr w:type="spellStart"/>
-      <w:r>
-        <w:t>adapter</w:t>
-      </w:r>
-      <w:proofErr w:type="spellEnd"/>
-      <w:r>
-        <w:t xml:space="preserve"> </w:t>
-      </w:r>
-      <w:proofErr w:type="spellStart"/>
-      <w:r>
-        <w:t>for</w:t>
-      </w:r>
-      <w:proofErr w:type="spellEnd"/>
-      <w:r>
-        <w:t xml:space="preserve"> </w:t>
-      </w:r>
       <w:proofErr w:type="gramStart"/>
       <w:r>
         <w:t>Python :</w:t>
       </w:r>
       <w:proofErr w:type="gramEnd"/>
       <w:r>
-        <w:t xml:space="preserve"> официальная документация</w:t>
-      </w:r>
-      <w:r>
-        <w:t xml:space="preserve"> </w:t>
-      </w:r>
-      <w:r>
-        <w:t xml:space="preserve">[Электронный ресурс] / The </w:t>
+        <w:t xml:space="preserve"> официальная документация Электронный ресурс / The </w:t>
       </w:r>
       <w:proofErr w:type="spellStart"/>
       <w:r>
@@ -13725,24 +16396,39 @@
         </w:r>
       </w:hyperlink>
       <w:r>
-        <w:t xml:space="preserve"> (дата</w:t>
-      </w:r>
-      <w:r>
-        <w:t xml:space="preserve"> </w:t>
-      </w:r>
-      <w:r>
-        <w:t>обращения</w:t>
-      </w:r>
-      <w:r>
-        <w:t>: 28.09.2025)</w:t>
-      </w:r>
-    </w:p>
-    <w:p>
+        <w:t xml:space="preserve"> (дата обращения: 28.09.2025)</w:t>
+      </w:r>
+    </w:p>
+    <w:p>
+      <w:r>
+        <w:t xml:space="preserve">4. </w:t>
+      </w:r>
       <w:r>
         <w:rPr>
           <w:lang w:val="en-US"/>
         </w:rPr>
-        <w:t xml:space="preserve">4. PostgreSQL 16 Documentation. F.28. </w:t>
+        <w:t>PostgreSQL</w:t>
+      </w:r>
+      <w:r>
+        <w:t xml:space="preserve"> 16 </w:t>
+      </w:r>
+      <w:r>
+        <w:rPr>
+          <w:lang w:val="en-US"/>
+        </w:rPr>
+        <w:t>Documentation</w:t>
+      </w:r>
+      <w:r>
+        <w:t xml:space="preserve">. </w:t>
+      </w:r>
+      <w:r>
+        <w:rPr>
+          <w:lang w:val="en-US"/>
+        </w:rPr>
+        <w:t>F</w:t>
+      </w:r>
+      <w:r>
+        <w:t xml:space="preserve">.28. </w:t>
       </w:r>
       <w:proofErr w:type="spellStart"/>
       <w:r>
@@ -13753,16 +16439,7 @@
       </w:r>
       <w:proofErr w:type="spellEnd"/>
       <w:r>
-        <w:rPr>
-          <w:lang w:val="en-US"/>
-        </w:rPr>
-        <w:t xml:space="preserve">. </w:t>
-      </w:r>
-      <w:r>
-        <w:t>[Электронный ресурс] – URL:</w:t>
-      </w:r>
-      <w:r>
-        <w:t xml:space="preserve"> </w:t>
+        <w:t xml:space="preserve">. Электронный ресурс – URL: </w:t>
       </w:r>
       <w:hyperlink r:id="rId7" w:history="1">
         <w:r>
@@ -13789,10 +16466,7 @@
       </w:r>
       <w:proofErr w:type="spellEnd"/>
       <w:r>
-        <w:t xml:space="preserve"> [Электронный ресурс] – URL:</w:t>
-      </w:r>
-      <w:r>
-        <w:t xml:space="preserve"> </w:t>
+        <w:t xml:space="preserve"> Электронный ресурс – URL: </w:t>
       </w:r>
       <w:hyperlink r:id="rId8" w:history="1">
         <w:r>
@@ -13819,10 +16493,7 @@
       </w:r>
       <w:proofErr w:type="spellEnd"/>
       <w:r>
-        <w:t xml:space="preserve"> [Электронный ресурс] – URL:</w:t>
-      </w:r>
-      <w:r>
-        <w:t xml:space="preserve"> </w:t>
+        <w:t xml:space="preserve"> Электронный ресурс – URL: </w:t>
       </w:r>
       <w:hyperlink r:id="rId9" w:history="1">
         <w:r>
